--- a/docs/developpement/phases/word/PHASE_22_DECISIONS_DU_2026_10_01_ET_RECETTES.docx
+++ b/docs/developpement/phases/word/PHASE_22_DECISIONS_DU_2026_10_01_ET_RECETTES.docx
@@ -20,7 +20,7 @@
       <w:r>
         <w:t xml:space="preserve">FlaiX Expert · dossier de développement · généré le 2026-10-04 depuis le dépôt </w:t>
       </w:r>
-      <w:hyperlink w:history="1" r:id="rIdwue-4nv5btpbcmm_wjago">
+      <w:hyperlink w:history="1" r:id="rIdem9extpukt22gyb_ojyn7">
         <w:r>
           <w:rPr>
             <w:rStyle w:val="Hyperlink"/>
@@ -832,7 +832,7 @@
           <w:numId w:val="3"/>
         </w:numPr>
       </w:pPr>
-      <w:hyperlink w:history="1" r:id="rId58lcciyh5w6g-6lx8-3ee">
+      <w:hyperlink w:history="1" r:id="rIdf-5sqq8isab0gpqkne8xk">
         <w:r>
           <w:rPr>
             <w:rStyle w:val="Hyperlink"/>
@@ -852,7 +852,7 @@
           <w:numId w:val="3"/>
         </w:numPr>
       </w:pPr>
-      <w:hyperlink w:history="1" r:id="rIdlunyctcnqwsop6aatji93">
+      <w:hyperlink w:history="1" r:id="rIdmrjwbghasa4fk2ewcxhed">
         <w:r>
           <w:rPr>
             <w:rStyle w:val="Hyperlink"/>
@@ -872,7 +872,7 @@
           <w:numId w:val="3"/>
         </w:numPr>
       </w:pPr>
-      <w:hyperlink w:history="1" r:id="rIdtqryxkkuyl7hlhm_btrq2">
+      <w:hyperlink w:history="1" r:id="rId-ydoeq1dudw8opgn5shgj">
         <w:r>
           <w:rPr>
             <w:rStyle w:val="Hyperlink"/>
@@ -892,7 +892,7 @@
           <w:numId w:val="3"/>
         </w:numPr>
       </w:pPr>
-      <w:hyperlink w:history="1" r:id="rIdyygql0s3zmjmknfwp0jic">
+      <w:hyperlink w:history="1" r:id="rIdszeuihrbfegtszz_6dk7j">
         <w:r>
           <w:rPr>
             <w:rStyle w:val="Hyperlink"/>
@@ -940,7 +940,7 @@
       <w:r>
         <w:t xml:space="preserve"> — créé — </w:t>
       </w:r>
-      <w:hyperlink w:history="1" r:id="rIdobe_xqgfoeecon2f7tfag">
+      <w:hyperlink w:history="1" r:id="rIdvoizifpjsijrkrnuupcxm">
         <w:r>
           <w:rPr>
             <w:rStyle w:val="Hyperlink"/>
@@ -977,7 +977,7 @@
       <w:r>
         <w:t xml:space="preserve"> — créé — </w:t>
       </w:r>
-      <w:hyperlink w:history="1" r:id="rIdipn0d1ehmb1v5syz8yll3">
+      <w:hyperlink w:history="1" r:id="rIdhjt9yhj3ryy7cmh1vbljk">
         <w:r>
           <w:rPr>
             <w:rStyle w:val="Hyperlink"/>
@@ -1006,7 +1006,7 @@
       <w:r>
         <w:t xml:space="preserve"> — créé — </w:t>
       </w:r>
-      <w:hyperlink w:history="1" r:id="rIdu-ktuenixllmovrngtr-h">
+      <w:hyperlink w:history="1" r:id="rId6ds05cuyonfr0l2ixwcwa">
         <w:r>
           <w:rPr>
             <w:rStyle w:val="Hyperlink"/>
@@ -1043,7 +1043,7 @@
       <w:r>
         <w:t xml:space="preserve"> — modifié — </w:t>
       </w:r>
-      <w:hyperlink w:history="1" r:id="rIduru3btzbyeaio0rh_pmko">
+      <w:hyperlink w:history="1" r:id="rIdanylxzewwtp4zwnizhm4a">
         <w:r>
           <w:rPr>
             <w:rStyle w:val="Hyperlink"/>
@@ -1072,7 +1072,7 @@
       <w:r>
         <w:t xml:space="preserve"> — modifié — </w:t>
       </w:r>
-      <w:hyperlink w:history="1" r:id="rIdhnd9nbjunedy8t2rwkzp5">
+      <w:hyperlink w:history="1" r:id="rIdj7l9yp8nikkcrh6ajeaaf">
         <w:r>
           <w:rPr>
             <w:rStyle w:val="Hyperlink"/>
@@ -1101,7 +1101,7 @@
       <w:r>
         <w:t xml:space="preserve"> — modifié — </w:t>
       </w:r>
-      <w:hyperlink w:history="1" r:id="rIdfedo96ixrripjlw3vxz46">
+      <w:hyperlink w:history="1" r:id="rIdktdjuqdkeurmwjkrwppe5">
         <w:r>
           <w:rPr>
             <w:rStyle w:val="Hyperlink"/>
@@ -1130,7 +1130,7 @@
       <w:r>
         <w:t xml:space="preserve"> — modifié — </w:t>
       </w:r>
-      <w:hyperlink w:history="1" r:id="rIdiqzz7izdocewl82-hfsng">
+      <w:hyperlink w:history="1" r:id="rId-z4nmxrnhtbpoj9w-rd_f">
         <w:r>
           <w:rPr>
             <w:rStyle w:val="Hyperlink"/>
@@ -1159,7 +1159,7 @@
       <w:r>
         <w:t xml:space="preserve"> — créé — </w:t>
       </w:r>
-      <w:hyperlink w:history="1" r:id="rIdit7fq63rex5-1wxqms_sb">
+      <w:hyperlink w:history="1" r:id="rIdijcld47bgrryalpa7dd47">
         <w:r>
           <w:rPr>
             <w:rStyle w:val="Hyperlink"/>
@@ -1196,7 +1196,7 @@
       <w:r>
         <w:t xml:space="preserve"> — modifié — </w:t>
       </w:r>
-      <w:hyperlink w:history="1" r:id="rId1tqe_azqq4cpwehrbtfke">
+      <w:hyperlink w:history="1" r:id="rIdqrdsmjaxddpsm7gawwzhi">
         <w:r>
           <w:rPr>
             <w:rStyle w:val="Hyperlink"/>
@@ -1225,7 +1225,7 @@
       <w:r>
         <w:t xml:space="preserve"> — créé — </w:t>
       </w:r>
-      <w:hyperlink w:history="1" r:id="rId1yio4gjl7-xzbrcupycpi">
+      <w:hyperlink w:history="1" r:id="rId2spwkwfgwcuuiw2xr10rv">
         <w:r>
           <w:rPr>
             <w:rStyle w:val="Hyperlink"/>
@@ -1254,7 +1254,7 @@
       <w:r>
         <w:t xml:space="preserve"> — modifié — </w:t>
       </w:r>
-      <w:hyperlink w:history="1" r:id="rIdt6zilabqfw_a_kksewgcj">
+      <w:hyperlink w:history="1" r:id="rId5rv5jcxvre3czqt3xa8ye">
         <w:r>
           <w:rPr>
             <w:rStyle w:val="Hyperlink"/>
@@ -1283,7 +1283,7 @@
       <w:r>
         <w:t xml:space="preserve"> — modifié — </w:t>
       </w:r>
-      <w:hyperlink w:history="1" r:id="rIdwvaysg_22mafmtzrdgmpa">
+      <w:hyperlink w:history="1" r:id="rIdal8ishype6xgv81_sogfu">
         <w:r>
           <w:rPr>
             <w:rStyle w:val="Hyperlink"/>
@@ -1320,7 +1320,7 @@
       <w:r>
         <w:t xml:space="preserve"> — modifié — </w:t>
       </w:r>
-      <w:hyperlink w:history="1" r:id="rIdhvhecoj1wph0je0kbmnk-">
+      <w:hyperlink w:history="1" r:id="rIdmdce902j8ciq1wyqsiwgt">
         <w:r>
           <w:rPr>
             <w:rStyle w:val="Hyperlink"/>
@@ -1349,7 +1349,7 @@
       <w:r>
         <w:t xml:space="preserve"> — modifié — </w:t>
       </w:r>
-      <w:hyperlink w:history="1" r:id="rIdtpszhvi3wbfmhls9pmu3y">
+      <w:hyperlink w:history="1" r:id="rIdkycqnyfxdvhiy7_mwpgt8">
         <w:r>
           <w:rPr>
             <w:rStyle w:val="Hyperlink"/>
@@ -1378,7 +1378,7 @@
       <w:r>
         <w:t xml:space="preserve"> — créé — </w:t>
       </w:r>
-      <w:hyperlink w:history="1" r:id="rIdioizmi3b5jyoolyg5x4wi">
+      <w:hyperlink w:history="1" r:id="rIdwpqkxpavvgyyudmdm2odt">
         <w:r>
           <w:rPr>
             <w:rStyle w:val="Hyperlink"/>
@@ -1415,7 +1415,7 @@
       <w:r>
         <w:t xml:space="preserve"> — modifié — </w:t>
       </w:r>
-      <w:hyperlink w:history="1" r:id="rIdzehnn0nse_gxt6l5cd4_m">
+      <w:hyperlink w:history="1" r:id="rIdfvzcqsoyahogxfmvs-pd0">
         <w:r>
           <w:rPr>
             <w:rStyle w:val="Hyperlink"/>

--- a/docs/developpement/phases/word/PHASE_22_DECISIONS_DU_2026_10_01_ET_RECETTES.docx
+++ b/docs/developpement/phases/word/PHASE_22_DECISIONS_DU_2026_10_01_ET_RECETTES.docx
@@ -20,7 +20,7 @@
       <w:r>
         <w:t xml:space="preserve">FlaiX Expert · dossier de développement · généré le 2026-10-04 depuis le dépôt </w:t>
       </w:r>
-      <w:hyperlink w:history="1" r:id="rIdem9extpukt22gyb_ojyn7">
+      <w:hyperlink w:history="1" r:id="rIddidchywekzhnjcwdmfpp8">
         <w:r>
           <w:rPr>
             <w:rStyle w:val="Hyperlink"/>
@@ -832,7 +832,7 @@
           <w:numId w:val="3"/>
         </w:numPr>
       </w:pPr>
-      <w:hyperlink w:history="1" r:id="rIdf-5sqq8isab0gpqkne8xk">
+      <w:hyperlink w:history="1" r:id="rIdq0m3ydmwmbze3kv4jvnc0">
         <w:r>
           <w:rPr>
             <w:rStyle w:val="Hyperlink"/>
@@ -852,7 +852,7 @@
           <w:numId w:val="3"/>
         </w:numPr>
       </w:pPr>
-      <w:hyperlink w:history="1" r:id="rIdmrjwbghasa4fk2ewcxhed">
+      <w:hyperlink w:history="1" r:id="rIdctuulxqcoh-xybebc9ccg">
         <w:r>
           <w:rPr>
             <w:rStyle w:val="Hyperlink"/>
@@ -872,7 +872,7 @@
           <w:numId w:val="3"/>
         </w:numPr>
       </w:pPr>
-      <w:hyperlink w:history="1" r:id="rId-ydoeq1dudw8opgn5shgj">
+      <w:hyperlink w:history="1" r:id="rId8klfghhwbf8nzopjwwqmn">
         <w:r>
           <w:rPr>
             <w:rStyle w:val="Hyperlink"/>
@@ -892,7 +892,7 @@
           <w:numId w:val="3"/>
         </w:numPr>
       </w:pPr>
-      <w:hyperlink w:history="1" r:id="rIdszeuihrbfegtszz_6dk7j">
+      <w:hyperlink w:history="1" r:id="rIdvesr9hglens5ob_2uu1b2">
         <w:r>
           <w:rPr>
             <w:rStyle w:val="Hyperlink"/>
@@ -940,7 +940,7 @@
       <w:r>
         <w:t xml:space="preserve"> — créé — </w:t>
       </w:r>
-      <w:hyperlink w:history="1" r:id="rIdvoizifpjsijrkrnuupcxm">
+      <w:hyperlink w:history="1" r:id="rIdnyrapmexilvgoivar8rvo">
         <w:r>
           <w:rPr>
             <w:rStyle w:val="Hyperlink"/>
@@ -977,7 +977,7 @@
       <w:r>
         <w:t xml:space="preserve"> — créé — </w:t>
       </w:r>
-      <w:hyperlink w:history="1" r:id="rIdhjt9yhj3ryy7cmh1vbljk">
+      <w:hyperlink w:history="1" r:id="rId9hfi61k0fqqc_3pt-yxpl">
         <w:r>
           <w:rPr>
             <w:rStyle w:val="Hyperlink"/>
@@ -1006,7 +1006,7 @@
       <w:r>
         <w:t xml:space="preserve"> — créé — </w:t>
       </w:r>
-      <w:hyperlink w:history="1" r:id="rId6ds05cuyonfr0l2ixwcwa">
+      <w:hyperlink w:history="1" r:id="rIdtszwhkup9wliavjcqvvpx">
         <w:r>
           <w:rPr>
             <w:rStyle w:val="Hyperlink"/>
@@ -1043,7 +1043,7 @@
       <w:r>
         <w:t xml:space="preserve"> — modifié — </w:t>
       </w:r>
-      <w:hyperlink w:history="1" r:id="rIdanylxzewwtp4zwnizhm4a">
+      <w:hyperlink w:history="1" r:id="rId5ngkiqsmnuf2dllz03_bj">
         <w:r>
           <w:rPr>
             <w:rStyle w:val="Hyperlink"/>
@@ -1072,7 +1072,7 @@
       <w:r>
         <w:t xml:space="preserve"> — modifié — </w:t>
       </w:r>
-      <w:hyperlink w:history="1" r:id="rIdj7l9yp8nikkcrh6ajeaaf">
+      <w:hyperlink w:history="1" r:id="rId_wkdlgeunmcilys8kd3qc">
         <w:r>
           <w:rPr>
             <w:rStyle w:val="Hyperlink"/>
@@ -1101,7 +1101,7 @@
       <w:r>
         <w:t xml:space="preserve"> — modifié — </w:t>
       </w:r>
-      <w:hyperlink w:history="1" r:id="rIdktdjuqdkeurmwjkrwppe5">
+      <w:hyperlink w:history="1" r:id="rIdil-sfkeplvjah-isy2o7n">
         <w:r>
           <w:rPr>
             <w:rStyle w:val="Hyperlink"/>
@@ -1130,7 +1130,7 @@
       <w:r>
         <w:t xml:space="preserve"> — modifié — </w:t>
       </w:r>
-      <w:hyperlink w:history="1" r:id="rId-z4nmxrnhtbpoj9w-rd_f">
+      <w:hyperlink w:history="1" r:id="rId2qukawecufvwjiph9ltiy">
         <w:r>
           <w:rPr>
             <w:rStyle w:val="Hyperlink"/>
@@ -1159,7 +1159,7 @@
       <w:r>
         <w:t xml:space="preserve"> — créé — </w:t>
       </w:r>
-      <w:hyperlink w:history="1" r:id="rIdijcld47bgrryalpa7dd47">
+      <w:hyperlink w:history="1" r:id="rIdrgx7pic6dvdqaypd-waw1">
         <w:r>
           <w:rPr>
             <w:rStyle w:val="Hyperlink"/>
@@ -1196,7 +1196,7 @@
       <w:r>
         <w:t xml:space="preserve"> — modifié — </w:t>
       </w:r>
-      <w:hyperlink w:history="1" r:id="rIdqrdsmjaxddpsm7gawwzhi">
+      <w:hyperlink w:history="1" r:id="rIdfvi9zqntr5yk5-jyh7ahn">
         <w:r>
           <w:rPr>
             <w:rStyle w:val="Hyperlink"/>
@@ -1225,7 +1225,7 @@
       <w:r>
         <w:t xml:space="preserve"> — créé — </w:t>
       </w:r>
-      <w:hyperlink w:history="1" r:id="rId2spwkwfgwcuuiw2xr10rv">
+      <w:hyperlink w:history="1" r:id="rIdrrzc4k4c9ff3awogliaj6">
         <w:r>
           <w:rPr>
             <w:rStyle w:val="Hyperlink"/>
@@ -1254,7 +1254,7 @@
       <w:r>
         <w:t xml:space="preserve"> — modifié — </w:t>
       </w:r>
-      <w:hyperlink w:history="1" r:id="rId5rv5jcxvre3czqt3xa8ye">
+      <w:hyperlink w:history="1" r:id="rIdbnypxp3j0em05ny0hxqx1">
         <w:r>
           <w:rPr>
             <w:rStyle w:val="Hyperlink"/>
@@ -1283,7 +1283,7 @@
       <w:r>
         <w:t xml:space="preserve"> — modifié — </w:t>
       </w:r>
-      <w:hyperlink w:history="1" r:id="rIdal8ishype6xgv81_sogfu">
+      <w:hyperlink w:history="1" r:id="rId7a308gnpvlem2mpe_1-7t">
         <w:r>
           <w:rPr>
             <w:rStyle w:val="Hyperlink"/>
@@ -1320,7 +1320,7 @@
       <w:r>
         <w:t xml:space="preserve"> — modifié — </w:t>
       </w:r>
-      <w:hyperlink w:history="1" r:id="rIdmdce902j8ciq1wyqsiwgt">
+      <w:hyperlink w:history="1" r:id="rIdb5u7fidr7iawcevi2pizo">
         <w:r>
           <w:rPr>
             <w:rStyle w:val="Hyperlink"/>
@@ -1349,7 +1349,7 @@
       <w:r>
         <w:t xml:space="preserve"> — modifié — </w:t>
       </w:r>
-      <w:hyperlink w:history="1" r:id="rIdkycqnyfxdvhiy7_mwpgt8">
+      <w:hyperlink w:history="1" r:id="rIdicu0ed5p2chjx6q8uoyh4">
         <w:r>
           <w:rPr>
             <w:rStyle w:val="Hyperlink"/>
@@ -1378,7 +1378,7 @@
       <w:r>
         <w:t xml:space="preserve"> — créé — </w:t>
       </w:r>
-      <w:hyperlink w:history="1" r:id="rIdwpqkxpavvgyyudmdm2odt">
+      <w:hyperlink w:history="1" r:id="rIdw1othcj2u1ewvq8khpacv">
         <w:r>
           <w:rPr>
             <w:rStyle w:val="Hyperlink"/>
@@ -1415,7 +1415,7 @@
       <w:r>
         <w:t xml:space="preserve"> — modifié — </w:t>
       </w:r>
-      <w:hyperlink w:history="1" r:id="rIdfvzcqsoyahogxfmvs-pd0">
+      <w:hyperlink w:history="1" r:id="rIdw_iht_lqfjclef6oz3y0q">
         <w:r>
           <w:rPr>
             <w:rStyle w:val="Hyperlink"/>

--- a/docs/developpement/phases/word/PHASE_22_DECISIONS_DU_2026_10_01_ET_RECETTES.docx
+++ b/docs/developpement/phases/word/PHASE_22_DECISIONS_DU_2026_10_01_ET_RECETTES.docx
@@ -20,7 +20,7 @@
       <w:r>
         <w:t xml:space="preserve">FlaiX Expert · dossier de développement · généré le 2026-10-04 depuis le dépôt </w:t>
       </w:r>
-      <w:hyperlink w:history="1" r:id="rIddidchywekzhnjcwdmfpp8">
+      <w:hyperlink w:history="1" r:id="rIdvwprfljraae0bc2ecgpch">
         <w:r>
           <w:rPr>
             <w:rStyle w:val="Hyperlink"/>
@@ -832,7 +832,7 @@
           <w:numId w:val="3"/>
         </w:numPr>
       </w:pPr>
-      <w:hyperlink w:history="1" r:id="rIdq0m3ydmwmbze3kv4jvnc0">
+      <w:hyperlink w:history="1" r:id="rIdqsmixanqdqunhkzvcbn8v">
         <w:r>
           <w:rPr>
             <w:rStyle w:val="Hyperlink"/>
@@ -852,7 +852,7 @@
           <w:numId w:val="3"/>
         </w:numPr>
       </w:pPr>
-      <w:hyperlink w:history="1" r:id="rIdctuulxqcoh-xybebc9ccg">
+      <w:hyperlink w:history="1" r:id="rId0fv7ivlkbtmsnracd_9mr">
         <w:r>
           <w:rPr>
             <w:rStyle w:val="Hyperlink"/>
@@ -872,7 +872,7 @@
           <w:numId w:val="3"/>
         </w:numPr>
       </w:pPr>
-      <w:hyperlink w:history="1" r:id="rId8klfghhwbf8nzopjwwqmn">
+      <w:hyperlink w:history="1" r:id="rIdykywz3xmeherpt_vanlii">
         <w:r>
           <w:rPr>
             <w:rStyle w:val="Hyperlink"/>
@@ -892,7 +892,7 @@
           <w:numId w:val="3"/>
         </w:numPr>
       </w:pPr>
-      <w:hyperlink w:history="1" r:id="rIdvesr9hglens5ob_2uu1b2">
+      <w:hyperlink w:history="1" r:id="rIdwl_mn5lhn55lcixmglojc">
         <w:r>
           <w:rPr>
             <w:rStyle w:val="Hyperlink"/>
@@ -940,7 +940,7 @@
       <w:r>
         <w:t xml:space="preserve"> — créé — </w:t>
       </w:r>
-      <w:hyperlink w:history="1" r:id="rIdnyrapmexilvgoivar8rvo">
+      <w:hyperlink w:history="1" r:id="rIdhg9073d7ywwnc3ihgdcga">
         <w:r>
           <w:rPr>
             <w:rStyle w:val="Hyperlink"/>
@@ -977,7 +977,7 @@
       <w:r>
         <w:t xml:space="preserve"> — créé — </w:t>
       </w:r>
-      <w:hyperlink w:history="1" r:id="rId9hfi61k0fqqc_3pt-yxpl">
+      <w:hyperlink w:history="1" r:id="rIdzgw6iorj2plrvkimbpgv2">
         <w:r>
           <w:rPr>
             <w:rStyle w:val="Hyperlink"/>
@@ -1006,7 +1006,7 @@
       <w:r>
         <w:t xml:space="preserve"> — créé — </w:t>
       </w:r>
-      <w:hyperlink w:history="1" r:id="rIdtszwhkup9wliavjcqvvpx">
+      <w:hyperlink w:history="1" r:id="rIdmrnuqzwhxuw2yfsfuf2nc">
         <w:r>
           <w:rPr>
             <w:rStyle w:val="Hyperlink"/>
@@ -1043,7 +1043,7 @@
       <w:r>
         <w:t xml:space="preserve"> — modifié — </w:t>
       </w:r>
-      <w:hyperlink w:history="1" r:id="rId5ngkiqsmnuf2dllz03_bj">
+      <w:hyperlink w:history="1" r:id="rIdslvulf0j_ytaumxvwvyhz">
         <w:r>
           <w:rPr>
             <w:rStyle w:val="Hyperlink"/>
@@ -1072,7 +1072,7 @@
       <w:r>
         <w:t xml:space="preserve"> — modifié — </w:t>
       </w:r>
-      <w:hyperlink w:history="1" r:id="rId_wkdlgeunmcilys8kd3qc">
+      <w:hyperlink w:history="1" r:id="rIdso7sejv5owpnyn0kylffw">
         <w:r>
           <w:rPr>
             <w:rStyle w:val="Hyperlink"/>
@@ -1101,7 +1101,7 @@
       <w:r>
         <w:t xml:space="preserve"> — modifié — </w:t>
       </w:r>
-      <w:hyperlink w:history="1" r:id="rIdil-sfkeplvjah-isy2o7n">
+      <w:hyperlink w:history="1" r:id="rIdkvy5uc7dmh0ccka6zhuw-">
         <w:r>
           <w:rPr>
             <w:rStyle w:val="Hyperlink"/>
@@ -1130,7 +1130,7 @@
       <w:r>
         <w:t xml:space="preserve"> — modifié — </w:t>
       </w:r>
-      <w:hyperlink w:history="1" r:id="rId2qukawecufvwjiph9ltiy">
+      <w:hyperlink w:history="1" r:id="rIdmwgbmbonwkvxs0ypxxnq4">
         <w:r>
           <w:rPr>
             <w:rStyle w:val="Hyperlink"/>
@@ -1159,7 +1159,7 @@
       <w:r>
         <w:t xml:space="preserve"> — créé — </w:t>
       </w:r>
-      <w:hyperlink w:history="1" r:id="rIdrgx7pic6dvdqaypd-waw1">
+      <w:hyperlink w:history="1" r:id="rIds7ngz41-jzhgufhqs_ztl">
         <w:r>
           <w:rPr>
             <w:rStyle w:val="Hyperlink"/>
@@ -1196,7 +1196,7 @@
       <w:r>
         <w:t xml:space="preserve"> — modifié — </w:t>
       </w:r>
-      <w:hyperlink w:history="1" r:id="rIdfvi9zqntr5yk5-jyh7ahn">
+      <w:hyperlink w:history="1" r:id="rIdhyuojgyc8u-bvs5r6wpfp">
         <w:r>
           <w:rPr>
             <w:rStyle w:val="Hyperlink"/>
@@ -1225,7 +1225,7 @@
       <w:r>
         <w:t xml:space="preserve"> — créé — </w:t>
       </w:r>
-      <w:hyperlink w:history="1" r:id="rIdrrzc4k4c9ff3awogliaj6">
+      <w:hyperlink w:history="1" r:id="rIddzar1yapyj0cizocedulq">
         <w:r>
           <w:rPr>
             <w:rStyle w:val="Hyperlink"/>
@@ -1254,7 +1254,7 @@
       <w:r>
         <w:t xml:space="preserve"> — modifié — </w:t>
       </w:r>
-      <w:hyperlink w:history="1" r:id="rIdbnypxp3j0em05ny0hxqx1">
+      <w:hyperlink w:history="1" r:id="rId8hs2zluvmwixnf6wg3ewp">
         <w:r>
           <w:rPr>
             <w:rStyle w:val="Hyperlink"/>
@@ -1283,7 +1283,7 @@
       <w:r>
         <w:t xml:space="preserve"> — modifié — </w:t>
       </w:r>
-      <w:hyperlink w:history="1" r:id="rId7a308gnpvlem2mpe_1-7t">
+      <w:hyperlink w:history="1" r:id="rIdpyljgys2rgi7c6gx1hcmt">
         <w:r>
           <w:rPr>
             <w:rStyle w:val="Hyperlink"/>
@@ -1320,7 +1320,7 @@
       <w:r>
         <w:t xml:space="preserve"> — modifié — </w:t>
       </w:r>
-      <w:hyperlink w:history="1" r:id="rIdb5u7fidr7iawcevi2pizo">
+      <w:hyperlink w:history="1" r:id="rIduanchq_qil4ytnqv4yr8a">
         <w:r>
           <w:rPr>
             <w:rStyle w:val="Hyperlink"/>
@@ -1349,7 +1349,7 @@
       <w:r>
         <w:t xml:space="preserve"> — modifié — </w:t>
       </w:r>
-      <w:hyperlink w:history="1" r:id="rIdicu0ed5p2chjx6q8uoyh4">
+      <w:hyperlink w:history="1" r:id="rIdvzm6ojxyhtoqgdqn4hpoa">
         <w:r>
           <w:rPr>
             <w:rStyle w:val="Hyperlink"/>
@@ -1378,7 +1378,7 @@
       <w:r>
         <w:t xml:space="preserve"> — créé — </w:t>
       </w:r>
-      <w:hyperlink w:history="1" r:id="rIdw1othcj2u1ewvq8khpacv">
+      <w:hyperlink w:history="1" r:id="rIdtascbxtoa-8kabt8wc_q7">
         <w:r>
           <w:rPr>
             <w:rStyle w:val="Hyperlink"/>
@@ -1415,7 +1415,7 @@
       <w:r>
         <w:t xml:space="preserve"> — modifié — </w:t>
       </w:r>
-      <w:hyperlink w:history="1" r:id="rIdw_iht_lqfjclef6oz3y0q">
+      <w:hyperlink w:history="1" r:id="rIdy8soyi6ikvhii4pitaj12">
         <w:r>
           <w:rPr>
             <w:rStyle w:val="Hyperlink"/>

--- a/docs/developpement/phases/word/PHASE_22_DECISIONS_DU_2026_10_01_ET_RECETTES.docx
+++ b/docs/developpement/phases/word/PHASE_22_DECISIONS_DU_2026_10_01_ET_RECETTES.docx
@@ -20,7 +20,7 @@
       <w:r>
         <w:t xml:space="preserve">FlaiX Expert · dossier de développement · généré le 2026-10-04 depuis le dépôt </w:t>
       </w:r>
-      <w:hyperlink w:history="1" r:id="rIdvwprfljraae0bc2ecgpch">
+      <w:hyperlink w:history="1" r:id="rIdewonzctrlo4tbvcegzq1h">
         <w:r>
           <w:rPr>
             <w:rStyle w:val="Hyperlink"/>
@@ -832,7 +832,7 @@
           <w:numId w:val="3"/>
         </w:numPr>
       </w:pPr>
-      <w:hyperlink w:history="1" r:id="rIdqsmixanqdqunhkzvcbn8v">
+      <w:hyperlink w:history="1" r:id="rIdlp0eec5g93k2zngzealhh">
         <w:r>
           <w:rPr>
             <w:rStyle w:val="Hyperlink"/>
@@ -852,7 +852,7 @@
           <w:numId w:val="3"/>
         </w:numPr>
       </w:pPr>
-      <w:hyperlink w:history="1" r:id="rId0fv7ivlkbtmsnracd_9mr">
+      <w:hyperlink w:history="1" r:id="rIdxhqa0wpxhjitvlt6ut29v">
         <w:r>
           <w:rPr>
             <w:rStyle w:val="Hyperlink"/>
@@ -872,7 +872,7 @@
           <w:numId w:val="3"/>
         </w:numPr>
       </w:pPr>
-      <w:hyperlink w:history="1" r:id="rIdykywz3xmeherpt_vanlii">
+      <w:hyperlink w:history="1" r:id="rId_atdgveyjnnqwdtwxoetc">
         <w:r>
           <w:rPr>
             <w:rStyle w:val="Hyperlink"/>
@@ -892,7 +892,7 @@
           <w:numId w:val="3"/>
         </w:numPr>
       </w:pPr>
-      <w:hyperlink w:history="1" r:id="rIdwl_mn5lhn55lcixmglojc">
+      <w:hyperlink w:history="1" r:id="rIderpj29z8wl2etj9d2jxqi">
         <w:r>
           <w:rPr>
             <w:rStyle w:val="Hyperlink"/>
@@ -940,7 +940,7 @@
       <w:r>
         <w:t xml:space="preserve"> — créé — </w:t>
       </w:r>
-      <w:hyperlink w:history="1" r:id="rIdhg9073d7ywwnc3ihgdcga">
+      <w:hyperlink w:history="1" r:id="rId869weugqlsgjyea06pun_">
         <w:r>
           <w:rPr>
             <w:rStyle w:val="Hyperlink"/>
@@ -977,7 +977,7 @@
       <w:r>
         <w:t xml:space="preserve"> — créé — </w:t>
       </w:r>
-      <w:hyperlink w:history="1" r:id="rIdzgw6iorj2plrvkimbpgv2">
+      <w:hyperlink w:history="1" r:id="rIdvwa4ko-pd9_h17fbmc5nc">
         <w:r>
           <w:rPr>
             <w:rStyle w:val="Hyperlink"/>
@@ -1006,7 +1006,7 @@
       <w:r>
         <w:t xml:space="preserve"> — créé — </w:t>
       </w:r>
-      <w:hyperlink w:history="1" r:id="rIdmrnuqzwhxuw2yfsfuf2nc">
+      <w:hyperlink w:history="1" r:id="rIdtric2jsyoo9cjl3ksoj22">
         <w:r>
           <w:rPr>
             <w:rStyle w:val="Hyperlink"/>
@@ -1043,7 +1043,7 @@
       <w:r>
         <w:t xml:space="preserve"> — modifié — </w:t>
       </w:r>
-      <w:hyperlink w:history="1" r:id="rIdslvulf0j_ytaumxvwvyhz">
+      <w:hyperlink w:history="1" r:id="rIdgzsxqie6wxjux2bhgsana">
         <w:r>
           <w:rPr>
             <w:rStyle w:val="Hyperlink"/>
@@ -1072,7 +1072,7 @@
       <w:r>
         <w:t xml:space="preserve"> — modifié — </w:t>
       </w:r>
-      <w:hyperlink w:history="1" r:id="rIdso7sejv5owpnyn0kylffw">
+      <w:hyperlink w:history="1" r:id="rIdbzs6vd8n2jepnpcnd3r_0">
         <w:r>
           <w:rPr>
             <w:rStyle w:val="Hyperlink"/>
@@ -1101,7 +1101,7 @@
       <w:r>
         <w:t xml:space="preserve"> — modifié — </w:t>
       </w:r>
-      <w:hyperlink w:history="1" r:id="rIdkvy5uc7dmh0ccka6zhuw-">
+      <w:hyperlink w:history="1" r:id="rIdfdmf8i65yhzmwcatttfku">
         <w:r>
           <w:rPr>
             <w:rStyle w:val="Hyperlink"/>
@@ -1130,7 +1130,7 @@
       <w:r>
         <w:t xml:space="preserve"> — modifié — </w:t>
       </w:r>
-      <w:hyperlink w:history="1" r:id="rIdmwgbmbonwkvxs0ypxxnq4">
+      <w:hyperlink w:history="1" r:id="rIdhmcggtohybegmwvdls_qj">
         <w:r>
           <w:rPr>
             <w:rStyle w:val="Hyperlink"/>
@@ -1159,7 +1159,7 @@
       <w:r>
         <w:t xml:space="preserve"> — créé — </w:t>
       </w:r>
-      <w:hyperlink w:history="1" r:id="rIds7ngz41-jzhgufhqs_ztl">
+      <w:hyperlink w:history="1" r:id="rId1hnocymd-oi0egjpueoeg">
         <w:r>
           <w:rPr>
             <w:rStyle w:val="Hyperlink"/>
@@ -1196,7 +1196,7 @@
       <w:r>
         <w:t xml:space="preserve"> — modifié — </w:t>
       </w:r>
-      <w:hyperlink w:history="1" r:id="rIdhyuojgyc8u-bvs5r6wpfp">
+      <w:hyperlink w:history="1" r:id="rIdfkoym0uy6qis-llfe3ewb">
         <w:r>
           <w:rPr>
             <w:rStyle w:val="Hyperlink"/>
@@ -1225,7 +1225,7 @@
       <w:r>
         <w:t xml:space="preserve"> — créé — </w:t>
       </w:r>
-      <w:hyperlink w:history="1" r:id="rIddzar1yapyj0cizocedulq">
+      <w:hyperlink w:history="1" r:id="rIdh4g8u_clzxsu8i41cnxnx">
         <w:r>
           <w:rPr>
             <w:rStyle w:val="Hyperlink"/>
@@ -1254,7 +1254,7 @@
       <w:r>
         <w:t xml:space="preserve"> — modifié — </w:t>
       </w:r>
-      <w:hyperlink w:history="1" r:id="rId8hs2zluvmwixnf6wg3ewp">
+      <w:hyperlink w:history="1" r:id="rIdfbhaqfc5vhxr5jjesq50m">
         <w:r>
           <w:rPr>
             <w:rStyle w:val="Hyperlink"/>
@@ -1283,7 +1283,7 @@
       <w:r>
         <w:t xml:space="preserve"> — modifié — </w:t>
       </w:r>
-      <w:hyperlink w:history="1" r:id="rIdpyljgys2rgi7c6gx1hcmt">
+      <w:hyperlink w:history="1" r:id="rIdp1bydlkwocmssvks7jad_">
         <w:r>
           <w:rPr>
             <w:rStyle w:val="Hyperlink"/>
@@ -1320,7 +1320,7 @@
       <w:r>
         <w:t xml:space="preserve"> — modifié — </w:t>
       </w:r>
-      <w:hyperlink w:history="1" r:id="rIduanchq_qil4ytnqv4yr8a">
+      <w:hyperlink w:history="1" r:id="rIdrqxvfiz9nedyo1vgyo0ja">
         <w:r>
           <w:rPr>
             <w:rStyle w:val="Hyperlink"/>
@@ -1349,7 +1349,7 @@
       <w:r>
         <w:t xml:space="preserve"> — modifié — </w:t>
       </w:r>
-      <w:hyperlink w:history="1" r:id="rIdvzm6ojxyhtoqgdqn4hpoa">
+      <w:hyperlink w:history="1" r:id="rIdybujrrlbslv_2j6jsmuv7">
         <w:r>
           <w:rPr>
             <w:rStyle w:val="Hyperlink"/>
@@ -1378,7 +1378,7 @@
       <w:r>
         <w:t xml:space="preserve"> — créé — </w:t>
       </w:r>
-      <w:hyperlink w:history="1" r:id="rIdtascbxtoa-8kabt8wc_q7">
+      <w:hyperlink w:history="1" r:id="rId74hqkuoithcg4wnjwvxby">
         <w:r>
           <w:rPr>
             <w:rStyle w:val="Hyperlink"/>
@@ -1415,7 +1415,7 @@
       <w:r>
         <w:t xml:space="preserve"> — modifié — </w:t>
       </w:r>
-      <w:hyperlink w:history="1" r:id="rIdy8soyi6ikvhii4pitaj12">
+      <w:hyperlink w:history="1" r:id="rIdcb0vghq6dkivi1etwmlyz">
         <w:r>
           <w:rPr>
             <w:rStyle w:val="Hyperlink"/>

--- a/docs/developpement/phases/word/PHASE_22_DECISIONS_DU_2026_10_01_ET_RECETTES.docx
+++ b/docs/developpement/phases/word/PHASE_22_DECISIONS_DU_2026_10_01_ET_RECETTES.docx
@@ -20,7 +20,7 @@
       <w:r>
         <w:t xml:space="preserve">FlaiX Expert · dossier de développement · généré le 2026-10-04 depuis le dépôt </w:t>
       </w:r>
-      <w:hyperlink w:history="1" r:id="rIdewonzctrlo4tbvcegzq1h">
+      <w:hyperlink w:history="1" r:id="rId5viy5ux_rcm0aw-uvkckd">
         <w:r>
           <w:rPr>
             <w:rStyle w:val="Hyperlink"/>
@@ -832,7 +832,7 @@
           <w:numId w:val="3"/>
         </w:numPr>
       </w:pPr>
-      <w:hyperlink w:history="1" r:id="rIdlp0eec5g93k2zngzealhh">
+      <w:hyperlink w:history="1" r:id="rIdoddyppcjh6-zpd8la7kch">
         <w:r>
           <w:rPr>
             <w:rStyle w:val="Hyperlink"/>
@@ -852,7 +852,7 @@
           <w:numId w:val="3"/>
         </w:numPr>
       </w:pPr>
-      <w:hyperlink w:history="1" r:id="rIdxhqa0wpxhjitvlt6ut29v">
+      <w:hyperlink w:history="1" r:id="rIdsxrgnluu-aocief2nbfr2">
         <w:r>
           <w:rPr>
             <w:rStyle w:val="Hyperlink"/>
@@ -872,7 +872,7 @@
           <w:numId w:val="3"/>
         </w:numPr>
       </w:pPr>
-      <w:hyperlink w:history="1" r:id="rId_atdgveyjnnqwdtwxoetc">
+      <w:hyperlink w:history="1" r:id="rIdx_p3ug4rkwz06lqfztq1c">
         <w:r>
           <w:rPr>
             <w:rStyle w:val="Hyperlink"/>
@@ -892,7 +892,7 @@
           <w:numId w:val="3"/>
         </w:numPr>
       </w:pPr>
-      <w:hyperlink w:history="1" r:id="rIderpj29z8wl2etj9d2jxqi">
+      <w:hyperlink w:history="1" r:id="rIdgwq-qthk9tscwxoyppbch">
         <w:r>
           <w:rPr>
             <w:rStyle w:val="Hyperlink"/>
@@ -940,7 +940,7 @@
       <w:r>
         <w:t xml:space="preserve"> — créé — </w:t>
       </w:r>
-      <w:hyperlink w:history="1" r:id="rId869weugqlsgjyea06pun_">
+      <w:hyperlink w:history="1" r:id="rIdzpbgoolscpviosk23si1n">
         <w:r>
           <w:rPr>
             <w:rStyle w:val="Hyperlink"/>
@@ -977,7 +977,7 @@
       <w:r>
         <w:t xml:space="preserve"> — créé — </w:t>
       </w:r>
-      <w:hyperlink w:history="1" r:id="rIdvwa4ko-pd9_h17fbmc5nc">
+      <w:hyperlink w:history="1" r:id="rIdxvaw6afz4e5mfdjy1dolb">
         <w:r>
           <w:rPr>
             <w:rStyle w:val="Hyperlink"/>
@@ -1006,7 +1006,7 @@
       <w:r>
         <w:t xml:space="preserve"> — créé — </w:t>
       </w:r>
-      <w:hyperlink w:history="1" r:id="rIdtric2jsyoo9cjl3ksoj22">
+      <w:hyperlink w:history="1" r:id="rIdqz6tjme44w6ohqav_u5kb">
         <w:r>
           <w:rPr>
             <w:rStyle w:val="Hyperlink"/>
@@ -1043,7 +1043,7 @@
       <w:r>
         <w:t xml:space="preserve"> — modifié — </w:t>
       </w:r>
-      <w:hyperlink w:history="1" r:id="rIdgzsxqie6wxjux2bhgsana">
+      <w:hyperlink w:history="1" r:id="rId8s46y5segemknxfpemyhx">
         <w:r>
           <w:rPr>
             <w:rStyle w:val="Hyperlink"/>
@@ -1072,7 +1072,7 @@
       <w:r>
         <w:t xml:space="preserve"> — modifié — </w:t>
       </w:r>
-      <w:hyperlink w:history="1" r:id="rIdbzs6vd8n2jepnpcnd3r_0">
+      <w:hyperlink w:history="1" r:id="rId5hogvg4zsqdy50rm3he4t">
         <w:r>
           <w:rPr>
             <w:rStyle w:val="Hyperlink"/>
@@ -1101,7 +1101,7 @@
       <w:r>
         <w:t xml:space="preserve"> — modifié — </w:t>
       </w:r>
-      <w:hyperlink w:history="1" r:id="rIdfdmf8i65yhzmwcatttfku">
+      <w:hyperlink w:history="1" r:id="rIdwfd0tiub6-b2ko-umwgbg">
         <w:r>
           <w:rPr>
             <w:rStyle w:val="Hyperlink"/>
@@ -1130,7 +1130,7 @@
       <w:r>
         <w:t xml:space="preserve"> — modifié — </w:t>
       </w:r>
-      <w:hyperlink w:history="1" r:id="rIdhmcggtohybegmwvdls_qj">
+      <w:hyperlink w:history="1" r:id="rIdwfuq1vh7kz7vfl6hbdyx9">
         <w:r>
           <w:rPr>
             <w:rStyle w:val="Hyperlink"/>
@@ -1159,7 +1159,7 @@
       <w:r>
         <w:t xml:space="preserve"> — créé — </w:t>
       </w:r>
-      <w:hyperlink w:history="1" r:id="rId1hnocymd-oi0egjpueoeg">
+      <w:hyperlink w:history="1" r:id="rIdaqnx5hhwe024uipsvppkn">
         <w:r>
           <w:rPr>
             <w:rStyle w:val="Hyperlink"/>
@@ -1196,7 +1196,7 @@
       <w:r>
         <w:t xml:space="preserve"> — modifié — </w:t>
       </w:r>
-      <w:hyperlink w:history="1" r:id="rIdfkoym0uy6qis-llfe3ewb">
+      <w:hyperlink w:history="1" r:id="rIdmgiszxcg8kehxmgq6n5pd">
         <w:r>
           <w:rPr>
             <w:rStyle w:val="Hyperlink"/>
@@ -1225,7 +1225,7 @@
       <w:r>
         <w:t xml:space="preserve"> — créé — </w:t>
       </w:r>
-      <w:hyperlink w:history="1" r:id="rIdh4g8u_clzxsu8i41cnxnx">
+      <w:hyperlink w:history="1" r:id="rIdbwkj8fljppwx3tvva13x4">
         <w:r>
           <w:rPr>
             <w:rStyle w:val="Hyperlink"/>
@@ -1254,7 +1254,7 @@
       <w:r>
         <w:t xml:space="preserve"> — modifié — </w:t>
       </w:r>
-      <w:hyperlink w:history="1" r:id="rIdfbhaqfc5vhxr5jjesq50m">
+      <w:hyperlink w:history="1" r:id="rIdsrj8ya626cdceljrh5z23">
         <w:r>
           <w:rPr>
             <w:rStyle w:val="Hyperlink"/>
@@ -1283,7 +1283,7 @@
       <w:r>
         <w:t xml:space="preserve"> — modifié — </w:t>
       </w:r>
-      <w:hyperlink w:history="1" r:id="rIdp1bydlkwocmssvks7jad_">
+      <w:hyperlink w:history="1" r:id="rIdjmb1566mbuvmqp_5upmon">
         <w:r>
           <w:rPr>
             <w:rStyle w:val="Hyperlink"/>
@@ -1320,7 +1320,7 @@
       <w:r>
         <w:t xml:space="preserve"> — modifié — </w:t>
       </w:r>
-      <w:hyperlink w:history="1" r:id="rIdrqxvfiz9nedyo1vgyo0ja">
+      <w:hyperlink w:history="1" r:id="rIdquu8cvkicqbobotijn3e2">
         <w:r>
           <w:rPr>
             <w:rStyle w:val="Hyperlink"/>
@@ -1349,7 +1349,7 @@
       <w:r>
         <w:t xml:space="preserve"> — modifié — </w:t>
       </w:r>
-      <w:hyperlink w:history="1" r:id="rIdybujrrlbslv_2j6jsmuv7">
+      <w:hyperlink w:history="1" r:id="rIdedhdvjuqmsjdnjb7xiewv">
         <w:r>
           <w:rPr>
             <w:rStyle w:val="Hyperlink"/>
@@ -1378,7 +1378,7 @@
       <w:r>
         <w:t xml:space="preserve"> — créé — </w:t>
       </w:r>
-      <w:hyperlink w:history="1" r:id="rId74hqkuoithcg4wnjwvxby">
+      <w:hyperlink w:history="1" r:id="rId77jjhrdh_8mby7lehzsgx">
         <w:r>
           <w:rPr>
             <w:rStyle w:val="Hyperlink"/>
@@ -1415,7 +1415,7 @@
       <w:r>
         <w:t xml:space="preserve"> — modifié — </w:t>
       </w:r>
-      <w:hyperlink w:history="1" r:id="rIdcb0vghq6dkivi1etwmlyz">
+      <w:hyperlink w:history="1" r:id="rId7neccybmde1pkwmywj8hk">
         <w:r>
           <w:rPr>
             <w:rStyle w:val="Hyperlink"/>

--- a/docs/developpement/phases/word/PHASE_22_DECISIONS_DU_2026_10_01_ET_RECETTES.docx
+++ b/docs/developpement/phases/word/PHASE_22_DECISIONS_DU_2026_10_01_ET_RECETTES.docx
@@ -20,7 +20,7 @@
       <w:r>
         <w:t xml:space="preserve">FlaiX Expert · dossier de développement · généré le 2026-10-04 depuis le dépôt </w:t>
       </w:r>
-      <w:hyperlink w:history="1" r:id="rId5viy5ux_rcm0aw-uvkckd">
+      <w:hyperlink w:history="1" r:id="rIdxv58ltrhna84g0r3bvgng">
         <w:r>
           <w:rPr>
             <w:rStyle w:val="Hyperlink"/>
@@ -832,7 +832,7 @@
           <w:numId w:val="3"/>
         </w:numPr>
       </w:pPr>
-      <w:hyperlink w:history="1" r:id="rIdoddyppcjh6-zpd8la7kch">
+      <w:hyperlink w:history="1" r:id="rIdk98oazz2q9gfmfqmbcdls">
         <w:r>
           <w:rPr>
             <w:rStyle w:val="Hyperlink"/>
@@ -852,7 +852,7 @@
           <w:numId w:val="3"/>
         </w:numPr>
       </w:pPr>
-      <w:hyperlink w:history="1" r:id="rIdsxrgnluu-aocief2nbfr2">
+      <w:hyperlink w:history="1" r:id="rIdvocyxhiq27kdrv562aefq">
         <w:r>
           <w:rPr>
             <w:rStyle w:val="Hyperlink"/>
@@ -872,7 +872,7 @@
           <w:numId w:val="3"/>
         </w:numPr>
       </w:pPr>
-      <w:hyperlink w:history="1" r:id="rIdx_p3ug4rkwz06lqfztq1c">
+      <w:hyperlink w:history="1" r:id="rId3oxchf0qo2h49jvcaupr6">
         <w:r>
           <w:rPr>
             <w:rStyle w:val="Hyperlink"/>
@@ -892,7 +892,7 @@
           <w:numId w:val="3"/>
         </w:numPr>
       </w:pPr>
-      <w:hyperlink w:history="1" r:id="rIdgwq-qthk9tscwxoyppbch">
+      <w:hyperlink w:history="1" r:id="rIdrqtjruansfmjy2xjravoa">
         <w:r>
           <w:rPr>
             <w:rStyle w:val="Hyperlink"/>
@@ -940,7 +940,7 @@
       <w:r>
         <w:t xml:space="preserve"> — créé — </w:t>
       </w:r>
-      <w:hyperlink w:history="1" r:id="rIdzpbgoolscpviosk23si1n">
+      <w:hyperlink w:history="1" r:id="rIde_ffshbzl4h1ec2upd9yx">
         <w:r>
           <w:rPr>
             <w:rStyle w:val="Hyperlink"/>
@@ -977,7 +977,7 @@
       <w:r>
         <w:t xml:space="preserve"> — créé — </w:t>
       </w:r>
-      <w:hyperlink w:history="1" r:id="rIdxvaw6afz4e5mfdjy1dolb">
+      <w:hyperlink w:history="1" r:id="rId0iwk0efhjtkbbkbhg3tw6">
         <w:r>
           <w:rPr>
             <w:rStyle w:val="Hyperlink"/>
@@ -1006,7 +1006,7 @@
       <w:r>
         <w:t xml:space="preserve"> — créé — </w:t>
       </w:r>
-      <w:hyperlink w:history="1" r:id="rIdqz6tjme44w6ohqav_u5kb">
+      <w:hyperlink w:history="1" r:id="rIdsupxhvmzsxm3cteu4timb">
         <w:r>
           <w:rPr>
             <w:rStyle w:val="Hyperlink"/>
@@ -1043,7 +1043,7 @@
       <w:r>
         <w:t xml:space="preserve"> — modifié — </w:t>
       </w:r>
-      <w:hyperlink w:history="1" r:id="rId8s46y5segemknxfpemyhx">
+      <w:hyperlink w:history="1" r:id="rIdnjyvejbamladwboehbpsr">
         <w:r>
           <w:rPr>
             <w:rStyle w:val="Hyperlink"/>
@@ -1072,7 +1072,7 @@
       <w:r>
         <w:t xml:space="preserve"> — modifié — </w:t>
       </w:r>
-      <w:hyperlink w:history="1" r:id="rId5hogvg4zsqdy50rm3he4t">
+      <w:hyperlink w:history="1" r:id="rId59yzg2kaxsa-wqgmc5n5x">
         <w:r>
           <w:rPr>
             <w:rStyle w:val="Hyperlink"/>
@@ -1101,7 +1101,7 @@
       <w:r>
         <w:t xml:space="preserve"> — modifié — </w:t>
       </w:r>
-      <w:hyperlink w:history="1" r:id="rIdwfd0tiub6-b2ko-umwgbg">
+      <w:hyperlink w:history="1" r:id="rIdi33mpxg5_gzufpvw1aaoc">
         <w:r>
           <w:rPr>
             <w:rStyle w:val="Hyperlink"/>
@@ -1130,7 +1130,7 @@
       <w:r>
         <w:t xml:space="preserve"> — modifié — </w:t>
       </w:r>
-      <w:hyperlink w:history="1" r:id="rIdwfuq1vh7kz7vfl6hbdyx9">
+      <w:hyperlink w:history="1" r:id="rId1r8ny-zw8d6bmelddlz8t">
         <w:r>
           <w:rPr>
             <w:rStyle w:val="Hyperlink"/>
@@ -1159,7 +1159,7 @@
       <w:r>
         <w:t xml:space="preserve"> — créé — </w:t>
       </w:r>
-      <w:hyperlink w:history="1" r:id="rIdaqnx5hhwe024uipsvppkn">
+      <w:hyperlink w:history="1" r:id="rIdd1xthvdp8yzk5xc8pa-lv">
         <w:r>
           <w:rPr>
             <w:rStyle w:val="Hyperlink"/>
@@ -1196,7 +1196,7 @@
       <w:r>
         <w:t xml:space="preserve"> — modifié — </w:t>
       </w:r>
-      <w:hyperlink w:history="1" r:id="rIdmgiszxcg8kehxmgq6n5pd">
+      <w:hyperlink w:history="1" r:id="rIdpunv_8qhhssswvreg85g4">
         <w:r>
           <w:rPr>
             <w:rStyle w:val="Hyperlink"/>
@@ -1225,7 +1225,7 @@
       <w:r>
         <w:t xml:space="preserve"> — créé — </w:t>
       </w:r>
-      <w:hyperlink w:history="1" r:id="rIdbwkj8fljppwx3tvva13x4">
+      <w:hyperlink w:history="1" r:id="rIdifkain9ujk61x4uy8ovli">
         <w:r>
           <w:rPr>
             <w:rStyle w:val="Hyperlink"/>
@@ -1254,7 +1254,7 @@
       <w:r>
         <w:t xml:space="preserve"> — modifié — </w:t>
       </w:r>
-      <w:hyperlink w:history="1" r:id="rIdsrj8ya626cdceljrh5z23">
+      <w:hyperlink w:history="1" r:id="rIdgu9g5ttckifwgh2gblaex">
         <w:r>
           <w:rPr>
             <w:rStyle w:val="Hyperlink"/>
@@ -1283,7 +1283,7 @@
       <w:r>
         <w:t xml:space="preserve"> — modifié — </w:t>
       </w:r>
-      <w:hyperlink w:history="1" r:id="rIdjmb1566mbuvmqp_5upmon">
+      <w:hyperlink w:history="1" r:id="rIdi1fsz9olqv6ri-eliwkmq">
         <w:r>
           <w:rPr>
             <w:rStyle w:val="Hyperlink"/>
@@ -1320,7 +1320,7 @@
       <w:r>
         <w:t xml:space="preserve"> — modifié — </w:t>
       </w:r>
-      <w:hyperlink w:history="1" r:id="rIdquu8cvkicqbobotijn3e2">
+      <w:hyperlink w:history="1" r:id="rId1icpjhhjyfch8mqrl9opm">
         <w:r>
           <w:rPr>
             <w:rStyle w:val="Hyperlink"/>
@@ -1349,7 +1349,7 @@
       <w:r>
         <w:t xml:space="preserve"> — modifié — </w:t>
       </w:r>
-      <w:hyperlink w:history="1" r:id="rIdedhdvjuqmsjdnjb7xiewv">
+      <w:hyperlink w:history="1" r:id="rIdsc2cwgieherqqarspdp67">
         <w:r>
           <w:rPr>
             <w:rStyle w:val="Hyperlink"/>
@@ -1378,7 +1378,7 @@
       <w:r>
         <w:t xml:space="preserve"> — créé — </w:t>
       </w:r>
-      <w:hyperlink w:history="1" r:id="rId77jjhrdh_8mby7lehzsgx">
+      <w:hyperlink w:history="1" r:id="rIdbd0m2x8uxgvlu7ce7z3um">
         <w:r>
           <w:rPr>
             <w:rStyle w:val="Hyperlink"/>
@@ -1415,7 +1415,7 @@
       <w:r>
         <w:t xml:space="preserve"> — modifié — </w:t>
       </w:r>
-      <w:hyperlink w:history="1" r:id="rId7neccybmde1pkwmywj8hk">
+      <w:hyperlink w:history="1" r:id="rIdqm6hibsaqotbxtkiqfuh-">
         <w:r>
           <w:rPr>
             <w:rStyle w:val="Hyperlink"/>

--- a/docs/developpement/phases/word/PHASE_22_DECISIONS_DU_2026_10_01_ET_RECETTES.docx
+++ b/docs/developpement/phases/word/PHASE_22_DECISIONS_DU_2026_10_01_ET_RECETTES.docx
@@ -20,7 +20,7 @@
       <w:r>
         <w:t xml:space="preserve">FlaiX Expert · dossier de développement · généré le 2026-10-04 depuis le dépôt </w:t>
       </w:r>
-      <w:hyperlink w:history="1" r:id="rIdxv58ltrhna84g0r3bvgng">
+      <w:hyperlink w:history="1" r:id="rIdergmm-na7h4tgk2nkczgl">
         <w:r>
           <w:rPr>
             <w:rStyle w:val="Hyperlink"/>
@@ -832,7 +832,7 @@
           <w:numId w:val="3"/>
         </w:numPr>
       </w:pPr>
-      <w:hyperlink w:history="1" r:id="rIdk98oazz2q9gfmfqmbcdls">
+      <w:hyperlink w:history="1" r:id="rIdbwyeo9_ztntovfa3krnl7">
         <w:r>
           <w:rPr>
             <w:rStyle w:val="Hyperlink"/>
@@ -852,7 +852,7 @@
           <w:numId w:val="3"/>
         </w:numPr>
       </w:pPr>
-      <w:hyperlink w:history="1" r:id="rIdvocyxhiq27kdrv562aefq">
+      <w:hyperlink w:history="1" r:id="rId8ig8b1gbq22cfxzg87pmd">
         <w:r>
           <w:rPr>
             <w:rStyle w:val="Hyperlink"/>
@@ -872,7 +872,7 @@
           <w:numId w:val="3"/>
         </w:numPr>
       </w:pPr>
-      <w:hyperlink w:history="1" r:id="rId3oxchf0qo2h49jvcaupr6">
+      <w:hyperlink w:history="1" r:id="rIdq5qlunmwgi1ih36thg2uz">
         <w:r>
           <w:rPr>
             <w:rStyle w:val="Hyperlink"/>
@@ -892,7 +892,7 @@
           <w:numId w:val="3"/>
         </w:numPr>
       </w:pPr>
-      <w:hyperlink w:history="1" r:id="rIdrqtjruansfmjy2xjravoa">
+      <w:hyperlink w:history="1" r:id="rId2kda8cz8lvfxghd9jwbbu">
         <w:r>
           <w:rPr>
             <w:rStyle w:val="Hyperlink"/>
@@ -940,7 +940,7 @@
       <w:r>
         <w:t xml:space="preserve"> — créé — </w:t>
       </w:r>
-      <w:hyperlink w:history="1" r:id="rIde_ffshbzl4h1ec2upd9yx">
+      <w:hyperlink w:history="1" r:id="rIdbujxzv2uuayqbxkw0blb0">
         <w:r>
           <w:rPr>
             <w:rStyle w:val="Hyperlink"/>
@@ -977,7 +977,7 @@
       <w:r>
         <w:t xml:space="preserve"> — créé — </w:t>
       </w:r>
-      <w:hyperlink w:history="1" r:id="rId0iwk0efhjtkbbkbhg3tw6">
+      <w:hyperlink w:history="1" r:id="rIdelqpsw2dwekb7n4l_dpwt">
         <w:r>
           <w:rPr>
             <w:rStyle w:val="Hyperlink"/>
@@ -1006,7 +1006,7 @@
       <w:r>
         <w:t xml:space="preserve"> — créé — </w:t>
       </w:r>
-      <w:hyperlink w:history="1" r:id="rIdsupxhvmzsxm3cteu4timb">
+      <w:hyperlink w:history="1" r:id="rIdb36fao8xlfuo25x9mnlb_">
         <w:r>
           <w:rPr>
             <w:rStyle w:val="Hyperlink"/>
@@ -1043,7 +1043,7 @@
       <w:r>
         <w:t xml:space="preserve"> — modifié — </w:t>
       </w:r>
-      <w:hyperlink w:history="1" r:id="rIdnjyvejbamladwboehbpsr">
+      <w:hyperlink w:history="1" r:id="rId0u1hpmfdzwybqc6ddcem4">
         <w:r>
           <w:rPr>
             <w:rStyle w:val="Hyperlink"/>
@@ -1072,7 +1072,7 @@
       <w:r>
         <w:t xml:space="preserve"> — modifié — </w:t>
       </w:r>
-      <w:hyperlink w:history="1" r:id="rId59yzg2kaxsa-wqgmc5n5x">
+      <w:hyperlink w:history="1" r:id="rIdwagehjhdtpqr8xbgi_fdi">
         <w:r>
           <w:rPr>
             <w:rStyle w:val="Hyperlink"/>
@@ -1101,7 +1101,7 @@
       <w:r>
         <w:t xml:space="preserve"> — modifié — </w:t>
       </w:r>
-      <w:hyperlink w:history="1" r:id="rIdi33mpxg5_gzufpvw1aaoc">
+      <w:hyperlink w:history="1" r:id="rIdd2kxm3eojhdtwi5enudkj">
         <w:r>
           <w:rPr>
             <w:rStyle w:val="Hyperlink"/>
@@ -1130,7 +1130,7 @@
       <w:r>
         <w:t xml:space="preserve"> — modifié — </w:t>
       </w:r>
-      <w:hyperlink w:history="1" r:id="rId1r8ny-zw8d6bmelddlz8t">
+      <w:hyperlink w:history="1" r:id="rIdpinrcrjtl4zj9te14dgvu">
         <w:r>
           <w:rPr>
             <w:rStyle w:val="Hyperlink"/>
@@ -1159,7 +1159,7 @@
       <w:r>
         <w:t xml:space="preserve"> — créé — </w:t>
       </w:r>
-      <w:hyperlink w:history="1" r:id="rIdd1xthvdp8yzk5xc8pa-lv">
+      <w:hyperlink w:history="1" r:id="rIdwi7doc2bz2rkxgaf_ysju">
         <w:r>
           <w:rPr>
             <w:rStyle w:val="Hyperlink"/>
@@ -1196,7 +1196,7 @@
       <w:r>
         <w:t xml:space="preserve"> — modifié — </w:t>
       </w:r>
-      <w:hyperlink w:history="1" r:id="rIdpunv_8qhhssswvreg85g4">
+      <w:hyperlink w:history="1" r:id="rIdb6aov5gs2tudy-go_cjh2">
         <w:r>
           <w:rPr>
             <w:rStyle w:val="Hyperlink"/>
@@ -1225,7 +1225,7 @@
       <w:r>
         <w:t xml:space="preserve"> — créé — </w:t>
       </w:r>
-      <w:hyperlink w:history="1" r:id="rIdifkain9ujk61x4uy8ovli">
+      <w:hyperlink w:history="1" r:id="rIdijaokygi_iy14yzohbicr">
         <w:r>
           <w:rPr>
             <w:rStyle w:val="Hyperlink"/>
@@ -1254,7 +1254,7 @@
       <w:r>
         <w:t xml:space="preserve"> — modifié — </w:t>
       </w:r>
-      <w:hyperlink w:history="1" r:id="rIdgu9g5ttckifwgh2gblaex">
+      <w:hyperlink w:history="1" r:id="rIdhx4i8ye63je33t-gtu1_s">
         <w:r>
           <w:rPr>
             <w:rStyle w:val="Hyperlink"/>
@@ -1283,7 +1283,7 @@
       <w:r>
         <w:t xml:space="preserve"> — modifié — </w:t>
       </w:r>
-      <w:hyperlink w:history="1" r:id="rIdi1fsz9olqv6ri-eliwkmq">
+      <w:hyperlink w:history="1" r:id="rIdl7mrib_bdmbzp4kwx1us6">
         <w:r>
           <w:rPr>
             <w:rStyle w:val="Hyperlink"/>
@@ -1320,7 +1320,7 @@
       <w:r>
         <w:t xml:space="preserve"> — modifié — </w:t>
       </w:r>
-      <w:hyperlink w:history="1" r:id="rId1icpjhhjyfch8mqrl9opm">
+      <w:hyperlink w:history="1" r:id="rIdw6qz6dlfhlk8lncif0v8f">
         <w:r>
           <w:rPr>
             <w:rStyle w:val="Hyperlink"/>
@@ -1349,7 +1349,7 @@
       <w:r>
         <w:t xml:space="preserve"> — modifié — </w:t>
       </w:r>
-      <w:hyperlink w:history="1" r:id="rIdsc2cwgieherqqarspdp67">
+      <w:hyperlink w:history="1" r:id="rIdv5buvpi0swd1rpdyxzyt1">
         <w:r>
           <w:rPr>
             <w:rStyle w:val="Hyperlink"/>
@@ -1378,7 +1378,7 @@
       <w:r>
         <w:t xml:space="preserve"> — créé — </w:t>
       </w:r>
-      <w:hyperlink w:history="1" r:id="rIdbd0m2x8uxgvlu7ce7z3um">
+      <w:hyperlink w:history="1" r:id="rIddljvoazo3bnpj4jsxpmf2">
         <w:r>
           <w:rPr>
             <w:rStyle w:val="Hyperlink"/>
@@ -1415,7 +1415,7 @@
       <w:r>
         <w:t xml:space="preserve"> — modifié — </w:t>
       </w:r>
-      <w:hyperlink w:history="1" r:id="rIdqm6hibsaqotbxtkiqfuh-">
+      <w:hyperlink w:history="1" r:id="rId00lw4amooufyxihttftcv">
         <w:r>
           <w:rPr>
             <w:rStyle w:val="Hyperlink"/>

--- a/docs/developpement/phases/word/PHASE_22_DECISIONS_DU_2026_10_01_ET_RECETTES.docx
+++ b/docs/developpement/phases/word/PHASE_22_DECISIONS_DU_2026_10_01_ET_RECETTES.docx
@@ -20,7 +20,7 @@
       <w:r>
         <w:t xml:space="preserve">FlaiX Expert · dossier de développement · généré le 2026-10-04 depuis le dépôt </w:t>
       </w:r>
-      <w:hyperlink w:history="1" r:id="rIdergmm-na7h4tgk2nkczgl">
+      <w:hyperlink w:history="1" r:id="rIdq6wrrsvf-3p6syvthn9ko">
         <w:r>
           <w:rPr>
             <w:rStyle w:val="Hyperlink"/>
@@ -832,7 +832,7 @@
           <w:numId w:val="3"/>
         </w:numPr>
       </w:pPr>
-      <w:hyperlink w:history="1" r:id="rIdbwyeo9_ztntovfa3krnl7">
+      <w:hyperlink w:history="1" r:id="rId0rhoxpmuj9ckrxj-mq96_">
         <w:r>
           <w:rPr>
             <w:rStyle w:val="Hyperlink"/>
@@ -852,7 +852,7 @@
           <w:numId w:val="3"/>
         </w:numPr>
       </w:pPr>
-      <w:hyperlink w:history="1" r:id="rId8ig8b1gbq22cfxzg87pmd">
+      <w:hyperlink w:history="1" r:id="rIdkoxh63pmtipaxc_xcq3wl">
         <w:r>
           <w:rPr>
             <w:rStyle w:val="Hyperlink"/>
@@ -872,7 +872,7 @@
           <w:numId w:val="3"/>
         </w:numPr>
       </w:pPr>
-      <w:hyperlink w:history="1" r:id="rIdq5qlunmwgi1ih36thg2uz">
+      <w:hyperlink w:history="1" r:id="rIdui3qoof_xmtvz3ctx8uz3">
         <w:r>
           <w:rPr>
             <w:rStyle w:val="Hyperlink"/>
@@ -892,7 +892,7 @@
           <w:numId w:val="3"/>
         </w:numPr>
       </w:pPr>
-      <w:hyperlink w:history="1" r:id="rId2kda8cz8lvfxghd9jwbbu">
+      <w:hyperlink w:history="1" r:id="rIdnk6ihvlbonvdwx-ptnkwk">
         <w:r>
           <w:rPr>
             <w:rStyle w:val="Hyperlink"/>
@@ -940,7 +940,7 @@
       <w:r>
         <w:t xml:space="preserve"> — créé — </w:t>
       </w:r>
-      <w:hyperlink w:history="1" r:id="rIdbujxzv2uuayqbxkw0blb0">
+      <w:hyperlink w:history="1" r:id="rIdnsz4cb1qlp7ccfnjt_sr-">
         <w:r>
           <w:rPr>
             <w:rStyle w:val="Hyperlink"/>
@@ -977,7 +977,7 @@
       <w:r>
         <w:t xml:space="preserve"> — créé — </w:t>
       </w:r>
-      <w:hyperlink w:history="1" r:id="rIdelqpsw2dwekb7n4l_dpwt">
+      <w:hyperlink w:history="1" r:id="rIduiyich2ogycj1jnksstex">
         <w:r>
           <w:rPr>
             <w:rStyle w:val="Hyperlink"/>
@@ -1006,7 +1006,7 @@
       <w:r>
         <w:t xml:space="preserve"> — créé — </w:t>
       </w:r>
-      <w:hyperlink w:history="1" r:id="rIdb36fao8xlfuo25x9mnlb_">
+      <w:hyperlink w:history="1" r:id="rIduvpuiafm7pcipb2swnkvv">
         <w:r>
           <w:rPr>
             <w:rStyle w:val="Hyperlink"/>
@@ -1043,7 +1043,7 @@
       <w:r>
         <w:t xml:space="preserve"> — modifié — </w:t>
       </w:r>
-      <w:hyperlink w:history="1" r:id="rId0u1hpmfdzwybqc6ddcem4">
+      <w:hyperlink w:history="1" r:id="rIdwlsjp0q-rbg5zouesyi-g">
         <w:r>
           <w:rPr>
             <w:rStyle w:val="Hyperlink"/>
@@ -1072,7 +1072,7 @@
       <w:r>
         <w:t xml:space="preserve"> — modifié — </w:t>
       </w:r>
-      <w:hyperlink w:history="1" r:id="rIdwagehjhdtpqr8xbgi_fdi">
+      <w:hyperlink w:history="1" r:id="rId4yewbj93d3cjbtqchvlsp">
         <w:r>
           <w:rPr>
             <w:rStyle w:val="Hyperlink"/>
@@ -1101,7 +1101,7 @@
       <w:r>
         <w:t xml:space="preserve"> — modifié — </w:t>
       </w:r>
-      <w:hyperlink w:history="1" r:id="rIdd2kxm3eojhdtwi5enudkj">
+      <w:hyperlink w:history="1" r:id="rIdyqbfs5zlqa8vxgqencdv0">
         <w:r>
           <w:rPr>
             <w:rStyle w:val="Hyperlink"/>
@@ -1130,7 +1130,7 @@
       <w:r>
         <w:t xml:space="preserve"> — modifié — </w:t>
       </w:r>
-      <w:hyperlink w:history="1" r:id="rIdpinrcrjtl4zj9te14dgvu">
+      <w:hyperlink w:history="1" r:id="rId-pttiuwi8gxfdbzpu_fup">
         <w:r>
           <w:rPr>
             <w:rStyle w:val="Hyperlink"/>
@@ -1159,7 +1159,7 @@
       <w:r>
         <w:t xml:space="preserve"> — créé — </w:t>
       </w:r>
-      <w:hyperlink w:history="1" r:id="rIdwi7doc2bz2rkxgaf_ysju">
+      <w:hyperlink w:history="1" r:id="rIdoxk6adyih0ujdrx4svxu8">
         <w:r>
           <w:rPr>
             <w:rStyle w:val="Hyperlink"/>
@@ -1196,7 +1196,7 @@
       <w:r>
         <w:t xml:space="preserve"> — modifié — </w:t>
       </w:r>
-      <w:hyperlink w:history="1" r:id="rIdb6aov5gs2tudy-go_cjh2">
+      <w:hyperlink w:history="1" r:id="rIdupgm9z4iiu16f2iq2ahax">
         <w:r>
           <w:rPr>
             <w:rStyle w:val="Hyperlink"/>
@@ -1225,7 +1225,7 @@
       <w:r>
         <w:t xml:space="preserve"> — créé — </w:t>
       </w:r>
-      <w:hyperlink w:history="1" r:id="rIdijaokygi_iy14yzohbicr">
+      <w:hyperlink w:history="1" r:id="rIdybtdd81ou7osbxwxfqfkr">
         <w:r>
           <w:rPr>
             <w:rStyle w:val="Hyperlink"/>
@@ -1254,7 +1254,7 @@
       <w:r>
         <w:t xml:space="preserve"> — modifié — </w:t>
       </w:r>
-      <w:hyperlink w:history="1" r:id="rIdhx4i8ye63je33t-gtu1_s">
+      <w:hyperlink w:history="1" r:id="rIdgkcdfvhheaxp4i02g718h">
         <w:r>
           <w:rPr>
             <w:rStyle w:val="Hyperlink"/>
@@ -1283,7 +1283,7 @@
       <w:r>
         <w:t xml:space="preserve"> — modifié — </w:t>
       </w:r>
-      <w:hyperlink w:history="1" r:id="rIdl7mrib_bdmbzp4kwx1us6">
+      <w:hyperlink w:history="1" r:id="rId5m3miq7x89e-50nhon9zu">
         <w:r>
           <w:rPr>
             <w:rStyle w:val="Hyperlink"/>
@@ -1320,7 +1320,7 @@
       <w:r>
         <w:t xml:space="preserve"> — modifié — </w:t>
       </w:r>
-      <w:hyperlink w:history="1" r:id="rIdw6qz6dlfhlk8lncif0v8f">
+      <w:hyperlink w:history="1" r:id="rId12duxifylurizls0gxbwv">
         <w:r>
           <w:rPr>
             <w:rStyle w:val="Hyperlink"/>
@@ -1349,7 +1349,7 @@
       <w:r>
         <w:t xml:space="preserve"> — modifié — </w:t>
       </w:r>
-      <w:hyperlink w:history="1" r:id="rIdv5buvpi0swd1rpdyxzyt1">
+      <w:hyperlink w:history="1" r:id="rIdqbiauc0rroadoacpmwode">
         <w:r>
           <w:rPr>
             <w:rStyle w:val="Hyperlink"/>
@@ -1378,7 +1378,7 @@
       <w:r>
         <w:t xml:space="preserve"> — créé — </w:t>
       </w:r>
-      <w:hyperlink w:history="1" r:id="rIddljvoazo3bnpj4jsxpmf2">
+      <w:hyperlink w:history="1" r:id="rIdreo4ytoydmwxgefl0_jfc">
         <w:r>
           <w:rPr>
             <w:rStyle w:val="Hyperlink"/>
@@ -1415,7 +1415,7 @@
       <w:r>
         <w:t xml:space="preserve"> — modifié — </w:t>
       </w:r>
-      <w:hyperlink w:history="1" r:id="rId00lw4amooufyxihttftcv">
+      <w:hyperlink w:history="1" r:id="rIdw_rkla9mn9fcffsni4v5q">
         <w:r>
           <w:rPr>
             <w:rStyle w:val="Hyperlink"/>

--- a/docs/developpement/phases/word/PHASE_22_DECISIONS_DU_2026_10_01_ET_RECETTES.docx
+++ b/docs/developpement/phases/word/PHASE_22_DECISIONS_DU_2026_10_01_ET_RECETTES.docx
@@ -20,7 +20,7 @@
       <w:r>
         <w:t xml:space="preserve">FlaiX Expert · dossier de développement · généré le 2026-10-04 depuis le dépôt </w:t>
       </w:r>
-      <w:hyperlink w:history="1" r:id="rIdq6wrrsvf-3p6syvthn9ko">
+      <w:hyperlink w:history="1" r:id="rIdnygoddsnuplm6vo6y3bqr">
         <w:r>
           <w:rPr>
             <w:rStyle w:val="Hyperlink"/>
@@ -832,7 +832,7 @@
           <w:numId w:val="3"/>
         </w:numPr>
       </w:pPr>
-      <w:hyperlink w:history="1" r:id="rId0rhoxpmuj9ckrxj-mq96_">
+      <w:hyperlink w:history="1" r:id="rIdnfadt4thbrip39xdco5qz">
         <w:r>
           <w:rPr>
             <w:rStyle w:val="Hyperlink"/>
@@ -852,7 +852,7 @@
           <w:numId w:val="3"/>
         </w:numPr>
       </w:pPr>
-      <w:hyperlink w:history="1" r:id="rIdkoxh63pmtipaxc_xcq3wl">
+      <w:hyperlink w:history="1" r:id="rIdxgdev4t3ew8fxpweby7pk">
         <w:r>
           <w:rPr>
             <w:rStyle w:val="Hyperlink"/>
@@ -872,7 +872,7 @@
           <w:numId w:val="3"/>
         </w:numPr>
       </w:pPr>
-      <w:hyperlink w:history="1" r:id="rIdui3qoof_xmtvz3ctx8uz3">
+      <w:hyperlink w:history="1" r:id="rIdig6xscjfjwyki-ji7xgw8">
         <w:r>
           <w:rPr>
             <w:rStyle w:val="Hyperlink"/>
@@ -892,7 +892,7 @@
           <w:numId w:val="3"/>
         </w:numPr>
       </w:pPr>
-      <w:hyperlink w:history="1" r:id="rIdnk6ihvlbonvdwx-ptnkwk">
+      <w:hyperlink w:history="1" r:id="rIdas9a5fpbvwmfse82lazbe">
         <w:r>
           <w:rPr>
             <w:rStyle w:val="Hyperlink"/>
@@ -940,7 +940,7 @@
       <w:r>
         <w:t xml:space="preserve"> — créé — </w:t>
       </w:r>
-      <w:hyperlink w:history="1" r:id="rIdnsz4cb1qlp7ccfnjt_sr-">
+      <w:hyperlink w:history="1" r:id="rIdso4kmymzwrnuiyedzqyzz">
         <w:r>
           <w:rPr>
             <w:rStyle w:val="Hyperlink"/>
@@ -977,7 +977,7 @@
       <w:r>
         <w:t xml:space="preserve"> — créé — </w:t>
       </w:r>
-      <w:hyperlink w:history="1" r:id="rIduiyich2ogycj1jnksstex">
+      <w:hyperlink w:history="1" r:id="rIdd3wavfm8zelkc1tldkqyw">
         <w:r>
           <w:rPr>
             <w:rStyle w:val="Hyperlink"/>
@@ -1006,7 +1006,7 @@
       <w:r>
         <w:t xml:space="preserve"> — créé — </w:t>
       </w:r>
-      <w:hyperlink w:history="1" r:id="rIduvpuiafm7pcipb2swnkvv">
+      <w:hyperlink w:history="1" r:id="rIdfdyf8disicvrqx-uzxdkn">
         <w:r>
           <w:rPr>
             <w:rStyle w:val="Hyperlink"/>
@@ -1043,7 +1043,7 @@
       <w:r>
         <w:t xml:space="preserve"> — modifié — </w:t>
       </w:r>
-      <w:hyperlink w:history="1" r:id="rIdwlsjp0q-rbg5zouesyi-g">
+      <w:hyperlink w:history="1" r:id="rId4zewr2j8jl5lo2mwbuim6">
         <w:r>
           <w:rPr>
             <w:rStyle w:val="Hyperlink"/>
@@ -1072,7 +1072,7 @@
       <w:r>
         <w:t xml:space="preserve"> — modifié — </w:t>
       </w:r>
-      <w:hyperlink w:history="1" r:id="rId4yewbj93d3cjbtqchvlsp">
+      <w:hyperlink w:history="1" r:id="rIdijx5jph4nxol1drzw174l">
         <w:r>
           <w:rPr>
             <w:rStyle w:val="Hyperlink"/>
@@ -1101,7 +1101,7 @@
       <w:r>
         <w:t xml:space="preserve"> — modifié — </w:t>
       </w:r>
-      <w:hyperlink w:history="1" r:id="rIdyqbfs5zlqa8vxgqencdv0">
+      <w:hyperlink w:history="1" r:id="rIds0xee2wq4vbxstensbkgx">
         <w:r>
           <w:rPr>
             <w:rStyle w:val="Hyperlink"/>
@@ -1130,7 +1130,7 @@
       <w:r>
         <w:t xml:space="preserve"> — modifié — </w:t>
       </w:r>
-      <w:hyperlink w:history="1" r:id="rId-pttiuwi8gxfdbzpu_fup">
+      <w:hyperlink w:history="1" r:id="rIdfi9ma40r-no4r1pxs6rjt">
         <w:r>
           <w:rPr>
             <w:rStyle w:val="Hyperlink"/>
@@ -1159,7 +1159,7 @@
       <w:r>
         <w:t xml:space="preserve"> — créé — </w:t>
       </w:r>
-      <w:hyperlink w:history="1" r:id="rIdoxk6adyih0ujdrx4svxu8">
+      <w:hyperlink w:history="1" r:id="rIdbbmafochesz_xrtdg-n9n">
         <w:r>
           <w:rPr>
             <w:rStyle w:val="Hyperlink"/>
@@ -1196,7 +1196,7 @@
       <w:r>
         <w:t xml:space="preserve"> — modifié — </w:t>
       </w:r>
-      <w:hyperlink w:history="1" r:id="rIdupgm9z4iiu16f2iq2ahax">
+      <w:hyperlink w:history="1" r:id="rIdhwfcoxd4cmx138io_oiod">
         <w:r>
           <w:rPr>
             <w:rStyle w:val="Hyperlink"/>
@@ -1225,7 +1225,7 @@
       <w:r>
         <w:t xml:space="preserve"> — créé — </w:t>
       </w:r>
-      <w:hyperlink w:history="1" r:id="rIdybtdd81ou7osbxwxfqfkr">
+      <w:hyperlink w:history="1" r:id="rIdxhoolxkox8bgo1ndqcqve">
         <w:r>
           <w:rPr>
             <w:rStyle w:val="Hyperlink"/>
@@ -1254,7 +1254,7 @@
       <w:r>
         <w:t xml:space="preserve"> — modifié — </w:t>
       </w:r>
-      <w:hyperlink w:history="1" r:id="rIdgkcdfvhheaxp4i02g718h">
+      <w:hyperlink w:history="1" r:id="rIdvgpi55hjvfyqphguz7j0i">
         <w:r>
           <w:rPr>
             <w:rStyle w:val="Hyperlink"/>
@@ -1283,7 +1283,7 @@
       <w:r>
         <w:t xml:space="preserve"> — modifié — </w:t>
       </w:r>
-      <w:hyperlink w:history="1" r:id="rId5m3miq7x89e-50nhon9zu">
+      <w:hyperlink w:history="1" r:id="rId5lcmoilbokj05km7egmde">
         <w:r>
           <w:rPr>
             <w:rStyle w:val="Hyperlink"/>
@@ -1320,7 +1320,7 @@
       <w:r>
         <w:t xml:space="preserve"> — modifié — </w:t>
       </w:r>
-      <w:hyperlink w:history="1" r:id="rId12duxifylurizls0gxbwv">
+      <w:hyperlink w:history="1" r:id="rIdpzkspkxjldj7aq3dvn3cc">
         <w:r>
           <w:rPr>
             <w:rStyle w:val="Hyperlink"/>
@@ -1349,7 +1349,7 @@
       <w:r>
         <w:t xml:space="preserve"> — modifié — </w:t>
       </w:r>
-      <w:hyperlink w:history="1" r:id="rIdqbiauc0rroadoacpmwode">
+      <w:hyperlink w:history="1" r:id="rIdu9y9dpg-_ovtfasyfz1ty">
         <w:r>
           <w:rPr>
             <w:rStyle w:val="Hyperlink"/>
@@ -1378,7 +1378,7 @@
       <w:r>
         <w:t xml:space="preserve"> — créé — </w:t>
       </w:r>
-      <w:hyperlink w:history="1" r:id="rIdreo4ytoydmwxgefl0_jfc">
+      <w:hyperlink w:history="1" r:id="rIds2qqcd91hwbvmy8hshapa">
         <w:r>
           <w:rPr>
             <w:rStyle w:val="Hyperlink"/>
@@ -1415,7 +1415,7 @@
       <w:r>
         <w:t xml:space="preserve"> — modifié — </w:t>
       </w:r>
-      <w:hyperlink w:history="1" r:id="rIdw_rkla9mn9fcffsni4v5q">
+      <w:hyperlink w:history="1" r:id="rIduafjlmttixaueramc4ok8">
         <w:r>
           <w:rPr>
             <w:rStyle w:val="Hyperlink"/>

--- a/docs/developpement/phases/word/PHASE_22_DECISIONS_DU_2026_10_01_ET_RECETTES.docx
+++ b/docs/developpement/phases/word/PHASE_22_DECISIONS_DU_2026_10_01_ET_RECETTES.docx
@@ -20,7 +20,7 @@
       <w:r>
         <w:t xml:space="preserve">FlaiX Expert · dossier de développement · généré le 2026-10-04 depuis le dépôt </w:t>
       </w:r>
-      <w:hyperlink w:history="1" r:id="rIdnygoddsnuplm6vo6y3bqr">
+      <w:hyperlink w:history="1" r:id="rIdjrsvewsd_ag8o4f-wlll1">
         <w:r>
           <w:rPr>
             <w:rStyle w:val="Hyperlink"/>
@@ -832,7 +832,7 @@
           <w:numId w:val="3"/>
         </w:numPr>
       </w:pPr>
-      <w:hyperlink w:history="1" r:id="rIdnfadt4thbrip39xdco5qz">
+      <w:hyperlink w:history="1" r:id="rIdsuyp265ugqgqqpr5xbugn">
         <w:r>
           <w:rPr>
             <w:rStyle w:val="Hyperlink"/>
@@ -852,7 +852,7 @@
           <w:numId w:val="3"/>
         </w:numPr>
       </w:pPr>
-      <w:hyperlink w:history="1" r:id="rIdxgdev4t3ew8fxpweby7pk">
+      <w:hyperlink w:history="1" r:id="rIder_jnr_unwyigmkfbvf2b">
         <w:r>
           <w:rPr>
             <w:rStyle w:val="Hyperlink"/>
@@ -872,7 +872,7 @@
           <w:numId w:val="3"/>
         </w:numPr>
       </w:pPr>
-      <w:hyperlink w:history="1" r:id="rIdig6xscjfjwyki-ji7xgw8">
+      <w:hyperlink w:history="1" r:id="rIdmcymid07fekve7ngexmag">
         <w:r>
           <w:rPr>
             <w:rStyle w:val="Hyperlink"/>
@@ -892,7 +892,7 @@
           <w:numId w:val="3"/>
         </w:numPr>
       </w:pPr>
-      <w:hyperlink w:history="1" r:id="rIdas9a5fpbvwmfse82lazbe">
+      <w:hyperlink w:history="1" r:id="rIdablakb34a5av1uetahpqn">
         <w:r>
           <w:rPr>
             <w:rStyle w:val="Hyperlink"/>
@@ -940,7 +940,7 @@
       <w:r>
         <w:t xml:space="preserve"> — créé — </w:t>
       </w:r>
-      <w:hyperlink w:history="1" r:id="rIdso4kmymzwrnuiyedzqyzz">
+      <w:hyperlink w:history="1" r:id="rIdzsox2tntlms3vurrii_-j">
         <w:r>
           <w:rPr>
             <w:rStyle w:val="Hyperlink"/>
@@ -977,7 +977,7 @@
       <w:r>
         <w:t xml:space="preserve"> — créé — </w:t>
       </w:r>
-      <w:hyperlink w:history="1" r:id="rIdd3wavfm8zelkc1tldkqyw">
+      <w:hyperlink w:history="1" r:id="rId6lnfkp3vexg7yhs9yklb4">
         <w:r>
           <w:rPr>
             <w:rStyle w:val="Hyperlink"/>
@@ -1006,7 +1006,7 @@
       <w:r>
         <w:t xml:space="preserve"> — créé — </w:t>
       </w:r>
-      <w:hyperlink w:history="1" r:id="rIdfdyf8disicvrqx-uzxdkn">
+      <w:hyperlink w:history="1" r:id="rIdl65o_wlyc5d7ydentxzsy">
         <w:r>
           <w:rPr>
             <w:rStyle w:val="Hyperlink"/>
@@ -1043,7 +1043,7 @@
       <w:r>
         <w:t xml:space="preserve"> — modifié — </w:t>
       </w:r>
-      <w:hyperlink w:history="1" r:id="rId4zewr2j8jl5lo2mwbuim6">
+      <w:hyperlink w:history="1" r:id="rIdsl4gkcth6vlrwj7tcjhjl">
         <w:r>
           <w:rPr>
             <w:rStyle w:val="Hyperlink"/>
@@ -1072,7 +1072,7 @@
       <w:r>
         <w:t xml:space="preserve"> — modifié — </w:t>
       </w:r>
-      <w:hyperlink w:history="1" r:id="rIdijx5jph4nxol1drzw174l">
+      <w:hyperlink w:history="1" r:id="rIduwuoamtcipcxbvrrbi3pd">
         <w:r>
           <w:rPr>
             <w:rStyle w:val="Hyperlink"/>
@@ -1101,7 +1101,7 @@
       <w:r>
         <w:t xml:space="preserve"> — modifié — </w:t>
       </w:r>
-      <w:hyperlink w:history="1" r:id="rIds0xee2wq4vbxstensbkgx">
+      <w:hyperlink w:history="1" r:id="rIdyakycdxcfgnkmfiri9btv">
         <w:r>
           <w:rPr>
             <w:rStyle w:val="Hyperlink"/>
@@ -1130,7 +1130,7 @@
       <w:r>
         <w:t xml:space="preserve"> — modifié — </w:t>
       </w:r>
-      <w:hyperlink w:history="1" r:id="rIdfi9ma40r-no4r1pxs6rjt">
+      <w:hyperlink w:history="1" r:id="rIdnjd9feqdh2w7cbx8nz-hi">
         <w:r>
           <w:rPr>
             <w:rStyle w:val="Hyperlink"/>
@@ -1159,7 +1159,7 @@
       <w:r>
         <w:t xml:space="preserve"> — créé — </w:t>
       </w:r>
-      <w:hyperlink w:history="1" r:id="rIdbbmafochesz_xrtdg-n9n">
+      <w:hyperlink w:history="1" r:id="rIdjrnzlfsazf0zje5abqmyj">
         <w:r>
           <w:rPr>
             <w:rStyle w:val="Hyperlink"/>
@@ -1196,7 +1196,7 @@
       <w:r>
         <w:t xml:space="preserve"> — modifié — </w:t>
       </w:r>
-      <w:hyperlink w:history="1" r:id="rIdhwfcoxd4cmx138io_oiod">
+      <w:hyperlink w:history="1" r:id="rIdcz0w7nuryfigxggt7n-q9">
         <w:r>
           <w:rPr>
             <w:rStyle w:val="Hyperlink"/>
@@ -1225,7 +1225,7 @@
       <w:r>
         <w:t xml:space="preserve"> — créé — </w:t>
       </w:r>
-      <w:hyperlink w:history="1" r:id="rIdxhoolxkox8bgo1ndqcqve">
+      <w:hyperlink w:history="1" r:id="rIdipw-2sz9ob7rqfjd3tse4">
         <w:r>
           <w:rPr>
             <w:rStyle w:val="Hyperlink"/>
@@ -1254,7 +1254,7 @@
       <w:r>
         <w:t xml:space="preserve"> — modifié — </w:t>
       </w:r>
-      <w:hyperlink w:history="1" r:id="rIdvgpi55hjvfyqphguz7j0i">
+      <w:hyperlink w:history="1" r:id="rId74lczn8z8jhi_a1w4j_dy">
         <w:r>
           <w:rPr>
             <w:rStyle w:val="Hyperlink"/>
@@ -1283,7 +1283,7 @@
       <w:r>
         <w:t xml:space="preserve"> — modifié — </w:t>
       </w:r>
-      <w:hyperlink w:history="1" r:id="rId5lcmoilbokj05km7egmde">
+      <w:hyperlink w:history="1" r:id="rIddnnyf1xo6ygpe-47o5iia">
         <w:r>
           <w:rPr>
             <w:rStyle w:val="Hyperlink"/>
@@ -1320,7 +1320,7 @@
       <w:r>
         <w:t xml:space="preserve"> — modifié — </w:t>
       </w:r>
-      <w:hyperlink w:history="1" r:id="rIdpzkspkxjldj7aq3dvn3cc">
+      <w:hyperlink w:history="1" r:id="rIdk8whi_1rpuen86s4usilt">
         <w:r>
           <w:rPr>
             <w:rStyle w:val="Hyperlink"/>
@@ -1349,7 +1349,7 @@
       <w:r>
         <w:t xml:space="preserve"> — modifié — </w:t>
       </w:r>
-      <w:hyperlink w:history="1" r:id="rIdu9y9dpg-_ovtfasyfz1ty">
+      <w:hyperlink w:history="1" r:id="rId7uhb58bra7rgi34dpyttz">
         <w:r>
           <w:rPr>
             <w:rStyle w:val="Hyperlink"/>
@@ -1378,7 +1378,7 @@
       <w:r>
         <w:t xml:space="preserve"> — créé — </w:t>
       </w:r>
-      <w:hyperlink w:history="1" r:id="rIds2qqcd91hwbvmy8hshapa">
+      <w:hyperlink w:history="1" r:id="rIdc5hfg3kuc7yarqg1j8su7">
         <w:r>
           <w:rPr>
             <w:rStyle w:val="Hyperlink"/>
@@ -1415,7 +1415,7 @@
       <w:r>
         <w:t xml:space="preserve"> — modifié — </w:t>
       </w:r>
-      <w:hyperlink w:history="1" r:id="rIduafjlmttixaueramc4ok8">
+      <w:hyperlink w:history="1" r:id="rIdw_ogfzfvaaqk5pqq_zerm">
         <w:r>
           <w:rPr>
             <w:rStyle w:val="Hyperlink"/>

--- a/docs/developpement/phases/word/PHASE_22_DECISIONS_DU_2026_10_01_ET_RECETTES.docx
+++ b/docs/developpement/phases/word/PHASE_22_DECISIONS_DU_2026_10_01_ET_RECETTES.docx
@@ -18,9 +18,9 @@
         <w:shd w:fill="F6F3FF" w:color="auto" w:val="clear"/>
       </w:pPr>
       <w:r>
-        <w:t xml:space="preserve">FlaiX Expert · dossier de développement · généré le 2026-10-04 depuis le dépôt </w:t>
-      </w:r>
-      <w:hyperlink w:history="1" r:id="rIdjrsvewsd_ag8o4f-wlll1">
+        <w:t xml:space="preserve">FlaiX Expert · dossier de développement · généré le 2026-10-19 depuis le dépôt </w:t>
+      </w:r>
+      <w:hyperlink w:history="1" r:id="rIdk213rddsmmzl18w8ucjst">
         <w:r>
           <w:rPr>
             <w:rStyle w:val="Hyperlink"/>
@@ -832,7 +832,7 @@
           <w:numId w:val="3"/>
         </w:numPr>
       </w:pPr>
-      <w:hyperlink w:history="1" r:id="rIdsuyp265ugqgqqpr5xbugn">
+      <w:hyperlink w:history="1" r:id="rIdifb1bsg7ydvmg4zmsdshk">
         <w:r>
           <w:rPr>
             <w:rStyle w:val="Hyperlink"/>
@@ -852,7 +852,7 @@
           <w:numId w:val="3"/>
         </w:numPr>
       </w:pPr>
-      <w:hyperlink w:history="1" r:id="rIder_jnr_unwyigmkfbvf2b">
+      <w:hyperlink w:history="1" r:id="rIdazyofu3hu0ypi3wzepsm7">
         <w:r>
           <w:rPr>
             <w:rStyle w:val="Hyperlink"/>
@@ -872,7 +872,7 @@
           <w:numId w:val="3"/>
         </w:numPr>
       </w:pPr>
-      <w:hyperlink w:history="1" r:id="rIdmcymid07fekve7ngexmag">
+      <w:hyperlink w:history="1" r:id="rIdpohmv6uvttt7ch4jlrrix">
         <w:r>
           <w:rPr>
             <w:rStyle w:val="Hyperlink"/>
@@ -892,7 +892,7 @@
           <w:numId w:val="3"/>
         </w:numPr>
       </w:pPr>
-      <w:hyperlink w:history="1" r:id="rIdablakb34a5av1uetahpqn">
+      <w:hyperlink w:history="1" r:id="rIdenrzr_aep7tllwirwp-5b">
         <w:r>
           <w:rPr>
             <w:rStyle w:val="Hyperlink"/>
@@ -940,7 +940,7 @@
       <w:r>
         <w:t xml:space="preserve"> — créé — </w:t>
       </w:r>
-      <w:hyperlink w:history="1" r:id="rIdzsox2tntlms3vurrii_-j">
+      <w:hyperlink w:history="1" r:id="rIdyimthi0uensyjysxib3cc">
         <w:r>
           <w:rPr>
             <w:rStyle w:val="Hyperlink"/>
@@ -977,7 +977,7 @@
       <w:r>
         <w:t xml:space="preserve"> — créé — </w:t>
       </w:r>
-      <w:hyperlink w:history="1" r:id="rId6lnfkp3vexg7yhs9yklb4">
+      <w:hyperlink w:history="1" r:id="rIdvmzohkwqq_ktk5e9kpyxz">
         <w:r>
           <w:rPr>
             <w:rStyle w:val="Hyperlink"/>
@@ -1006,7 +1006,7 @@
       <w:r>
         <w:t xml:space="preserve"> — créé — </w:t>
       </w:r>
-      <w:hyperlink w:history="1" r:id="rIdl65o_wlyc5d7ydentxzsy">
+      <w:hyperlink w:history="1" r:id="rIdes4jegeoxtca3la8tds94">
         <w:r>
           <w:rPr>
             <w:rStyle w:val="Hyperlink"/>
@@ -1043,7 +1043,7 @@
       <w:r>
         <w:t xml:space="preserve"> — modifié — </w:t>
       </w:r>
-      <w:hyperlink w:history="1" r:id="rIdsl4gkcth6vlrwj7tcjhjl">
+      <w:hyperlink w:history="1" r:id="rIdmjvw66lgewe52hvyethdk">
         <w:r>
           <w:rPr>
             <w:rStyle w:val="Hyperlink"/>
@@ -1072,7 +1072,7 @@
       <w:r>
         <w:t xml:space="preserve"> — modifié — </w:t>
       </w:r>
-      <w:hyperlink w:history="1" r:id="rIduwuoamtcipcxbvrrbi3pd">
+      <w:hyperlink w:history="1" r:id="rIdnyqz3qv2a4igapbwia8vf">
         <w:r>
           <w:rPr>
             <w:rStyle w:val="Hyperlink"/>
@@ -1101,7 +1101,7 @@
       <w:r>
         <w:t xml:space="preserve"> — modifié — </w:t>
       </w:r>
-      <w:hyperlink w:history="1" r:id="rIdyakycdxcfgnkmfiri9btv">
+      <w:hyperlink w:history="1" r:id="rIdidsgcpew70hn8vmqtha2f">
         <w:r>
           <w:rPr>
             <w:rStyle w:val="Hyperlink"/>
@@ -1130,7 +1130,7 @@
       <w:r>
         <w:t xml:space="preserve"> — modifié — </w:t>
       </w:r>
-      <w:hyperlink w:history="1" r:id="rIdnjd9feqdh2w7cbx8nz-hi">
+      <w:hyperlink w:history="1" r:id="rIdgqdkjstsb64talvqp-z6m">
         <w:r>
           <w:rPr>
             <w:rStyle w:val="Hyperlink"/>
@@ -1159,7 +1159,7 @@
       <w:r>
         <w:t xml:space="preserve"> — créé — </w:t>
       </w:r>
-      <w:hyperlink w:history="1" r:id="rIdjrnzlfsazf0zje5abqmyj">
+      <w:hyperlink w:history="1" r:id="rId8t8e88bsjpbavt9urtal9">
         <w:r>
           <w:rPr>
             <w:rStyle w:val="Hyperlink"/>
@@ -1196,7 +1196,7 @@
       <w:r>
         <w:t xml:space="preserve"> — modifié — </w:t>
       </w:r>
-      <w:hyperlink w:history="1" r:id="rIdcz0w7nuryfigxggt7n-q9">
+      <w:hyperlink w:history="1" r:id="rIdyn6oppdhf_qlhy3a-yzl-">
         <w:r>
           <w:rPr>
             <w:rStyle w:val="Hyperlink"/>
@@ -1225,7 +1225,7 @@
       <w:r>
         <w:t xml:space="preserve"> — créé — </w:t>
       </w:r>
-      <w:hyperlink w:history="1" r:id="rIdipw-2sz9ob7rqfjd3tse4">
+      <w:hyperlink w:history="1" r:id="rIdvobmkmpophdpda0iyaz2e">
         <w:r>
           <w:rPr>
             <w:rStyle w:val="Hyperlink"/>
@@ -1254,7 +1254,7 @@
       <w:r>
         <w:t xml:space="preserve"> — modifié — </w:t>
       </w:r>
-      <w:hyperlink w:history="1" r:id="rId74lczn8z8jhi_a1w4j_dy">
+      <w:hyperlink w:history="1" r:id="rId8l-p1tfe3qvt9av4p7etf">
         <w:r>
           <w:rPr>
             <w:rStyle w:val="Hyperlink"/>
@@ -1283,7 +1283,7 @@
       <w:r>
         <w:t xml:space="preserve"> — modifié — </w:t>
       </w:r>
-      <w:hyperlink w:history="1" r:id="rIddnnyf1xo6ygpe-47o5iia">
+      <w:hyperlink w:history="1" r:id="rIdhtuyas0450jj5ekq4olpg">
         <w:r>
           <w:rPr>
             <w:rStyle w:val="Hyperlink"/>
@@ -1320,7 +1320,7 @@
       <w:r>
         <w:t xml:space="preserve"> — modifié — </w:t>
       </w:r>
-      <w:hyperlink w:history="1" r:id="rIdk8whi_1rpuen86s4usilt">
+      <w:hyperlink w:history="1" r:id="rIdwrbb03a2nrxvle8rat8k4">
         <w:r>
           <w:rPr>
             <w:rStyle w:val="Hyperlink"/>
@@ -1349,7 +1349,7 @@
       <w:r>
         <w:t xml:space="preserve"> — modifié — </w:t>
       </w:r>
-      <w:hyperlink w:history="1" r:id="rId7uhb58bra7rgi34dpyttz">
+      <w:hyperlink w:history="1" r:id="rIdbyijlk-g7dvef281ocpca">
         <w:r>
           <w:rPr>
             <w:rStyle w:val="Hyperlink"/>
@@ -1378,7 +1378,7 @@
       <w:r>
         <w:t xml:space="preserve"> — créé — </w:t>
       </w:r>
-      <w:hyperlink w:history="1" r:id="rIdc5hfg3kuc7yarqg1j8su7">
+      <w:hyperlink w:history="1" r:id="rIdv2vvb220jox2k_gapk3ao">
         <w:r>
           <w:rPr>
             <w:rStyle w:val="Hyperlink"/>
@@ -1415,7 +1415,7 @@
       <w:r>
         <w:t xml:space="preserve"> — modifié — </w:t>
       </w:r>
-      <w:hyperlink w:history="1" r:id="rIdw_ogfzfvaaqk5pqq_zerm">
+      <w:hyperlink w:history="1" r:id="rIdkmedv7hv3dahdloq9af0i">
         <w:r>
           <w:rPr>
             <w:rStyle w:val="Hyperlink"/>

--- a/docs/developpement/phases/word/PHASE_22_DECISIONS_DU_2026_10_01_ET_RECETTES.docx
+++ b/docs/developpement/phases/word/PHASE_22_DECISIONS_DU_2026_10_01_ET_RECETTES.docx
@@ -20,7 +20,7 @@
       <w:r>
         <w:t xml:space="preserve">FlaiX Expert · dossier de développement · généré le 2026-10-19 depuis le dépôt </w:t>
       </w:r>
-      <w:hyperlink w:history="1" r:id="rIdk213rddsmmzl18w8ucjst">
+      <w:hyperlink w:history="1" r:id="rIdfryb6wowcwa1amxyqi94j">
         <w:r>
           <w:rPr>
             <w:rStyle w:val="Hyperlink"/>
@@ -832,7 +832,7 @@
           <w:numId w:val="3"/>
         </w:numPr>
       </w:pPr>
-      <w:hyperlink w:history="1" r:id="rIdifb1bsg7ydvmg4zmsdshk">
+      <w:hyperlink w:history="1" r:id="rIdk_fssmc_f50hjtrcyrgga">
         <w:r>
           <w:rPr>
             <w:rStyle w:val="Hyperlink"/>
@@ -852,7 +852,7 @@
           <w:numId w:val="3"/>
         </w:numPr>
       </w:pPr>
-      <w:hyperlink w:history="1" r:id="rIdazyofu3hu0ypi3wzepsm7">
+      <w:hyperlink w:history="1" r:id="rIdbj8q0aoeq2l7mlaxqrcmt">
         <w:r>
           <w:rPr>
             <w:rStyle w:val="Hyperlink"/>
@@ -872,7 +872,7 @@
           <w:numId w:val="3"/>
         </w:numPr>
       </w:pPr>
-      <w:hyperlink w:history="1" r:id="rIdpohmv6uvttt7ch4jlrrix">
+      <w:hyperlink w:history="1" r:id="rIdrhe9071ogq3gx85aytv5-">
         <w:r>
           <w:rPr>
             <w:rStyle w:val="Hyperlink"/>
@@ -892,7 +892,7 @@
           <w:numId w:val="3"/>
         </w:numPr>
       </w:pPr>
-      <w:hyperlink w:history="1" r:id="rIdenrzr_aep7tllwirwp-5b">
+      <w:hyperlink w:history="1" r:id="rId6vnymprgox55vapcmx6ov">
         <w:r>
           <w:rPr>
             <w:rStyle w:val="Hyperlink"/>
@@ -940,7 +940,7 @@
       <w:r>
         <w:t xml:space="preserve"> — créé — </w:t>
       </w:r>
-      <w:hyperlink w:history="1" r:id="rIdyimthi0uensyjysxib3cc">
+      <w:hyperlink w:history="1" r:id="rIdjui9n-de2aitum7qg_ehm">
         <w:r>
           <w:rPr>
             <w:rStyle w:val="Hyperlink"/>
@@ -977,7 +977,7 @@
       <w:r>
         <w:t xml:space="preserve"> — créé — </w:t>
       </w:r>
-      <w:hyperlink w:history="1" r:id="rIdvmzohkwqq_ktk5e9kpyxz">
+      <w:hyperlink w:history="1" r:id="rIdbioxwpoupnrguolxlumw2">
         <w:r>
           <w:rPr>
             <w:rStyle w:val="Hyperlink"/>
@@ -1006,7 +1006,7 @@
       <w:r>
         <w:t xml:space="preserve"> — créé — </w:t>
       </w:r>
-      <w:hyperlink w:history="1" r:id="rIdes4jegeoxtca3la8tds94">
+      <w:hyperlink w:history="1" r:id="rIdyjoqtpviisstbacxwa-gf">
         <w:r>
           <w:rPr>
             <w:rStyle w:val="Hyperlink"/>
@@ -1043,7 +1043,7 @@
       <w:r>
         <w:t xml:space="preserve"> — modifié — </w:t>
       </w:r>
-      <w:hyperlink w:history="1" r:id="rIdmjvw66lgewe52hvyethdk">
+      <w:hyperlink w:history="1" r:id="rId74y78ipo1mlvs138o0zx0">
         <w:r>
           <w:rPr>
             <w:rStyle w:val="Hyperlink"/>
@@ -1072,7 +1072,7 @@
       <w:r>
         <w:t xml:space="preserve"> — modifié — </w:t>
       </w:r>
-      <w:hyperlink w:history="1" r:id="rIdnyqz3qv2a4igapbwia8vf">
+      <w:hyperlink w:history="1" r:id="rIdm9peqvtk3ombnargbw4rx">
         <w:r>
           <w:rPr>
             <w:rStyle w:val="Hyperlink"/>
@@ -1101,7 +1101,7 @@
       <w:r>
         <w:t xml:space="preserve"> — modifié — </w:t>
       </w:r>
-      <w:hyperlink w:history="1" r:id="rIdidsgcpew70hn8vmqtha2f">
+      <w:hyperlink w:history="1" r:id="rId6tj45jomufjvorcly69d4">
         <w:r>
           <w:rPr>
             <w:rStyle w:val="Hyperlink"/>
@@ -1130,7 +1130,7 @@
       <w:r>
         <w:t xml:space="preserve"> — modifié — </w:t>
       </w:r>
-      <w:hyperlink w:history="1" r:id="rIdgqdkjstsb64talvqp-z6m">
+      <w:hyperlink w:history="1" r:id="rIdrgrc14vvowfeluqxsqmpp">
         <w:r>
           <w:rPr>
             <w:rStyle w:val="Hyperlink"/>
@@ -1159,7 +1159,7 @@
       <w:r>
         <w:t xml:space="preserve"> — créé — </w:t>
       </w:r>
-      <w:hyperlink w:history="1" r:id="rId8t8e88bsjpbavt9urtal9">
+      <w:hyperlink w:history="1" r:id="rIdrqvjbjml4eczgnnzrk_iq">
         <w:r>
           <w:rPr>
             <w:rStyle w:val="Hyperlink"/>
@@ -1196,7 +1196,7 @@
       <w:r>
         <w:t xml:space="preserve"> — modifié — </w:t>
       </w:r>
-      <w:hyperlink w:history="1" r:id="rIdyn6oppdhf_qlhy3a-yzl-">
+      <w:hyperlink w:history="1" r:id="rId436bjhy7aos-hsmrq0gu2">
         <w:r>
           <w:rPr>
             <w:rStyle w:val="Hyperlink"/>
@@ -1225,7 +1225,7 @@
       <w:r>
         <w:t xml:space="preserve"> — créé — </w:t>
       </w:r>
-      <w:hyperlink w:history="1" r:id="rIdvobmkmpophdpda0iyaz2e">
+      <w:hyperlink w:history="1" r:id="rId3v8qrpgl79cp-wo4l5hrp">
         <w:r>
           <w:rPr>
             <w:rStyle w:val="Hyperlink"/>
@@ -1254,7 +1254,7 @@
       <w:r>
         <w:t xml:space="preserve"> — modifié — </w:t>
       </w:r>
-      <w:hyperlink w:history="1" r:id="rId8l-p1tfe3qvt9av4p7etf">
+      <w:hyperlink w:history="1" r:id="rIdtltk2wglqmzv8iobefhaj">
         <w:r>
           <w:rPr>
             <w:rStyle w:val="Hyperlink"/>
@@ -1283,7 +1283,7 @@
       <w:r>
         <w:t xml:space="preserve"> — modifié — </w:t>
       </w:r>
-      <w:hyperlink w:history="1" r:id="rIdhtuyas0450jj5ekq4olpg">
+      <w:hyperlink w:history="1" r:id="rIdfiq8panivfxfajezsimvn">
         <w:r>
           <w:rPr>
             <w:rStyle w:val="Hyperlink"/>
@@ -1320,7 +1320,7 @@
       <w:r>
         <w:t xml:space="preserve"> — modifié — </w:t>
       </w:r>
-      <w:hyperlink w:history="1" r:id="rIdwrbb03a2nrxvle8rat8k4">
+      <w:hyperlink w:history="1" r:id="rIddv-r7hencqq6ivwjdvrni">
         <w:r>
           <w:rPr>
             <w:rStyle w:val="Hyperlink"/>
@@ -1349,7 +1349,7 @@
       <w:r>
         <w:t xml:space="preserve"> — modifié — </w:t>
       </w:r>
-      <w:hyperlink w:history="1" r:id="rIdbyijlk-g7dvef281ocpca">
+      <w:hyperlink w:history="1" r:id="rIdkjqjax152xznhkrhmjus6">
         <w:r>
           <w:rPr>
             <w:rStyle w:val="Hyperlink"/>
@@ -1378,7 +1378,7 @@
       <w:r>
         <w:t xml:space="preserve"> — créé — </w:t>
       </w:r>
-      <w:hyperlink w:history="1" r:id="rIdv2vvb220jox2k_gapk3ao">
+      <w:hyperlink w:history="1" r:id="rIdwuwe6dy-gxgf2zgz-feom">
         <w:r>
           <w:rPr>
             <w:rStyle w:val="Hyperlink"/>
@@ -1415,7 +1415,7 @@
       <w:r>
         <w:t xml:space="preserve"> — modifié — </w:t>
       </w:r>
-      <w:hyperlink w:history="1" r:id="rIdkmedv7hv3dahdloq9af0i">
+      <w:hyperlink w:history="1" r:id="rIduzwffa15qj2n7q-obnb7n">
         <w:r>
           <w:rPr>
             <w:rStyle w:val="Hyperlink"/>

--- a/docs/developpement/phases/word/PHASE_22_DECISIONS_DU_2026_10_01_ET_RECETTES.docx
+++ b/docs/developpement/phases/word/PHASE_22_DECISIONS_DU_2026_10_01_ET_RECETTES.docx
@@ -20,7 +20,7 @@
       <w:r>
         <w:t xml:space="preserve">FlaiX Expert · dossier de développement · généré le 2026-10-19 depuis le dépôt </w:t>
       </w:r>
-      <w:hyperlink w:history="1" r:id="rIdfryb6wowcwa1amxyqi94j">
+      <w:hyperlink w:history="1" r:id="rIdi-mfxckxxkk6pmzqy0rva">
         <w:r>
           <w:rPr>
             <w:rStyle w:val="Hyperlink"/>
@@ -832,7 +832,7 @@
           <w:numId w:val="3"/>
         </w:numPr>
       </w:pPr>
-      <w:hyperlink w:history="1" r:id="rIdk_fssmc_f50hjtrcyrgga">
+      <w:hyperlink w:history="1" r:id="rIdlaxxctvdimrc4hb6juzul">
         <w:r>
           <w:rPr>
             <w:rStyle w:val="Hyperlink"/>
@@ -852,7 +852,7 @@
           <w:numId w:val="3"/>
         </w:numPr>
       </w:pPr>
-      <w:hyperlink w:history="1" r:id="rIdbj8q0aoeq2l7mlaxqrcmt">
+      <w:hyperlink w:history="1" r:id="rId12w95kwfdbsafewvuakwc">
         <w:r>
           <w:rPr>
             <w:rStyle w:val="Hyperlink"/>
@@ -872,7 +872,7 @@
           <w:numId w:val="3"/>
         </w:numPr>
       </w:pPr>
-      <w:hyperlink w:history="1" r:id="rIdrhe9071ogq3gx85aytv5-">
+      <w:hyperlink w:history="1" r:id="rIdbyy6yx4foxr984ffumzjj">
         <w:r>
           <w:rPr>
             <w:rStyle w:val="Hyperlink"/>
@@ -892,7 +892,7 @@
           <w:numId w:val="3"/>
         </w:numPr>
       </w:pPr>
-      <w:hyperlink w:history="1" r:id="rId6vnymprgox55vapcmx6ov">
+      <w:hyperlink w:history="1" r:id="rIdyi_79dltk-khjaw7ldsxn">
         <w:r>
           <w:rPr>
             <w:rStyle w:val="Hyperlink"/>
@@ -940,7 +940,7 @@
       <w:r>
         <w:t xml:space="preserve"> — créé — </w:t>
       </w:r>
-      <w:hyperlink w:history="1" r:id="rIdjui9n-de2aitum7qg_ehm">
+      <w:hyperlink w:history="1" r:id="rId5lb7txpul37-jhwrjlonr">
         <w:r>
           <w:rPr>
             <w:rStyle w:val="Hyperlink"/>
@@ -977,7 +977,7 @@
       <w:r>
         <w:t xml:space="preserve"> — créé — </w:t>
       </w:r>
-      <w:hyperlink w:history="1" r:id="rIdbioxwpoupnrguolxlumw2">
+      <w:hyperlink w:history="1" r:id="rIdeofd5kxgbqn4fn3jjjjbr">
         <w:r>
           <w:rPr>
             <w:rStyle w:val="Hyperlink"/>
@@ -1006,7 +1006,7 @@
       <w:r>
         <w:t xml:space="preserve"> — créé — </w:t>
       </w:r>
-      <w:hyperlink w:history="1" r:id="rIdyjoqtpviisstbacxwa-gf">
+      <w:hyperlink w:history="1" r:id="rIdyr2xjbgbch6rpk_-snofe">
         <w:r>
           <w:rPr>
             <w:rStyle w:val="Hyperlink"/>
@@ -1043,7 +1043,7 @@
       <w:r>
         <w:t xml:space="preserve"> — modifié — </w:t>
       </w:r>
-      <w:hyperlink w:history="1" r:id="rId74y78ipo1mlvs138o0zx0">
+      <w:hyperlink w:history="1" r:id="rIdg2jgnx7cyco9-9qoxv_hy">
         <w:r>
           <w:rPr>
             <w:rStyle w:val="Hyperlink"/>
@@ -1072,7 +1072,7 @@
       <w:r>
         <w:t xml:space="preserve"> — modifié — </w:t>
       </w:r>
-      <w:hyperlink w:history="1" r:id="rIdm9peqvtk3ombnargbw4rx">
+      <w:hyperlink w:history="1" r:id="rIdklo8zuhm8hugfutyfu_wd">
         <w:r>
           <w:rPr>
             <w:rStyle w:val="Hyperlink"/>
@@ -1101,7 +1101,7 @@
       <w:r>
         <w:t xml:space="preserve"> — modifié — </w:t>
       </w:r>
-      <w:hyperlink w:history="1" r:id="rId6tj45jomufjvorcly69d4">
+      <w:hyperlink w:history="1" r:id="rIdypfco-cidiyptkjrt5fhv">
         <w:r>
           <w:rPr>
             <w:rStyle w:val="Hyperlink"/>
@@ -1130,7 +1130,7 @@
       <w:r>
         <w:t xml:space="preserve"> — modifié — </w:t>
       </w:r>
-      <w:hyperlink w:history="1" r:id="rIdrgrc14vvowfeluqxsqmpp">
+      <w:hyperlink w:history="1" r:id="rIdtrpk18yv0zh1rfq34rrci">
         <w:r>
           <w:rPr>
             <w:rStyle w:val="Hyperlink"/>
@@ -1159,7 +1159,7 @@
       <w:r>
         <w:t xml:space="preserve"> — créé — </w:t>
       </w:r>
-      <w:hyperlink w:history="1" r:id="rIdrqvjbjml4eczgnnzrk_iq">
+      <w:hyperlink w:history="1" r:id="rIdrwyfqe3elhpp2fppw5bje">
         <w:r>
           <w:rPr>
             <w:rStyle w:val="Hyperlink"/>
@@ -1196,7 +1196,7 @@
       <w:r>
         <w:t xml:space="preserve"> — modifié — </w:t>
       </w:r>
-      <w:hyperlink w:history="1" r:id="rId436bjhy7aos-hsmrq0gu2">
+      <w:hyperlink w:history="1" r:id="rIdlip5fkjxj-9aj2cpt_ou1">
         <w:r>
           <w:rPr>
             <w:rStyle w:val="Hyperlink"/>
@@ -1225,7 +1225,7 @@
       <w:r>
         <w:t xml:space="preserve"> — créé — </w:t>
       </w:r>
-      <w:hyperlink w:history="1" r:id="rId3v8qrpgl79cp-wo4l5hrp">
+      <w:hyperlink w:history="1" r:id="rIdp0xtl6ovxosh7gvowvniq">
         <w:r>
           <w:rPr>
             <w:rStyle w:val="Hyperlink"/>
@@ -1254,7 +1254,7 @@
       <w:r>
         <w:t xml:space="preserve"> — modifié — </w:t>
       </w:r>
-      <w:hyperlink w:history="1" r:id="rIdtltk2wglqmzv8iobefhaj">
+      <w:hyperlink w:history="1" r:id="rId1qs1ryocvh3pnd0p1tej3">
         <w:r>
           <w:rPr>
             <w:rStyle w:val="Hyperlink"/>
@@ -1283,7 +1283,7 @@
       <w:r>
         <w:t xml:space="preserve"> — modifié — </w:t>
       </w:r>
-      <w:hyperlink w:history="1" r:id="rIdfiq8panivfxfajezsimvn">
+      <w:hyperlink w:history="1" r:id="rId_ngz6nvnbccpqpi_er6hs">
         <w:r>
           <w:rPr>
             <w:rStyle w:val="Hyperlink"/>
@@ -1320,7 +1320,7 @@
       <w:r>
         <w:t xml:space="preserve"> — modifié — </w:t>
       </w:r>
-      <w:hyperlink w:history="1" r:id="rIddv-r7hencqq6ivwjdvrni">
+      <w:hyperlink w:history="1" r:id="rIdbehvfognmqanqunehmpro">
         <w:r>
           <w:rPr>
             <w:rStyle w:val="Hyperlink"/>
@@ -1349,7 +1349,7 @@
       <w:r>
         <w:t xml:space="preserve"> — modifié — </w:t>
       </w:r>
-      <w:hyperlink w:history="1" r:id="rIdkjqjax152xznhkrhmjus6">
+      <w:hyperlink w:history="1" r:id="rId0ttnzckfhih45ukykjuqu">
         <w:r>
           <w:rPr>
             <w:rStyle w:val="Hyperlink"/>
@@ -1378,7 +1378,7 @@
       <w:r>
         <w:t xml:space="preserve"> — créé — </w:t>
       </w:r>
-      <w:hyperlink w:history="1" r:id="rIdwuwe6dy-gxgf2zgz-feom">
+      <w:hyperlink w:history="1" r:id="rIdxd_kmlmqi7fbaczmgsily">
         <w:r>
           <w:rPr>
             <w:rStyle w:val="Hyperlink"/>
@@ -1415,7 +1415,7 @@
       <w:r>
         <w:t xml:space="preserve"> — modifié — </w:t>
       </w:r>
-      <w:hyperlink w:history="1" r:id="rIduzwffa15qj2n7q-obnb7n">
+      <w:hyperlink w:history="1" r:id="rIdqvek5bg2nfhnzhpgrqrfe">
         <w:r>
           <w:rPr>
             <w:rStyle w:val="Hyperlink"/>

--- a/docs/developpement/phases/word/PHASE_22_DECISIONS_DU_2026_10_01_ET_RECETTES.docx
+++ b/docs/developpement/phases/word/PHASE_22_DECISIONS_DU_2026_10_01_ET_RECETTES.docx
@@ -20,7 +20,7 @@
       <w:r>
         <w:t xml:space="preserve">FlaiX Expert · dossier de développement · généré le 2026-10-19 depuis le dépôt </w:t>
       </w:r>
-      <w:hyperlink w:history="1" r:id="rIdi-mfxckxxkk6pmzqy0rva">
+      <w:hyperlink w:history="1" r:id="rIdsf72chgum7abbo3tb31uf">
         <w:r>
           <w:rPr>
             <w:rStyle w:val="Hyperlink"/>
@@ -832,7 +832,7 @@
           <w:numId w:val="3"/>
         </w:numPr>
       </w:pPr>
-      <w:hyperlink w:history="1" r:id="rIdlaxxctvdimrc4hb6juzul">
+      <w:hyperlink w:history="1" r:id="rIdshwbloe48hr1eo8x94d3n">
         <w:r>
           <w:rPr>
             <w:rStyle w:val="Hyperlink"/>
@@ -852,7 +852,7 @@
           <w:numId w:val="3"/>
         </w:numPr>
       </w:pPr>
-      <w:hyperlink w:history="1" r:id="rId12w95kwfdbsafewvuakwc">
+      <w:hyperlink w:history="1" r:id="rIdw2ai-g6bwgji_p0jxzprt">
         <w:r>
           <w:rPr>
             <w:rStyle w:val="Hyperlink"/>
@@ -872,7 +872,7 @@
           <w:numId w:val="3"/>
         </w:numPr>
       </w:pPr>
-      <w:hyperlink w:history="1" r:id="rIdbyy6yx4foxr984ffumzjj">
+      <w:hyperlink w:history="1" r:id="rIds2uqnqhvihjghja5f7ubm">
         <w:r>
           <w:rPr>
             <w:rStyle w:val="Hyperlink"/>
@@ -892,7 +892,7 @@
           <w:numId w:val="3"/>
         </w:numPr>
       </w:pPr>
-      <w:hyperlink w:history="1" r:id="rIdyi_79dltk-khjaw7ldsxn">
+      <w:hyperlink w:history="1" r:id="rIdk1t6waszaee0hpzki7ulo">
         <w:r>
           <w:rPr>
             <w:rStyle w:val="Hyperlink"/>
@@ -940,7 +940,7 @@
       <w:r>
         <w:t xml:space="preserve"> — créé — </w:t>
       </w:r>
-      <w:hyperlink w:history="1" r:id="rId5lb7txpul37-jhwrjlonr">
+      <w:hyperlink w:history="1" r:id="rIdsowxu8fpwuvtfhdh_t8em">
         <w:r>
           <w:rPr>
             <w:rStyle w:val="Hyperlink"/>
@@ -977,7 +977,7 @@
       <w:r>
         <w:t xml:space="preserve"> — créé — </w:t>
       </w:r>
-      <w:hyperlink w:history="1" r:id="rIdeofd5kxgbqn4fn3jjjjbr">
+      <w:hyperlink w:history="1" r:id="rIdgpfo-pgpqxkgj1wl3cyw3">
         <w:r>
           <w:rPr>
             <w:rStyle w:val="Hyperlink"/>
@@ -1006,7 +1006,7 @@
       <w:r>
         <w:t xml:space="preserve"> — créé — </w:t>
       </w:r>
-      <w:hyperlink w:history="1" r:id="rIdyr2xjbgbch6rpk_-snofe">
+      <w:hyperlink w:history="1" r:id="rId9rkhumgnvw5couydpwrdd">
         <w:r>
           <w:rPr>
             <w:rStyle w:val="Hyperlink"/>
@@ -1043,7 +1043,7 @@
       <w:r>
         <w:t xml:space="preserve"> — modifié — </w:t>
       </w:r>
-      <w:hyperlink w:history="1" r:id="rIdg2jgnx7cyco9-9qoxv_hy">
+      <w:hyperlink w:history="1" r:id="rIdfivlpwsnpyoltf-hbvweb">
         <w:r>
           <w:rPr>
             <w:rStyle w:val="Hyperlink"/>
@@ -1072,7 +1072,7 @@
       <w:r>
         <w:t xml:space="preserve"> — modifié — </w:t>
       </w:r>
-      <w:hyperlink w:history="1" r:id="rIdklo8zuhm8hugfutyfu_wd">
+      <w:hyperlink w:history="1" r:id="rIdidmkx29d36c4lgwzbxf7d">
         <w:r>
           <w:rPr>
             <w:rStyle w:val="Hyperlink"/>
@@ -1101,7 +1101,7 @@
       <w:r>
         <w:t xml:space="preserve"> — modifié — </w:t>
       </w:r>
-      <w:hyperlink w:history="1" r:id="rIdypfco-cidiyptkjrt5fhv">
+      <w:hyperlink w:history="1" r:id="rIdx_jjbczcq0fz5y1ghztq7">
         <w:r>
           <w:rPr>
             <w:rStyle w:val="Hyperlink"/>
@@ -1130,7 +1130,7 @@
       <w:r>
         <w:t xml:space="preserve"> — modifié — </w:t>
       </w:r>
-      <w:hyperlink w:history="1" r:id="rIdtrpk18yv0zh1rfq34rrci">
+      <w:hyperlink w:history="1" r:id="rIdoj-v2dxevrhfoyoswsnq8">
         <w:r>
           <w:rPr>
             <w:rStyle w:val="Hyperlink"/>
@@ -1159,7 +1159,7 @@
       <w:r>
         <w:t xml:space="preserve"> — créé — </w:t>
       </w:r>
-      <w:hyperlink w:history="1" r:id="rIdrwyfqe3elhpp2fppw5bje">
+      <w:hyperlink w:history="1" r:id="rIdcjsw5boikyk98tdnf8siz">
         <w:r>
           <w:rPr>
             <w:rStyle w:val="Hyperlink"/>
@@ -1196,7 +1196,7 @@
       <w:r>
         <w:t xml:space="preserve"> — modifié — </w:t>
       </w:r>
-      <w:hyperlink w:history="1" r:id="rIdlip5fkjxj-9aj2cpt_ou1">
+      <w:hyperlink w:history="1" r:id="rId4jta0sc6bnj4yimg1lwhc">
         <w:r>
           <w:rPr>
             <w:rStyle w:val="Hyperlink"/>
@@ -1225,7 +1225,7 @@
       <w:r>
         <w:t xml:space="preserve"> — créé — </w:t>
       </w:r>
-      <w:hyperlink w:history="1" r:id="rIdp0xtl6ovxosh7gvowvniq">
+      <w:hyperlink w:history="1" r:id="rId7gctffqic9in6rlcstrsd">
         <w:r>
           <w:rPr>
             <w:rStyle w:val="Hyperlink"/>
@@ -1254,7 +1254,7 @@
       <w:r>
         <w:t xml:space="preserve"> — modifié — </w:t>
       </w:r>
-      <w:hyperlink w:history="1" r:id="rId1qs1ryocvh3pnd0p1tej3">
+      <w:hyperlink w:history="1" r:id="rIdyldftsulgfd8o0e32jf25">
         <w:r>
           <w:rPr>
             <w:rStyle w:val="Hyperlink"/>
@@ -1283,7 +1283,7 @@
       <w:r>
         <w:t xml:space="preserve"> — modifié — </w:t>
       </w:r>
-      <w:hyperlink w:history="1" r:id="rId_ngz6nvnbccpqpi_er6hs">
+      <w:hyperlink w:history="1" r:id="rIdba3jdwyvbb09zq7tjktny">
         <w:r>
           <w:rPr>
             <w:rStyle w:val="Hyperlink"/>
@@ -1320,7 +1320,7 @@
       <w:r>
         <w:t xml:space="preserve"> — modifié — </w:t>
       </w:r>
-      <w:hyperlink w:history="1" r:id="rIdbehvfognmqanqunehmpro">
+      <w:hyperlink w:history="1" r:id="rIdtrswg2nir4sv8d0_gjw8u">
         <w:r>
           <w:rPr>
             <w:rStyle w:val="Hyperlink"/>
@@ -1349,7 +1349,7 @@
       <w:r>
         <w:t xml:space="preserve"> — modifié — </w:t>
       </w:r>
-      <w:hyperlink w:history="1" r:id="rId0ttnzckfhih45ukykjuqu">
+      <w:hyperlink w:history="1" r:id="rIdztb-ebkh0jwhvwxfir7e0">
         <w:r>
           <w:rPr>
             <w:rStyle w:val="Hyperlink"/>
@@ -1378,7 +1378,7 @@
       <w:r>
         <w:t xml:space="preserve"> — créé — </w:t>
       </w:r>
-      <w:hyperlink w:history="1" r:id="rIdxd_kmlmqi7fbaczmgsily">
+      <w:hyperlink w:history="1" r:id="rIdzy-klrclskqfwhcotb1ph">
         <w:r>
           <w:rPr>
             <w:rStyle w:val="Hyperlink"/>
@@ -1415,7 +1415,7 @@
       <w:r>
         <w:t xml:space="preserve"> — modifié — </w:t>
       </w:r>
-      <w:hyperlink w:history="1" r:id="rIdqvek5bg2nfhnzhpgrqrfe">
+      <w:hyperlink w:history="1" r:id="rIde4sd9hu9i3f8wdsho50hv">
         <w:r>
           <w:rPr>
             <w:rStyle w:val="Hyperlink"/>

--- a/docs/developpement/phases/word/PHASE_22_DECISIONS_DU_2026_10_01_ET_RECETTES.docx
+++ b/docs/developpement/phases/word/PHASE_22_DECISIONS_DU_2026_10_01_ET_RECETTES.docx
@@ -20,7 +20,7 @@
       <w:r>
         <w:t xml:space="preserve">FlaiX Expert · dossier de développement · généré le 2026-10-19 depuis le dépôt </w:t>
       </w:r>
-      <w:hyperlink w:history="1" r:id="rIdsf72chgum7abbo3tb31uf">
+      <w:hyperlink w:history="1" r:id="rIdubkjmtiumy-yjnefgav70">
         <w:r>
           <w:rPr>
             <w:rStyle w:val="Hyperlink"/>
@@ -832,7 +832,7 @@
           <w:numId w:val="3"/>
         </w:numPr>
       </w:pPr>
-      <w:hyperlink w:history="1" r:id="rIdshwbloe48hr1eo8x94d3n">
+      <w:hyperlink w:history="1" r:id="rIdp7fptpoduq_p1uv7s7r4p">
         <w:r>
           <w:rPr>
             <w:rStyle w:val="Hyperlink"/>
@@ -852,7 +852,7 @@
           <w:numId w:val="3"/>
         </w:numPr>
       </w:pPr>
-      <w:hyperlink w:history="1" r:id="rIdw2ai-g6bwgji_p0jxzprt">
+      <w:hyperlink w:history="1" r:id="rIdmwivunhjgwjnali80_ttm">
         <w:r>
           <w:rPr>
             <w:rStyle w:val="Hyperlink"/>
@@ -872,7 +872,7 @@
           <w:numId w:val="3"/>
         </w:numPr>
       </w:pPr>
-      <w:hyperlink w:history="1" r:id="rIds2uqnqhvihjghja5f7ubm">
+      <w:hyperlink w:history="1" r:id="rIdegpn54g9o5nspaavorcl5">
         <w:r>
           <w:rPr>
             <w:rStyle w:val="Hyperlink"/>
@@ -892,7 +892,7 @@
           <w:numId w:val="3"/>
         </w:numPr>
       </w:pPr>
-      <w:hyperlink w:history="1" r:id="rIdk1t6waszaee0hpzki7ulo">
+      <w:hyperlink w:history="1" r:id="rIdenvx_r_tmfdqzqhhsq4sm">
         <w:r>
           <w:rPr>
             <w:rStyle w:val="Hyperlink"/>
@@ -940,7 +940,7 @@
       <w:r>
         <w:t xml:space="preserve"> — créé — </w:t>
       </w:r>
-      <w:hyperlink w:history="1" r:id="rIdsowxu8fpwuvtfhdh_t8em">
+      <w:hyperlink w:history="1" r:id="rId2r96fsvmjhfvr-37g6nv0">
         <w:r>
           <w:rPr>
             <w:rStyle w:val="Hyperlink"/>
@@ -977,7 +977,7 @@
       <w:r>
         <w:t xml:space="preserve"> — créé — </w:t>
       </w:r>
-      <w:hyperlink w:history="1" r:id="rIdgpfo-pgpqxkgj1wl3cyw3">
+      <w:hyperlink w:history="1" r:id="rIdsl7r3pammvrxfylvgytpr">
         <w:r>
           <w:rPr>
             <w:rStyle w:val="Hyperlink"/>
@@ -1006,7 +1006,7 @@
       <w:r>
         <w:t xml:space="preserve"> — créé — </w:t>
       </w:r>
-      <w:hyperlink w:history="1" r:id="rId9rkhumgnvw5couydpwrdd">
+      <w:hyperlink w:history="1" r:id="rIdbtwwy5ak6ap4uh2csg_ht">
         <w:r>
           <w:rPr>
             <w:rStyle w:val="Hyperlink"/>
@@ -1043,7 +1043,7 @@
       <w:r>
         <w:t xml:space="preserve"> — modifié — </w:t>
       </w:r>
-      <w:hyperlink w:history="1" r:id="rIdfivlpwsnpyoltf-hbvweb">
+      <w:hyperlink w:history="1" r:id="rIdzq00ke2hirytnjinb1rce">
         <w:r>
           <w:rPr>
             <w:rStyle w:val="Hyperlink"/>
@@ -1072,7 +1072,7 @@
       <w:r>
         <w:t xml:space="preserve"> — modifié — </w:t>
       </w:r>
-      <w:hyperlink w:history="1" r:id="rIdidmkx29d36c4lgwzbxf7d">
+      <w:hyperlink w:history="1" r:id="rIddjeswhp4nyvh4gdh30nc8">
         <w:r>
           <w:rPr>
             <w:rStyle w:val="Hyperlink"/>
@@ -1101,7 +1101,7 @@
       <w:r>
         <w:t xml:space="preserve"> — modifié — </w:t>
       </w:r>
-      <w:hyperlink w:history="1" r:id="rIdx_jjbczcq0fz5y1ghztq7">
+      <w:hyperlink w:history="1" r:id="rIdnhtkm31ocedegxx-5pvjf">
         <w:r>
           <w:rPr>
             <w:rStyle w:val="Hyperlink"/>
@@ -1130,7 +1130,7 @@
       <w:r>
         <w:t xml:space="preserve"> — modifié — </w:t>
       </w:r>
-      <w:hyperlink w:history="1" r:id="rIdoj-v2dxevrhfoyoswsnq8">
+      <w:hyperlink w:history="1" r:id="rIdigj1sjmdengr3jo30vsdr">
         <w:r>
           <w:rPr>
             <w:rStyle w:val="Hyperlink"/>
@@ -1159,7 +1159,7 @@
       <w:r>
         <w:t xml:space="preserve"> — créé — </w:t>
       </w:r>
-      <w:hyperlink w:history="1" r:id="rIdcjsw5boikyk98tdnf8siz">
+      <w:hyperlink w:history="1" r:id="rId-shqcde1iryaplnoayc1g">
         <w:r>
           <w:rPr>
             <w:rStyle w:val="Hyperlink"/>
@@ -1196,7 +1196,7 @@
       <w:r>
         <w:t xml:space="preserve"> — modifié — </w:t>
       </w:r>
-      <w:hyperlink w:history="1" r:id="rId4jta0sc6bnj4yimg1lwhc">
+      <w:hyperlink w:history="1" r:id="rIdiiqbgn-nus-jpchgtjrtr">
         <w:r>
           <w:rPr>
             <w:rStyle w:val="Hyperlink"/>
@@ -1225,7 +1225,7 @@
       <w:r>
         <w:t xml:space="preserve"> — créé — </w:t>
       </w:r>
-      <w:hyperlink w:history="1" r:id="rId7gctffqic9in6rlcstrsd">
+      <w:hyperlink w:history="1" r:id="rIdwmnv7aw1vpdqlvuijter8">
         <w:r>
           <w:rPr>
             <w:rStyle w:val="Hyperlink"/>
@@ -1254,7 +1254,7 @@
       <w:r>
         <w:t xml:space="preserve"> — modifié — </w:t>
       </w:r>
-      <w:hyperlink w:history="1" r:id="rIdyldftsulgfd8o0e32jf25">
+      <w:hyperlink w:history="1" r:id="rIdxrpqp53bfsgdsjovpsjqr">
         <w:r>
           <w:rPr>
             <w:rStyle w:val="Hyperlink"/>
@@ -1283,7 +1283,7 @@
       <w:r>
         <w:t xml:space="preserve"> — modifié — </w:t>
       </w:r>
-      <w:hyperlink w:history="1" r:id="rIdba3jdwyvbb09zq7tjktny">
+      <w:hyperlink w:history="1" r:id="rIdxnts0ptjdifihaefq_mvs">
         <w:r>
           <w:rPr>
             <w:rStyle w:val="Hyperlink"/>
@@ -1320,7 +1320,7 @@
       <w:r>
         <w:t xml:space="preserve"> — modifié — </w:t>
       </w:r>
-      <w:hyperlink w:history="1" r:id="rIdtrswg2nir4sv8d0_gjw8u">
+      <w:hyperlink w:history="1" r:id="rId4yym1vxa7q7ckdxswpgcd">
         <w:r>
           <w:rPr>
             <w:rStyle w:val="Hyperlink"/>
@@ -1349,7 +1349,7 @@
       <w:r>
         <w:t xml:space="preserve"> — modifié — </w:t>
       </w:r>
-      <w:hyperlink w:history="1" r:id="rIdztb-ebkh0jwhvwxfir7e0">
+      <w:hyperlink w:history="1" r:id="rIdtttc3op9cik1jn4bdu1ko">
         <w:r>
           <w:rPr>
             <w:rStyle w:val="Hyperlink"/>
@@ -1378,7 +1378,7 @@
       <w:r>
         <w:t xml:space="preserve"> — créé — </w:t>
       </w:r>
-      <w:hyperlink w:history="1" r:id="rIdzy-klrclskqfwhcotb1ph">
+      <w:hyperlink w:history="1" r:id="rIdfyg8mwfcwwbvkgxyvartj">
         <w:r>
           <w:rPr>
             <w:rStyle w:val="Hyperlink"/>
@@ -1415,7 +1415,7 @@
       <w:r>
         <w:t xml:space="preserve"> — modifié — </w:t>
       </w:r>
-      <w:hyperlink w:history="1" r:id="rIde4sd9hu9i3f8wdsho50hv">
+      <w:hyperlink w:history="1" r:id="rIdxhbvwbmjuqliqczbktlha">
         <w:r>
           <w:rPr>
             <w:rStyle w:val="Hyperlink"/>

--- a/docs/developpement/phases/word/PHASE_22_DECISIONS_DU_2026_10_01_ET_RECETTES.docx
+++ b/docs/developpement/phases/word/PHASE_22_DECISIONS_DU_2026_10_01_ET_RECETTES.docx
@@ -18,9 +18,9 @@
         <w:shd w:fill="F6F3FF" w:color="auto" w:val="clear"/>
       </w:pPr>
       <w:r>
-        <w:t xml:space="preserve">FlaiX Expert · dossier de développement · généré le 2026-10-19 depuis le dépôt </w:t>
-      </w:r>
-      <w:hyperlink w:history="1" r:id="rIdubkjmtiumy-yjnefgav70">
+        <w:t xml:space="preserve">FlaiX Expert · dossier de développement · généré le 2026-10-21 depuis le dépôt </w:t>
+      </w:r>
+      <w:hyperlink w:history="1" r:id="rIdg-swveuf0zarmplle7pep">
         <w:r>
           <w:rPr>
             <w:rStyle w:val="Hyperlink"/>
@@ -832,7 +832,7 @@
           <w:numId w:val="3"/>
         </w:numPr>
       </w:pPr>
-      <w:hyperlink w:history="1" r:id="rIdp7fptpoduq_p1uv7s7r4p">
+      <w:hyperlink w:history="1" r:id="rIdt2jxzkfackotxxgpu_hcs">
         <w:r>
           <w:rPr>
             <w:rStyle w:val="Hyperlink"/>
@@ -852,7 +852,7 @@
           <w:numId w:val="3"/>
         </w:numPr>
       </w:pPr>
-      <w:hyperlink w:history="1" r:id="rIdmwivunhjgwjnali80_ttm">
+      <w:hyperlink w:history="1" r:id="rIdb-hwsrnmko-ss-b-eopwj">
         <w:r>
           <w:rPr>
             <w:rStyle w:val="Hyperlink"/>
@@ -872,7 +872,7 @@
           <w:numId w:val="3"/>
         </w:numPr>
       </w:pPr>
-      <w:hyperlink w:history="1" r:id="rIdegpn54g9o5nspaavorcl5">
+      <w:hyperlink w:history="1" r:id="rIdgwjltid5ulyr8f6vjavl5">
         <w:r>
           <w:rPr>
             <w:rStyle w:val="Hyperlink"/>
@@ -892,7 +892,7 @@
           <w:numId w:val="3"/>
         </w:numPr>
       </w:pPr>
-      <w:hyperlink w:history="1" r:id="rIdenvx_r_tmfdqzqhhsq4sm">
+      <w:hyperlink w:history="1" r:id="rIdjd5b1qvx4kiw769c5hhc0">
         <w:r>
           <w:rPr>
             <w:rStyle w:val="Hyperlink"/>
@@ -940,7 +940,7 @@
       <w:r>
         <w:t xml:space="preserve"> — créé — </w:t>
       </w:r>
-      <w:hyperlink w:history="1" r:id="rId2r96fsvmjhfvr-37g6nv0">
+      <w:hyperlink w:history="1" r:id="rIdg775mjfmmqmqdogdtnfxn">
         <w:r>
           <w:rPr>
             <w:rStyle w:val="Hyperlink"/>
@@ -977,7 +977,7 @@
       <w:r>
         <w:t xml:space="preserve"> — créé — </w:t>
       </w:r>
-      <w:hyperlink w:history="1" r:id="rIdsl7r3pammvrxfylvgytpr">
+      <w:hyperlink w:history="1" r:id="rIdecfvqk1hcowk1zgut1qir">
         <w:r>
           <w:rPr>
             <w:rStyle w:val="Hyperlink"/>
@@ -1006,7 +1006,7 @@
       <w:r>
         <w:t xml:space="preserve"> — créé — </w:t>
       </w:r>
-      <w:hyperlink w:history="1" r:id="rIdbtwwy5ak6ap4uh2csg_ht">
+      <w:hyperlink w:history="1" r:id="rIdlvnqqel532pb1muhpy6pq">
         <w:r>
           <w:rPr>
             <w:rStyle w:val="Hyperlink"/>
@@ -1043,7 +1043,7 @@
       <w:r>
         <w:t xml:space="preserve"> — modifié — </w:t>
       </w:r>
-      <w:hyperlink w:history="1" r:id="rIdzq00ke2hirytnjinb1rce">
+      <w:hyperlink w:history="1" r:id="rIdfzjewverlt5lmc4nqddai">
         <w:r>
           <w:rPr>
             <w:rStyle w:val="Hyperlink"/>
@@ -1072,7 +1072,7 @@
       <w:r>
         <w:t xml:space="preserve"> — modifié — </w:t>
       </w:r>
-      <w:hyperlink w:history="1" r:id="rIddjeswhp4nyvh4gdh30nc8">
+      <w:hyperlink w:history="1" r:id="rId2jjc5vwjfh0b3pqg86cbk">
         <w:r>
           <w:rPr>
             <w:rStyle w:val="Hyperlink"/>
@@ -1101,7 +1101,7 @@
       <w:r>
         <w:t xml:space="preserve"> — modifié — </w:t>
       </w:r>
-      <w:hyperlink w:history="1" r:id="rIdnhtkm31ocedegxx-5pvjf">
+      <w:hyperlink w:history="1" r:id="rIdxaommjreocrhz0lscmmvl">
         <w:r>
           <w:rPr>
             <w:rStyle w:val="Hyperlink"/>
@@ -1130,7 +1130,7 @@
       <w:r>
         <w:t xml:space="preserve"> — modifié — </w:t>
       </w:r>
-      <w:hyperlink w:history="1" r:id="rIdigj1sjmdengr3jo30vsdr">
+      <w:hyperlink w:history="1" r:id="rIdpm2r1vryx1llyshks_0v7">
         <w:r>
           <w:rPr>
             <w:rStyle w:val="Hyperlink"/>
@@ -1159,7 +1159,7 @@
       <w:r>
         <w:t xml:space="preserve"> — créé — </w:t>
       </w:r>
-      <w:hyperlink w:history="1" r:id="rId-shqcde1iryaplnoayc1g">
+      <w:hyperlink w:history="1" r:id="rIdq2b3l9afddq62xgrg2jpw">
         <w:r>
           <w:rPr>
             <w:rStyle w:val="Hyperlink"/>
@@ -1196,7 +1196,7 @@
       <w:r>
         <w:t xml:space="preserve"> — modifié — </w:t>
       </w:r>
-      <w:hyperlink w:history="1" r:id="rIdiiqbgn-nus-jpchgtjrtr">
+      <w:hyperlink w:history="1" r:id="rIdyhtkvtamaffprm3pfsrfy">
         <w:r>
           <w:rPr>
             <w:rStyle w:val="Hyperlink"/>
@@ -1225,7 +1225,7 @@
       <w:r>
         <w:t xml:space="preserve"> — créé — </w:t>
       </w:r>
-      <w:hyperlink w:history="1" r:id="rIdwmnv7aw1vpdqlvuijter8">
+      <w:hyperlink w:history="1" r:id="rIdpjihjsulre2rmyfyjdetr">
         <w:r>
           <w:rPr>
             <w:rStyle w:val="Hyperlink"/>
@@ -1254,7 +1254,7 @@
       <w:r>
         <w:t xml:space="preserve"> — modifié — </w:t>
       </w:r>
-      <w:hyperlink w:history="1" r:id="rIdxrpqp53bfsgdsjovpsjqr">
+      <w:hyperlink w:history="1" r:id="rIdmqtcimus72ilp9xy0vn4d">
         <w:r>
           <w:rPr>
             <w:rStyle w:val="Hyperlink"/>
@@ -1283,7 +1283,7 @@
       <w:r>
         <w:t xml:space="preserve"> — modifié — </w:t>
       </w:r>
-      <w:hyperlink w:history="1" r:id="rIdxnts0ptjdifihaefq_mvs">
+      <w:hyperlink w:history="1" r:id="rIdtzy2efv_4wdfq1xmwx5h4">
         <w:r>
           <w:rPr>
             <w:rStyle w:val="Hyperlink"/>
@@ -1320,7 +1320,7 @@
       <w:r>
         <w:t xml:space="preserve"> — modifié — </w:t>
       </w:r>
-      <w:hyperlink w:history="1" r:id="rId4yym1vxa7q7ckdxswpgcd">
+      <w:hyperlink w:history="1" r:id="rIdny6k_qbjch1ycvus2phem">
         <w:r>
           <w:rPr>
             <w:rStyle w:val="Hyperlink"/>
@@ -1349,7 +1349,7 @@
       <w:r>
         <w:t xml:space="preserve"> — modifié — </w:t>
       </w:r>
-      <w:hyperlink w:history="1" r:id="rIdtttc3op9cik1jn4bdu1ko">
+      <w:hyperlink w:history="1" r:id="rIdfsdmynzfqgfstdv5gbty3">
         <w:r>
           <w:rPr>
             <w:rStyle w:val="Hyperlink"/>
@@ -1378,7 +1378,7 @@
       <w:r>
         <w:t xml:space="preserve"> — créé — </w:t>
       </w:r>
-      <w:hyperlink w:history="1" r:id="rIdfyg8mwfcwwbvkgxyvartj">
+      <w:hyperlink w:history="1" r:id="rIdq4wjsfnuiimzwiusmljeb">
         <w:r>
           <w:rPr>
             <w:rStyle w:val="Hyperlink"/>
@@ -1415,7 +1415,7 @@
       <w:r>
         <w:t xml:space="preserve"> — modifié — </w:t>
       </w:r>
-      <w:hyperlink w:history="1" r:id="rIdxhbvwbmjuqliqczbktlha">
+      <w:hyperlink w:history="1" r:id="rIdjijyr1ovp4eylp9bxghd2">
         <w:r>
           <w:rPr>
             <w:rStyle w:val="Hyperlink"/>

--- a/docs/developpement/phases/word/PHASE_22_DECISIONS_DU_2026_10_01_ET_RECETTES.docx
+++ b/docs/developpement/phases/word/PHASE_22_DECISIONS_DU_2026_10_01_ET_RECETTES.docx
@@ -20,7 +20,7 @@
       <w:r>
         <w:t xml:space="preserve">FlaiX Expert · dossier de développement · généré le 2026-10-21 depuis le dépôt </w:t>
       </w:r>
-      <w:hyperlink w:history="1" r:id="rIdg-swveuf0zarmplle7pep">
+      <w:hyperlink w:history="1" r:id="rId1lm0j0bvtq40i4pbosioa">
         <w:r>
           <w:rPr>
             <w:rStyle w:val="Hyperlink"/>
@@ -832,7 +832,7 @@
           <w:numId w:val="3"/>
         </w:numPr>
       </w:pPr>
-      <w:hyperlink w:history="1" r:id="rIdt2jxzkfackotxxgpu_hcs">
+      <w:hyperlink w:history="1" r:id="rIdq0a5txxd0qzmzzkkafvzk">
         <w:r>
           <w:rPr>
             <w:rStyle w:val="Hyperlink"/>
@@ -852,7 +852,7 @@
           <w:numId w:val="3"/>
         </w:numPr>
       </w:pPr>
-      <w:hyperlink w:history="1" r:id="rIdb-hwsrnmko-ss-b-eopwj">
+      <w:hyperlink w:history="1" r:id="rId2ks7v54xil7zo-chf_zoq">
         <w:r>
           <w:rPr>
             <w:rStyle w:val="Hyperlink"/>
@@ -872,7 +872,7 @@
           <w:numId w:val="3"/>
         </w:numPr>
       </w:pPr>
-      <w:hyperlink w:history="1" r:id="rIdgwjltid5ulyr8f6vjavl5">
+      <w:hyperlink w:history="1" r:id="rIdsxkoegfaxdope414c0cez">
         <w:r>
           <w:rPr>
             <w:rStyle w:val="Hyperlink"/>
@@ -892,7 +892,7 @@
           <w:numId w:val="3"/>
         </w:numPr>
       </w:pPr>
-      <w:hyperlink w:history="1" r:id="rIdjd5b1qvx4kiw769c5hhc0">
+      <w:hyperlink w:history="1" r:id="rIdzbmdnbmei0t9xbk90kzui">
         <w:r>
           <w:rPr>
             <w:rStyle w:val="Hyperlink"/>
@@ -940,7 +940,7 @@
       <w:r>
         <w:t xml:space="preserve"> — créé — </w:t>
       </w:r>
-      <w:hyperlink w:history="1" r:id="rIdg775mjfmmqmqdogdtnfxn">
+      <w:hyperlink w:history="1" r:id="rId2z2vmpt3g7cxoxv-lnwrj">
         <w:r>
           <w:rPr>
             <w:rStyle w:val="Hyperlink"/>
@@ -977,7 +977,7 @@
       <w:r>
         <w:t xml:space="preserve"> — créé — </w:t>
       </w:r>
-      <w:hyperlink w:history="1" r:id="rIdecfvqk1hcowk1zgut1qir">
+      <w:hyperlink w:history="1" r:id="rIdju8ztkjvnavlg_u7bva6b">
         <w:r>
           <w:rPr>
             <w:rStyle w:val="Hyperlink"/>
@@ -1006,7 +1006,7 @@
       <w:r>
         <w:t xml:space="preserve"> — créé — </w:t>
       </w:r>
-      <w:hyperlink w:history="1" r:id="rIdlvnqqel532pb1muhpy6pq">
+      <w:hyperlink w:history="1" r:id="rId2a3g22ygip6lxplwxyntl">
         <w:r>
           <w:rPr>
             <w:rStyle w:val="Hyperlink"/>
@@ -1043,7 +1043,7 @@
       <w:r>
         <w:t xml:space="preserve"> — modifié — </w:t>
       </w:r>
-      <w:hyperlink w:history="1" r:id="rIdfzjewverlt5lmc4nqddai">
+      <w:hyperlink w:history="1" r:id="rIds4hesqjg_ikr_mkovkjvm">
         <w:r>
           <w:rPr>
             <w:rStyle w:val="Hyperlink"/>
@@ -1072,7 +1072,7 @@
       <w:r>
         <w:t xml:space="preserve"> — modifié — </w:t>
       </w:r>
-      <w:hyperlink w:history="1" r:id="rId2jjc5vwjfh0b3pqg86cbk">
+      <w:hyperlink w:history="1" r:id="rIdjojujga1hrlw54lsmnolz">
         <w:r>
           <w:rPr>
             <w:rStyle w:val="Hyperlink"/>
@@ -1101,7 +1101,7 @@
       <w:r>
         <w:t xml:space="preserve"> — modifié — </w:t>
       </w:r>
-      <w:hyperlink w:history="1" r:id="rIdxaommjreocrhz0lscmmvl">
+      <w:hyperlink w:history="1" r:id="rIdpmmvzfcoqbgvkmxznwulp">
         <w:r>
           <w:rPr>
             <w:rStyle w:val="Hyperlink"/>
@@ -1130,7 +1130,7 @@
       <w:r>
         <w:t xml:space="preserve"> — modifié — </w:t>
       </w:r>
-      <w:hyperlink w:history="1" r:id="rIdpm2r1vryx1llyshks_0v7">
+      <w:hyperlink w:history="1" r:id="rId7zrmg9k8lmbbhxvklqars">
         <w:r>
           <w:rPr>
             <w:rStyle w:val="Hyperlink"/>
@@ -1159,7 +1159,7 @@
       <w:r>
         <w:t xml:space="preserve"> — créé — </w:t>
       </w:r>
-      <w:hyperlink w:history="1" r:id="rIdq2b3l9afddq62xgrg2jpw">
+      <w:hyperlink w:history="1" r:id="rId50-brrsoh9ybau9ju69qz">
         <w:r>
           <w:rPr>
             <w:rStyle w:val="Hyperlink"/>
@@ -1196,7 +1196,7 @@
       <w:r>
         <w:t xml:space="preserve"> — modifié — </w:t>
       </w:r>
-      <w:hyperlink w:history="1" r:id="rIdyhtkvtamaffprm3pfsrfy">
+      <w:hyperlink w:history="1" r:id="rIdf5ul97c39ztm4p51gjdpd">
         <w:r>
           <w:rPr>
             <w:rStyle w:val="Hyperlink"/>
@@ -1225,7 +1225,7 @@
       <w:r>
         <w:t xml:space="preserve"> — créé — </w:t>
       </w:r>
-      <w:hyperlink w:history="1" r:id="rIdpjihjsulre2rmyfyjdetr">
+      <w:hyperlink w:history="1" r:id="rIdquf1biwm-8fbqj4nrwsuf">
         <w:r>
           <w:rPr>
             <w:rStyle w:val="Hyperlink"/>
@@ -1254,7 +1254,7 @@
       <w:r>
         <w:t xml:space="preserve"> — modifié — </w:t>
       </w:r>
-      <w:hyperlink w:history="1" r:id="rIdmqtcimus72ilp9xy0vn4d">
+      <w:hyperlink w:history="1" r:id="rIdtnjt7gnd0n9nkmlwyitzg">
         <w:r>
           <w:rPr>
             <w:rStyle w:val="Hyperlink"/>
@@ -1283,7 +1283,7 @@
       <w:r>
         <w:t xml:space="preserve"> — modifié — </w:t>
       </w:r>
-      <w:hyperlink w:history="1" r:id="rIdtzy2efv_4wdfq1xmwx5h4">
+      <w:hyperlink w:history="1" r:id="rIdwjaahzhfyevjsw69p1saf">
         <w:r>
           <w:rPr>
             <w:rStyle w:val="Hyperlink"/>
@@ -1320,7 +1320,7 @@
       <w:r>
         <w:t xml:space="preserve"> — modifié — </w:t>
       </w:r>
-      <w:hyperlink w:history="1" r:id="rIdny6k_qbjch1ycvus2phem">
+      <w:hyperlink w:history="1" r:id="rId8yu9bap7an2npezwbnlut">
         <w:r>
           <w:rPr>
             <w:rStyle w:val="Hyperlink"/>
@@ -1349,7 +1349,7 @@
       <w:r>
         <w:t xml:space="preserve"> — modifié — </w:t>
       </w:r>
-      <w:hyperlink w:history="1" r:id="rIdfsdmynzfqgfstdv5gbty3">
+      <w:hyperlink w:history="1" r:id="rId8u5hititvvfol8mtunzzh">
         <w:r>
           <w:rPr>
             <w:rStyle w:val="Hyperlink"/>
@@ -1378,7 +1378,7 @@
       <w:r>
         <w:t xml:space="preserve"> — créé — </w:t>
       </w:r>
-      <w:hyperlink w:history="1" r:id="rIdq4wjsfnuiimzwiusmljeb">
+      <w:hyperlink w:history="1" r:id="rIdy5xej6ms9q5sydylf-qid">
         <w:r>
           <w:rPr>
             <w:rStyle w:val="Hyperlink"/>
@@ -1415,7 +1415,7 @@
       <w:r>
         <w:t xml:space="preserve"> — modifié — </w:t>
       </w:r>
-      <w:hyperlink w:history="1" r:id="rIdjijyr1ovp4eylp9bxghd2">
+      <w:hyperlink w:history="1" r:id="rIdpw19mnzakppqcj5hya9qg">
         <w:r>
           <w:rPr>
             <w:rStyle w:val="Hyperlink"/>

--- a/docs/developpement/phases/word/PHASE_22_DECISIONS_DU_2026_10_01_ET_RECETTES.docx
+++ b/docs/developpement/phases/word/PHASE_22_DECISIONS_DU_2026_10_01_ET_RECETTES.docx
@@ -18,9 +18,9 @@
         <w:shd w:fill="F6F3FF" w:color="auto" w:val="clear"/>
       </w:pPr>
       <w:r>
-        <w:t xml:space="preserve">FlaiX Expert · dossier de développement · généré le 2026-10-21 depuis le dépôt </w:t>
-      </w:r>
-      <w:hyperlink w:history="1" r:id="rId1lm0j0bvtq40i4pbosioa">
+        <w:t xml:space="preserve">FlaiX Expert · dossier de développement · généré le 2026-10-23 depuis le dépôt </w:t>
+      </w:r>
+      <w:hyperlink w:history="1" r:id="rIdgfm44-0e6ibp0fyx0bfjh">
         <w:r>
           <w:rPr>
             <w:rStyle w:val="Hyperlink"/>
@@ -832,7 +832,7 @@
           <w:numId w:val="3"/>
         </w:numPr>
       </w:pPr>
-      <w:hyperlink w:history="1" r:id="rIdq0a5txxd0qzmzzkkafvzk">
+      <w:hyperlink w:history="1" r:id="rIdhsdpetkizse1xhnrbbaz_">
         <w:r>
           <w:rPr>
             <w:rStyle w:val="Hyperlink"/>
@@ -852,7 +852,7 @@
           <w:numId w:val="3"/>
         </w:numPr>
       </w:pPr>
-      <w:hyperlink w:history="1" r:id="rId2ks7v54xil7zo-chf_zoq">
+      <w:hyperlink w:history="1" r:id="rIdrr1tu4jcgaayatbtky3fd">
         <w:r>
           <w:rPr>
             <w:rStyle w:val="Hyperlink"/>
@@ -872,7 +872,7 @@
           <w:numId w:val="3"/>
         </w:numPr>
       </w:pPr>
-      <w:hyperlink w:history="1" r:id="rIdsxkoegfaxdope414c0cez">
+      <w:hyperlink w:history="1" r:id="rIdqiqugxle78ehcz-histnm">
         <w:r>
           <w:rPr>
             <w:rStyle w:val="Hyperlink"/>
@@ -892,7 +892,7 @@
           <w:numId w:val="3"/>
         </w:numPr>
       </w:pPr>
-      <w:hyperlink w:history="1" r:id="rIdzbmdnbmei0t9xbk90kzui">
+      <w:hyperlink w:history="1" r:id="rIdwggv59-jc9mbzdvlqrhcy">
         <w:r>
           <w:rPr>
             <w:rStyle w:val="Hyperlink"/>
@@ -940,7 +940,7 @@
       <w:r>
         <w:t xml:space="preserve"> — créé — </w:t>
       </w:r>
-      <w:hyperlink w:history="1" r:id="rId2z2vmpt3g7cxoxv-lnwrj">
+      <w:hyperlink w:history="1" r:id="rIdyxkcgtte1vm85auqxcdxw">
         <w:r>
           <w:rPr>
             <w:rStyle w:val="Hyperlink"/>
@@ -977,7 +977,7 @@
       <w:r>
         <w:t xml:space="preserve"> — créé — </w:t>
       </w:r>
-      <w:hyperlink w:history="1" r:id="rIdju8ztkjvnavlg_u7bva6b">
+      <w:hyperlink w:history="1" r:id="rIdezjsa2lvpqsvpkttptvtg">
         <w:r>
           <w:rPr>
             <w:rStyle w:val="Hyperlink"/>
@@ -1006,7 +1006,7 @@
       <w:r>
         <w:t xml:space="preserve"> — créé — </w:t>
       </w:r>
-      <w:hyperlink w:history="1" r:id="rId2a3g22ygip6lxplwxyntl">
+      <w:hyperlink w:history="1" r:id="rIdw18kzzakmvbiwyeoxwt36">
         <w:r>
           <w:rPr>
             <w:rStyle w:val="Hyperlink"/>
@@ -1043,7 +1043,7 @@
       <w:r>
         <w:t xml:space="preserve"> — modifié — </w:t>
       </w:r>
-      <w:hyperlink w:history="1" r:id="rIds4hesqjg_ikr_mkovkjvm">
+      <w:hyperlink w:history="1" r:id="rIdondbuz3zobzliu5trk8s5">
         <w:r>
           <w:rPr>
             <w:rStyle w:val="Hyperlink"/>
@@ -1072,7 +1072,7 @@
       <w:r>
         <w:t xml:space="preserve"> — modifié — </w:t>
       </w:r>
-      <w:hyperlink w:history="1" r:id="rIdjojujga1hrlw54lsmnolz">
+      <w:hyperlink w:history="1" r:id="rIds6p8qfea3wbysjpzmsrij">
         <w:r>
           <w:rPr>
             <w:rStyle w:val="Hyperlink"/>
@@ -1101,7 +1101,7 @@
       <w:r>
         <w:t xml:space="preserve"> — modifié — </w:t>
       </w:r>
-      <w:hyperlink w:history="1" r:id="rIdpmmvzfcoqbgvkmxznwulp">
+      <w:hyperlink w:history="1" r:id="rId2qs9mrtw9ym8o37tgebsv">
         <w:r>
           <w:rPr>
             <w:rStyle w:val="Hyperlink"/>
@@ -1130,7 +1130,7 @@
       <w:r>
         <w:t xml:space="preserve"> — modifié — </w:t>
       </w:r>
-      <w:hyperlink w:history="1" r:id="rId7zrmg9k8lmbbhxvklqars">
+      <w:hyperlink w:history="1" r:id="rId4ljzap9lm9qtxnlvvzuxk">
         <w:r>
           <w:rPr>
             <w:rStyle w:val="Hyperlink"/>
@@ -1159,7 +1159,7 @@
       <w:r>
         <w:t xml:space="preserve"> — créé — </w:t>
       </w:r>
-      <w:hyperlink w:history="1" r:id="rId50-brrsoh9ybau9ju69qz">
+      <w:hyperlink w:history="1" r:id="rId6jqkcnkjrgqt4gv77xruj">
         <w:r>
           <w:rPr>
             <w:rStyle w:val="Hyperlink"/>
@@ -1196,7 +1196,7 @@
       <w:r>
         <w:t xml:space="preserve"> — modifié — </w:t>
       </w:r>
-      <w:hyperlink w:history="1" r:id="rIdf5ul97c39ztm4p51gjdpd">
+      <w:hyperlink w:history="1" r:id="rIdoiqjbfjcm7eflx8wpyk53">
         <w:r>
           <w:rPr>
             <w:rStyle w:val="Hyperlink"/>
@@ -1225,7 +1225,7 @@
       <w:r>
         <w:t xml:space="preserve"> — créé — </w:t>
       </w:r>
-      <w:hyperlink w:history="1" r:id="rIdquf1biwm-8fbqj4nrwsuf">
+      <w:hyperlink w:history="1" r:id="rIdtlymtmrtm34amfbbtwqkm">
         <w:r>
           <w:rPr>
             <w:rStyle w:val="Hyperlink"/>
@@ -1254,7 +1254,7 @@
       <w:r>
         <w:t xml:space="preserve"> — modifié — </w:t>
       </w:r>
-      <w:hyperlink w:history="1" r:id="rIdtnjt7gnd0n9nkmlwyitzg">
+      <w:hyperlink w:history="1" r:id="rIdipg0p5x1elpfuu1asdeen">
         <w:r>
           <w:rPr>
             <w:rStyle w:val="Hyperlink"/>
@@ -1283,7 +1283,7 @@
       <w:r>
         <w:t xml:space="preserve"> — modifié — </w:t>
       </w:r>
-      <w:hyperlink w:history="1" r:id="rIdwjaahzhfyevjsw69p1saf">
+      <w:hyperlink w:history="1" r:id="rIdf0vkv-_xu8a31zpaihajz">
         <w:r>
           <w:rPr>
             <w:rStyle w:val="Hyperlink"/>
@@ -1320,7 +1320,7 @@
       <w:r>
         <w:t xml:space="preserve"> — modifié — </w:t>
       </w:r>
-      <w:hyperlink w:history="1" r:id="rId8yu9bap7an2npezwbnlut">
+      <w:hyperlink w:history="1" r:id="rIdtxjmkbrkuu_spkq8gu9--">
         <w:r>
           <w:rPr>
             <w:rStyle w:val="Hyperlink"/>
@@ -1349,7 +1349,7 @@
       <w:r>
         <w:t xml:space="preserve"> — modifié — </w:t>
       </w:r>
-      <w:hyperlink w:history="1" r:id="rId8u5hititvvfol8mtunzzh">
+      <w:hyperlink w:history="1" r:id="rIdhq0xwhb59qtka4vr8lwo2">
         <w:r>
           <w:rPr>
             <w:rStyle w:val="Hyperlink"/>
@@ -1378,7 +1378,7 @@
       <w:r>
         <w:t xml:space="preserve"> — créé — </w:t>
       </w:r>
-      <w:hyperlink w:history="1" r:id="rIdy5xej6ms9q5sydylf-qid">
+      <w:hyperlink w:history="1" r:id="rIdktjbnyxmuojbzyqxuhjd1">
         <w:r>
           <w:rPr>
             <w:rStyle w:val="Hyperlink"/>
@@ -1415,7 +1415,7 @@
       <w:r>
         <w:t xml:space="preserve"> — modifié — </w:t>
       </w:r>
-      <w:hyperlink w:history="1" r:id="rIdpw19mnzakppqcj5hya9qg">
+      <w:hyperlink w:history="1" r:id="rId-dvxuvaf4lx_0wp4zcxb-">
         <w:r>
           <w:rPr>
             <w:rStyle w:val="Hyperlink"/>

--- a/docs/developpement/phases/word/PHASE_22_DECISIONS_DU_2026_10_01_ET_RECETTES.docx
+++ b/docs/developpement/phases/word/PHASE_22_DECISIONS_DU_2026_10_01_ET_RECETTES.docx
@@ -18,9 +18,9 @@
         <w:shd w:fill="F6F3FF" w:color="auto" w:val="clear"/>
       </w:pPr>
       <w:r>
-        <w:t xml:space="preserve">FlaiX Expert · dossier de développement · généré le 2026-10-23 depuis le dépôt </w:t>
-      </w:r>
-      <w:hyperlink w:history="1" r:id="rIdgfm44-0e6ibp0fyx0bfjh">
+        <w:t xml:space="preserve">FlaiX Expert · dossier de développement · généré le 2026-10-24 depuis le dépôt </w:t>
+      </w:r>
+      <w:hyperlink w:history="1" r:id="rIdg0i7lrqpmxzlri6ryhs3a">
         <w:r>
           <w:rPr>
             <w:rStyle w:val="Hyperlink"/>
@@ -832,7 +832,7 @@
           <w:numId w:val="3"/>
         </w:numPr>
       </w:pPr>
-      <w:hyperlink w:history="1" r:id="rIdhsdpetkizse1xhnrbbaz_">
+      <w:hyperlink w:history="1" r:id="rIdqd86ralqmueq2bacqrk5q">
         <w:r>
           <w:rPr>
             <w:rStyle w:val="Hyperlink"/>
@@ -852,7 +852,7 @@
           <w:numId w:val="3"/>
         </w:numPr>
       </w:pPr>
-      <w:hyperlink w:history="1" r:id="rIdrr1tu4jcgaayatbtky3fd">
+      <w:hyperlink w:history="1" r:id="rIdvk-zocphppywel2_si3ad">
         <w:r>
           <w:rPr>
             <w:rStyle w:val="Hyperlink"/>
@@ -872,7 +872,7 @@
           <w:numId w:val="3"/>
         </w:numPr>
       </w:pPr>
-      <w:hyperlink w:history="1" r:id="rIdqiqugxle78ehcz-histnm">
+      <w:hyperlink w:history="1" r:id="rIdyg-wdn5gsayavuv6sfuwh">
         <w:r>
           <w:rPr>
             <w:rStyle w:val="Hyperlink"/>
@@ -892,7 +892,7 @@
           <w:numId w:val="3"/>
         </w:numPr>
       </w:pPr>
-      <w:hyperlink w:history="1" r:id="rIdwggv59-jc9mbzdvlqrhcy">
+      <w:hyperlink w:history="1" r:id="rIdpopdf1wucbc6r65mnfmvv">
         <w:r>
           <w:rPr>
             <w:rStyle w:val="Hyperlink"/>
@@ -940,7 +940,7 @@
       <w:r>
         <w:t xml:space="preserve"> — créé — </w:t>
       </w:r>
-      <w:hyperlink w:history="1" r:id="rIdyxkcgtte1vm85auqxcdxw">
+      <w:hyperlink w:history="1" r:id="rIdpwpnynigcogp96umgdeit">
         <w:r>
           <w:rPr>
             <w:rStyle w:val="Hyperlink"/>
@@ -977,7 +977,7 @@
       <w:r>
         <w:t xml:space="preserve"> — créé — </w:t>
       </w:r>
-      <w:hyperlink w:history="1" r:id="rIdezjsa2lvpqsvpkttptvtg">
+      <w:hyperlink w:history="1" r:id="rIdfhhckclfpnhnrogrtkimy">
         <w:r>
           <w:rPr>
             <w:rStyle w:val="Hyperlink"/>
@@ -1006,7 +1006,7 @@
       <w:r>
         <w:t xml:space="preserve"> — créé — </w:t>
       </w:r>
-      <w:hyperlink w:history="1" r:id="rIdw18kzzakmvbiwyeoxwt36">
+      <w:hyperlink w:history="1" r:id="rIdvolueng7ixmliwzkmj1qt">
         <w:r>
           <w:rPr>
             <w:rStyle w:val="Hyperlink"/>
@@ -1043,7 +1043,7 @@
       <w:r>
         <w:t xml:space="preserve"> — modifié — </w:t>
       </w:r>
-      <w:hyperlink w:history="1" r:id="rIdondbuz3zobzliu5trk8s5">
+      <w:hyperlink w:history="1" r:id="rIdm3xx_cyueaf_94vzw-ptm">
         <w:r>
           <w:rPr>
             <w:rStyle w:val="Hyperlink"/>
@@ -1072,7 +1072,7 @@
       <w:r>
         <w:t xml:space="preserve"> — modifié — </w:t>
       </w:r>
-      <w:hyperlink w:history="1" r:id="rIds6p8qfea3wbysjpzmsrij">
+      <w:hyperlink w:history="1" r:id="rIduq9sm_g0qjuamsqvdmozz">
         <w:r>
           <w:rPr>
             <w:rStyle w:val="Hyperlink"/>
@@ -1101,7 +1101,7 @@
       <w:r>
         <w:t xml:space="preserve"> — modifié — </w:t>
       </w:r>
-      <w:hyperlink w:history="1" r:id="rId2qs9mrtw9ym8o37tgebsv">
+      <w:hyperlink w:history="1" r:id="rIdcijsaco_chbxa_4eh2lyp">
         <w:r>
           <w:rPr>
             <w:rStyle w:val="Hyperlink"/>
@@ -1130,7 +1130,7 @@
       <w:r>
         <w:t xml:space="preserve"> — modifié — </w:t>
       </w:r>
-      <w:hyperlink w:history="1" r:id="rId4ljzap9lm9qtxnlvvzuxk">
+      <w:hyperlink w:history="1" r:id="rIdhanu2luxrfdrhleac1et5">
         <w:r>
           <w:rPr>
             <w:rStyle w:val="Hyperlink"/>
@@ -1159,7 +1159,7 @@
       <w:r>
         <w:t xml:space="preserve"> — créé — </w:t>
       </w:r>
-      <w:hyperlink w:history="1" r:id="rId6jqkcnkjrgqt4gv77xruj">
+      <w:hyperlink w:history="1" r:id="rIdl5e1tmf9s4gtqr00lxflo">
         <w:r>
           <w:rPr>
             <w:rStyle w:val="Hyperlink"/>
@@ -1196,7 +1196,7 @@
       <w:r>
         <w:t xml:space="preserve"> — modifié — </w:t>
       </w:r>
-      <w:hyperlink w:history="1" r:id="rIdoiqjbfjcm7eflx8wpyk53">
+      <w:hyperlink w:history="1" r:id="rIdsnwmtmuxr_5xqq8k45bwd">
         <w:r>
           <w:rPr>
             <w:rStyle w:val="Hyperlink"/>
@@ -1225,7 +1225,7 @@
       <w:r>
         <w:t xml:space="preserve"> — créé — </w:t>
       </w:r>
-      <w:hyperlink w:history="1" r:id="rIdtlymtmrtm34amfbbtwqkm">
+      <w:hyperlink w:history="1" r:id="rIdmxnx6izb1wykbs9srmxcc">
         <w:r>
           <w:rPr>
             <w:rStyle w:val="Hyperlink"/>
@@ -1254,7 +1254,7 @@
       <w:r>
         <w:t xml:space="preserve"> — modifié — </w:t>
       </w:r>
-      <w:hyperlink w:history="1" r:id="rIdipg0p5x1elpfuu1asdeen">
+      <w:hyperlink w:history="1" r:id="rIdeqy9s5sthjgqmxxemhswv">
         <w:r>
           <w:rPr>
             <w:rStyle w:val="Hyperlink"/>
@@ -1283,7 +1283,7 @@
       <w:r>
         <w:t xml:space="preserve"> — modifié — </w:t>
       </w:r>
-      <w:hyperlink w:history="1" r:id="rIdf0vkv-_xu8a31zpaihajz">
+      <w:hyperlink w:history="1" r:id="rIdkf3mbv1sf5m0o7mquh55q">
         <w:r>
           <w:rPr>
             <w:rStyle w:val="Hyperlink"/>
@@ -1320,7 +1320,7 @@
       <w:r>
         <w:t xml:space="preserve"> — modifié — </w:t>
       </w:r>
-      <w:hyperlink w:history="1" r:id="rIdtxjmkbrkuu_spkq8gu9--">
+      <w:hyperlink w:history="1" r:id="rIdk_dmm-5-vuvht8thohwt_">
         <w:r>
           <w:rPr>
             <w:rStyle w:val="Hyperlink"/>
@@ -1349,7 +1349,7 @@
       <w:r>
         <w:t xml:space="preserve"> — modifié — </w:t>
       </w:r>
-      <w:hyperlink w:history="1" r:id="rIdhq0xwhb59qtka4vr8lwo2">
+      <w:hyperlink w:history="1" r:id="rIdpqrwtbtq4ooa9u0io3rcq">
         <w:r>
           <w:rPr>
             <w:rStyle w:val="Hyperlink"/>
@@ -1378,7 +1378,7 @@
       <w:r>
         <w:t xml:space="preserve"> — créé — </w:t>
       </w:r>
-      <w:hyperlink w:history="1" r:id="rIdktjbnyxmuojbzyqxuhjd1">
+      <w:hyperlink w:history="1" r:id="rIdwxcqihnhw1jesb-qx4cc6">
         <w:r>
           <w:rPr>
             <w:rStyle w:val="Hyperlink"/>
@@ -1415,7 +1415,7 @@
       <w:r>
         <w:t xml:space="preserve"> — modifié — </w:t>
       </w:r>
-      <w:hyperlink w:history="1" r:id="rId-dvxuvaf4lx_0wp4zcxb-">
+      <w:hyperlink w:history="1" r:id="rIdgiswrkmuqvgyf2-lgrju6">
         <w:r>
           <w:rPr>
             <w:rStyle w:val="Hyperlink"/>

--- a/docs/developpement/phases/word/PHASE_22_DECISIONS_DU_2026_10_01_ET_RECETTES.docx
+++ b/docs/developpement/phases/word/PHASE_22_DECISIONS_DU_2026_10_01_ET_RECETTES.docx
@@ -18,9 +18,9 @@
         <w:shd w:fill="F6F3FF" w:color="auto" w:val="clear"/>
       </w:pPr>
       <w:r>
-        <w:t xml:space="preserve">FlaiX Expert · dossier de développement · généré le 2026-10-24 depuis le dépôt </w:t>
-      </w:r>
-      <w:hyperlink w:history="1" r:id="rIdg0i7lrqpmxzlri6ryhs3a">
+        <w:t xml:space="preserve">FlaiX Expert · dossier de développement · généré le 2026-10-25 depuis le dépôt </w:t>
+      </w:r>
+      <w:hyperlink w:history="1" r:id="rIdjccjnor54lb6pngnlmwcp">
         <w:r>
           <w:rPr>
             <w:rStyle w:val="Hyperlink"/>
@@ -832,7 +832,7 @@
           <w:numId w:val="3"/>
         </w:numPr>
       </w:pPr>
-      <w:hyperlink w:history="1" r:id="rIdqd86ralqmueq2bacqrk5q">
+      <w:hyperlink w:history="1" r:id="rIde-iiobckrcsmyxxfzf_18">
         <w:r>
           <w:rPr>
             <w:rStyle w:val="Hyperlink"/>
@@ -852,7 +852,7 @@
           <w:numId w:val="3"/>
         </w:numPr>
       </w:pPr>
-      <w:hyperlink w:history="1" r:id="rIdvk-zocphppywel2_si3ad">
+      <w:hyperlink w:history="1" r:id="rIdfe8el3-dblv06hdn5bpfh">
         <w:r>
           <w:rPr>
             <w:rStyle w:val="Hyperlink"/>
@@ -872,7 +872,7 @@
           <w:numId w:val="3"/>
         </w:numPr>
       </w:pPr>
-      <w:hyperlink w:history="1" r:id="rIdyg-wdn5gsayavuv6sfuwh">
+      <w:hyperlink w:history="1" r:id="rId-k2wm_-jdgqsbsg5vn62g">
         <w:r>
           <w:rPr>
             <w:rStyle w:val="Hyperlink"/>
@@ -892,7 +892,7 @@
           <w:numId w:val="3"/>
         </w:numPr>
       </w:pPr>
-      <w:hyperlink w:history="1" r:id="rIdpopdf1wucbc6r65mnfmvv">
+      <w:hyperlink w:history="1" r:id="rIdroctzbtghs3hk7vch85jj">
         <w:r>
           <w:rPr>
             <w:rStyle w:val="Hyperlink"/>
@@ -940,7 +940,7 @@
       <w:r>
         <w:t xml:space="preserve"> — créé — </w:t>
       </w:r>
-      <w:hyperlink w:history="1" r:id="rIdpwpnynigcogp96umgdeit">
+      <w:hyperlink w:history="1" r:id="rIdyggi4tw0erfz_t8clkbow">
         <w:r>
           <w:rPr>
             <w:rStyle w:val="Hyperlink"/>
@@ -977,7 +977,7 @@
       <w:r>
         <w:t xml:space="preserve"> — créé — </w:t>
       </w:r>
-      <w:hyperlink w:history="1" r:id="rIdfhhckclfpnhnrogrtkimy">
+      <w:hyperlink w:history="1" r:id="rIdngbm_oepqa_mt0juaviim">
         <w:r>
           <w:rPr>
             <w:rStyle w:val="Hyperlink"/>
@@ -1006,7 +1006,7 @@
       <w:r>
         <w:t xml:space="preserve"> — créé — </w:t>
       </w:r>
-      <w:hyperlink w:history="1" r:id="rIdvolueng7ixmliwzkmj1qt">
+      <w:hyperlink w:history="1" r:id="rIdfdppibf4h04vv3-vciat9">
         <w:r>
           <w:rPr>
             <w:rStyle w:val="Hyperlink"/>
@@ -1043,7 +1043,7 @@
       <w:r>
         <w:t xml:space="preserve"> — modifié — </w:t>
       </w:r>
-      <w:hyperlink w:history="1" r:id="rIdm3xx_cyueaf_94vzw-ptm">
+      <w:hyperlink w:history="1" r:id="rIdpcq7s13pi1rlma6wkjba5">
         <w:r>
           <w:rPr>
             <w:rStyle w:val="Hyperlink"/>
@@ -1072,7 +1072,7 @@
       <w:r>
         <w:t xml:space="preserve"> — modifié — </w:t>
       </w:r>
-      <w:hyperlink w:history="1" r:id="rIduq9sm_g0qjuamsqvdmozz">
+      <w:hyperlink w:history="1" r:id="rId0otipok8xkkjxwtbaaaat">
         <w:r>
           <w:rPr>
             <w:rStyle w:val="Hyperlink"/>
@@ -1101,7 +1101,7 @@
       <w:r>
         <w:t xml:space="preserve"> — modifié — </w:t>
       </w:r>
-      <w:hyperlink w:history="1" r:id="rIdcijsaco_chbxa_4eh2lyp">
+      <w:hyperlink w:history="1" r:id="rIdeymyx08sapm-we7itdsfs">
         <w:r>
           <w:rPr>
             <w:rStyle w:val="Hyperlink"/>
@@ -1130,7 +1130,7 @@
       <w:r>
         <w:t xml:space="preserve"> — modifié — </w:t>
       </w:r>
-      <w:hyperlink w:history="1" r:id="rIdhanu2luxrfdrhleac1et5">
+      <w:hyperlink w:history="1" r:id="rIdirhkqhlmtc48y74rtp7pe">
         <w:r>
           <w:rPr>
             <w:rStyle w:val="Hyperlink"/>
@@ -1159,7 +1159,7 @@
       <w:r>
         <w:t xml:space="preserve"> — créé — </w:t>
       </w:r>
-      <w:hyperlink w:history="1" r:id="rIdl5e1tmf9s4gtqr00lxflo">
+      <w:hyperlink w:history="1" r:id="rIdt0u4jyobwedqga2dpr1xe">
         <w:r>
           <w:rPr>
             <w:rStyle w:val="Hyperlink"/>
@@ -1196,7 +1196,7 @@
       <w:r>
         <w:t xml:space="preserve"> — modifié — </w:t>
       </w:r>
-      <w:hyperlink w:history="1" r:id="rIdsnwmtmuxr_5xqq8k45bwd">
+      <w:hyperlink w:history="1" r:id="rIdlb05szojtqq1g2xgf-jih">
         <w:r>
           <w:rPr>
             <w:rStyle w:val="Hyperlink"/>
@@ -1225,7 +1225,7 @@
       <w:r>
         <w:t xml:space="preserve"> — créé — </w:t>
       </w:r>
-      <w:hyperlink w:history="1" r:id="rIdmxnx6izb1wykbs9srmxcc">
+      <w:hyperlink w:history="1" r:id="rIdgocgrgei3khgy5cjy2qc-">
         <w:r>
           <w:rPr>
             <w:rStyle w:val="Hyperlink"/>
@@ -1254,7 +1254,7 @@
       <w:r>
         <w:t xml:space="preserve"> — modifié — </w:t>
       </w:r>
-      <w:hyperlink w:history="1" r:id="rIdeqy9s5sthjgqmxxemhswv">
+      <w:hyperlink w:history="1" r:id="rIdpppetcc7khucqb5d1lmzs">
         <w:r>
           <w:rPr>
             <w:rStyle w:val="Hyperlink"/>
@@ -1283,7 +1283,7 @@
       <w:r>
         <w:t xml:space="preserve"> — modifié — </w:t>
       </w:r>
-      <w:hyperlink w:history="1" r:id="rIdkf3mbv1sf5m0o7mquh55q">
+      <w:hyperlink w:history="1" r:id="rIdxcaksjm8jyiysiphgwupx">
         <w:r>
           <w:rPr>
             <w:rStyle w:val="Hyperlink"/>
@@ -1320,7 +1320,7 @@
       <w:r>
         <w:t xml:space="preserve"> — modifié — </w:t>
       </w:r>
-      <w:hyperlink w:history="1" r:id="rIdk_dmm-5-vuvht8thohwt_">
+      <w:hyperlink w:history="1" r:id="rIdtipxabs3odfcx8w2scgql">
         <w:r>
           <w:rPr>
             <w:rStyle w:val="Hyperlink"/>
@@ -1349,7 +1349,7 @@
       <w:r>
         <w:t xml:space="preserve"> — modifié — </w:t>
       </w:r>
-      <w:hyperlink w:history="1" r:id="rIdpqrwtbtq4ooa9u0io3rcq">
+      <w:hyperlink w:history="1" r:id="rIdy0luznfeqp3lerh9ess95">
         <w:r>
           <w:rPr>
             <w:rStyle w:val="Hyperlink"/>
@@ -1378,7 +1378,7 @@
       <w:r>
         <w:t xml:space="preserve"> — créé — </w:t>
       </w:r>
-      <w:hyperlink w:history="1" r:id="rIdwxcqihnhw1jesb-qx4cc6">
+      <w:hyperlink w:history="1" r:id="rIdmuiq4emkydhtob23dh-5s">
         <w:r>
           <w:rPr>
             <w:rStyle w:val="Hyperlink"/>
@@ -1415,7 +1415,7 @@
       <w:r>
         <w:t xml:space="preserve"> — modifié — </w:t>
       </w:r>
-      <w:hyperlink w:history="1" r:id="rIdgiswrkmuqvgyf2-lgrju6">
+      <w:hyperlink w:history="1" r:id="rId5sdzp7dj3o4qdamqjxzqf">
         <w:r>
           <w:rPr>
             <w:rStyle w:val="Hyperlink"/>

--- a/docs/developpement/phases/word/PHASE_22_DECISIONS_DU_2026_10_01_ET_RECETTES.docx
+++ b/docs/developpement/phases/word/PHASE_22_DECISIONS_DU_2026_10_01_ET_RECETTES.docx
@@ -20,7 +20,7 @@
       <w:r>
         <w:t xml:space="preserve">FlaiX Expert · dossier de développement · généré le 2026-10-25 depuis le dépôt </w:t>
       </w:r>
-      <w:hyperlink w:history="1" r:id="rIdjccjnor54lb6pngnlmwcp">
+      <w:hyperlink w:history="1" r:id="rIdssv3rorzc4khuskw9k1k2">
         <w:r>
           <w:rPr>
             <w:rStyle w:val="Hyperlink"/>
@@ -832,7 +832,7 @@
           <w:numId w:val="3"/>
         </w:numPr>
       </w:pPr>
-      <w:hyperlink w:history="1" r:id="rIde-iiobckrcsmyxxfzf_18">
+      <w:hyperlink w:history="1" r:id="rIdzx-uicjgyux5l9fknetwb">
         <w:r>
           <w:rPr>
             <w:rStyle w:val="Hyperlink"/>
@@ -852,7 +852,7 @@
           <w:numId w:val="3"/>
         </w:numPr>
       </w:pPr>
-      <w:hyperlink w:history="1" r:id="rIdfe8el3-dblv06hdn5bpfh">
+      <w:hyperlink w:history="1" r:id="rIddsm_5hy4zocxjyscb3kpc">
         <w:r>
           <w:rPr>
             <w:rStyle w:val="Hyperlink"/>
@@ -872,7 +872,7 @@
           <w:numId w:val="3"/>
         </w:numPr>
       </w:pPr>
-      <w:hyperlink w:history="1" r:id="rId-k2wm_-jdgqsbsg5vn62g">
+      <w:hyperlink w:history="1" r:id="rIdh2-vqvkgvlltl42hymi97">
         <w:r>
           <w:rPr>
             <w:rStyle w:val="Hyperlink"/>
@@ -892,7 +892,7 @@
           <w:numId w:val="3"/>
         </w:numPr>
       </w:pPr>
-      <w:hyperlink w:history="1" r:id="rIdroctzbtghs3hk7vch85jj">
+      <w:hyperlink w:history="1" r:id="rIdwue6rclpekmohgunf3uli">
         <w:r>
           <w:rPr>
             <w:rStyle w:val="Hyperlink"/>
@@ -940,7 +940,7 @@
       <w:r>
         <w:t xml:space="preserve"> — créé — </w:t>
       </w:r>
-      <w:hyperlink w:history="1" r:id="rIdyggi4tw0erfz_t8clkbow">
+      <w:hyperlink w:history="1" r:id="rIdv4kx-bjfykqwfzssmnnfv">
         <w:r>
           <w:rPr>
             <w:rStyle w:val="Hyperlink"/>
@@ -977,7 +977,7 @@
       <w:r>
         <w:t xml:space="preserve"> — créé — </w:t>
       </w:r>
-      <w:hyperlink w:history="1" r:id="rIdngbm_oepqa_mt0juaviim">
+      <w:hyperlink w:history="1" r:id="rIdf3snci8lmtqmeiporzq4e">
         <w:r>
           <w:rPr>
             <w:rStyle w:val="Hyperlink"/>
@@ -1006,7 +1006,7 @@
       <w:r>
         <w:t xml:space="preserve"> — créé — </w:t>
       </w:r>
-      <w:hyperlink w:history="1" r:id="rIdfdppibf4h04vv3-vciat9">
+      <w:hyperlink w:history="1" r:id="rIdotat-z_jil0bwwjxlbz1g">
         <w:r>
           <w:rPr>
             <w:rStyle w:val="Hyperlink"/>
@@ -1043,7 +1043,7 @@
       <w:r>
         <w:t xml:space="preserve"> — modifié — </w:t>
       </w:r>
-      <w:hyperlink w:history="1" r:id="rIdpcq7s13pi1rlma6wkjba5">
+      <w:hyperlink w:history="1" r:id="rId2f6mu9vbp0wb4qmpvy1du">
         <w:r>
           <w:rPr>
             <w:rStyle w:val="Hyperlink"/>
@@ -1072,7 +1072,7 @@
       <w:r>
         <w:t xml:space="preserve"> — modifié — </w:t>
       </w:r>
-      <w:hyperlink w:history="1" r:id="rId0otipok8xkkjxwtbaaaat">
+      <w:hyperlink w:history="1" r:id="rIdfywl3dpbl5gkutuvjqqc3">
         <w:r>
           <w:rPr>
             <w:rStyle w:val="Hyperlink"/>
@@ -1101,7 +1101,7 @@
       <w:r>
         <w:t xml:space="preserve"> — modifié — </w:t>
       </w:r>
-      <w:hyperlink w:history="1" r:id="rIdeymyx08sapm-we7itdsfs">
+      <w:hyperlink w:history="1" r:id="rIddnevbyzysqes4lxc_elq7">
         <w:r>
           <w:rPr>
             <w:rStyle w:val="Hyperlink"/>
@@ -1130,7 +1130,7 @@
       <w:r>
         <w:t xml:space="preserve"> — modifié — </w:t>
       </w:r>
-      <w:hyperlink w:history="1" r:id="rIdirhkqhlmtc48y74rtp7pe">
+      <w:hyperlink w:history="1" r:id="rIdi7nml3xszwm2ag2qmfsgu">
         <w:r>
           <w:rPr>
             <w:rStyle w:val="Hyperlink"/>
@@ -1159,7 +1159,7 @@
       <w:r>
         <w:t xml:space="preserve"> — créé — </w:t>
       </w:r>
-      <w:hyperlink w:history="1" r:id="rIdt0u4jyobwedqga2dpr1xe">
+      <w:hyperlink w:history="1" r:id="rIddlsrvufmsn0adhtkfse3c">
         <w:r>
           <w:rPr>
             <w:rStyle w:val="Hyperlink"/>
@@ -1196,7 +1196,7 @@
       <w:r>
         <w:t xml:space="preserve"> — modifié — </w:t>
       </w:r>
-      <w:hyperlink w:history="1" r:id="rIdlb05szojtqq1g2xgf-jih">
+      <w:hyperlink w:history="1" r:id="rId2rpvjchnp3wr5durxh0ms">
         <w:r>
           <w:rPr>
             <w:rStyle w:val="Hyperlink"/>
@@ -1225,7 +1225,7 @@
       <w:r>
         <w:t xml:space="preserve"> — créé — </w:t>
       </w:r>
-      <w:hyperlink w:history="1" r:id="rIdgocgrgei3khgy5cjy2qc-">
+      <w:hyperlink w:history="1" r:id="rIds7fmjrz1zio5ojoecyr5s">
         <w:r>
           <w:rPr>
             <w:rStyle w:val="Hyperlink"/>
@@ -1254,7 +1254,7 @@
       <w:r>
         <w:t xml:space="preserve"> — modifié — </w:t>
       </w:r>
-      <w:hyperlink w:history="1" r:id="rIdpppetcc7khucqb5d1lmzs">
+      <w:hyperlink w:history="1" r:id="rIdxaelsz6_efm91wet1p_du">
         <w:r>
           <w:rPr>
             <w:rStyle w:val="Hyperlink"/>
@@ -1283,7 +1283,7 @@
       <w:r>
         <w:t xml:space="preserve"> — modifié — </w:t>
       </w:r>
-      <w:hyperlink w:history="1" r:id="rIdxcaksjm8jyiysiphgwupx">
+      <w:hyperlink w:history="1" r:id="rId8dbh4fex7cjnwuc_ifbvd">
         <w:r>
           <w:rPr>
             <w:rStyle w:val="Hyperlink"/>
@@ -1320,7 +1320,7 @@
       <w:r>
         <w:t xml:space="preserve"> — modifié — </w:t>
       </w:r>
-      <w:hyperlink w:history="1" r:id="rIdtipxabs3odfcx8w2scgql">
+      <w:hyperlink w:history="1" r:id="rIdqbmyhk_nrhmkl43qvt9ei">
         <w:r>
           <w:rPr>
             <w:rStyle w:val="Hyperlink"/>
@@ -1349,7 +1349,7 @@
       <w:r>
         <w:t xml:space="preserve"> — modifié — </w:t>
       </w:r>
-      <w:hyperlink w:history="1" r:id="rIdy0luznfeqp3lerh9ess95">
+      <w:hyperlink w:history="1" r:id="rId9oyw2wdmfrl21ho1idrw-">
         <w:r>
           <w:rPr>
             <w:rStyle w:val="Hyperlink"/>
@@ -1378,7 +1378,7 @@
       <w:r>
         <w:t xml:space="preserve"> — créé — </w:t>
       </w:r>
-      <w:hyperlink w:history="1" r:id="rIdmuiq4emkydhtob23dh-5s">
+      <w:hyperlink w:history="1" r:id="rIdpthzg0b7id75fxgy_qadg">
         <w:r>
           <w:rPr>
             <w:rStyle w:val="Hyperlink"/>
@@ -1415,7 +1415,7 @@
       <w:r>
         <w:t xml:space="preserve"> — modifié — </w:t>
       </w:r>
-      <w:hyperlink w:history="1" r:id="rId5sdzp7dj3o4qdamqjxzqf">
+      <w:hyperlink w:history="1" r:id="rIdtlr8bansdyc66fqpbnfvv">
         <w:r>
           <w:rPr>
             <w:rStyle w:val="Hyperlink"/>

--- a/docs/developpement/phases/word/PHASE_22_DECISIONS_DU_2026_10_01_ET_RECETTES.docx
+++ b/docs/developpement/phases/word/PHASE_22_DECISIONS_DU_2026_10_01_ET_RECETTES.docx
@@ -20,7 +20,7 @@
       <w:r>
         <w:t xml:space="preserve">FlaiX Expert · dossier de développement · généré le 2026-10-25 depuis le dépôt </w:t>
       </w:r>
-      <w:hyperlink w:history="1" r:id="rIdssv3rorzc4khuskw9k1k2">
+      <w:hyperlink w:history="1" r:id="rIdsmzc1mr-xi2wpvgxv76os">
         <w:r>
           <w:rPr>
             <w:rStyle w:val="Hyperlink"/>
@@ -832,7 +832,7 @@
           <w:numId w:val="3"/>
         </w:numPr>
       </w:pPr>
-      <w:hyperlink w:history="1" r:id="rIdzx-uicjgyux5l9fknetwb">
+      <w:hyperlink w:history="1" r:id="rIdyl5xdgpkrr50ote5t_v9s">
         <w:r>
           <w:rPr>
             <w:rStyle w:val="Hyperlink"/>
@@ -852,7 +852,7 @@
           <w:numId w:val="3"/>
         </w:numPr>
       </w:pPr>
-      <w:hyperlink w:history="1" r:id="rIddsm_5hy4zocxjyscb3kpc">
+      <w:hyperlink w:history="1" r:id="rIdnzbbj_l57br_h0nl4njnw">
         <w:r>
           <w:rPr>
             <w:rStyle w:val="Hyperlink"/>
@@ -872,7 +872,7 @@
           <w:numId w:val="3"/>
         </w:numPr>
       </w:pPr>
-      <w:hyperlink w:history="1" r:id="rIdh2-vqvkgvlltl42hymi97">
+      <w:hyperlink w:history="1" r:id="rIdijgvsyce1znrdd2rmdcl8">
         <w:r>
           <w:rPr>
             <w:rStyle w:val="Hyperlink"/>
@@ -892,7 +892,7 @@
           <w:numId w:val="3"/>
         </w:numPr>
       </w:pPr>
-      <w:hyperlink w:history="1" r:id="rIdwue6rclpekmohgunf3uli">
+      <w:hyperlink w:history="1" r:id="rIdkjjqbuzh6qrtqtdc3fqxf">
         <w:r>
           <w:rPr>
             <w:rStyle w:val="Hyperlink"/>
@@ -940,7 +940,7 @@
       <w:r>
         <w:t xml:space="preserve"> — créé — </w:t>
       </w:r>
-      <w:hyperlink w:history="1" r:id="rIdv4kx-bjfykqwfzssmnnfv">
+      <w:hyperlink w:history="1" r:id="rId9f90ajwbs3utjg1ak-hdj">
         <w:r>
           <w:rPr>
             <w:rStyle w:val="Hyperlink"/>
@@ -977,7 +977,7 @@
       <w:r>
         <w:t xml:space="preserve"> — créé — </w:t>
       </w:r>
-      <w:hyperlink w:history="1" r:id="rIdf3snci8lmtqmeiporzq4e">
+      <w:hyperlink w:history="1" r:id="rIdtn2d5cuprjmcfyoxzjwt6">
         <w:r>
           <w:rPr>
             <w:rStyle w:val="Hyperlink"/>
@@ -1006,7 +1006,7 @@
       <w:r>
         <w:t xml:space="preserve"> — créé — </w:t>
       </w:r>
-      <w:hyperlink w:history="1" r:id="rIdotat-z_jil0bwwjxlbz1g">
+      <w:hyperlink w:history="1" r:id="rIde-uwzrysc5fh6fvglzavc">
         <w:r>
           <w:rPr>
             <w:rStyle w:val="Hyperlink"/>
@@ -1043,7 +1043,7 @@
       <w:r>
         <w:t xml:space="preserve"> — modifié — </w:t>
       </w:r>
-      <w:hyperlink w:history="1" r:id="rId2f6mu9vbp0wb4qmpvy1du">
+      <w:hyperlink w:history="1" r:id="rIdj0afcq_nwakqafh6qkoa3">
         <w:r>
           <w:rPr>
             <w:rStyle w:val="Hyperlink"/>
@@ -1072,7 +1072,7 @@
       <w:r>
         <w:t xml:space="preserve"> — modifié — </w:t>
       </w:r>
-      <w:hyperlink w:history="1" r:id="rIdfywl3dpbl5gkutuvjqqc3">
+      <w:hyperlink w:history="1" r:id="rIdtyv2g4q8h269fuoutzsty">
         <w:r>
           <w:rPr>
             <w:rStyle w:val="Hyperlink"/>
@@ -1101,7 +1101,7 @@
       <w:r>
         <w:t xml:space="preserve"> — modifié — </w:t>
       </w:r>
-      <w:hyperlink w:history="1" r:id="rIddnevbyzysqes4lxc_elq7">
+      <w:hyperlink w:history="1" r:id="rIde40rzm14uw332bxwj5jt0">
         <w:r>
           <w:rPr>
             <w:rStyle w:val="Hyperlink"/>
@@ -1130,7 +1130,7 @@
       <w:r>
         <w:t xml:space="preserve"> — modifié — </w:t>
       </w:r>
-      <w:hyperlink w:history="1" r:id="rIdi7nml3xszwm2ag2qmfsgu">
+      <w:hyperlink w:history="1" r:id="rIdzeuc1_uczxhjuxpauls2g">
         <w:r>
           <w:rPr>
             <w:rStyle w:val="Hyperlink"/>
@@ -1159,7 +1159,7 @@
       <w:r>
         <w:t xml:space="preserve"> — créé — </w:t>
       </w:r>
-      <w:hyperlink w:history="1" r:id="rIddlsrvufmsn0adhtkfse3c">
+      <w:hyperlink w:history="1" r:id="rIdhjwu4o8i9kgbjplde9pm4">
         <w:r>
           <w:rPr>
             <w:rStyle w:val="Hyperlink"/>
@@ -1196,7 +1196,7 @@
       <w:r>
         <w:t xml:space="preserve"> — modifié — </w:t>
       </w:r>
-      <w:hyperlink w:history="1" r:id="rId2rpvjchnp3wr5durxh0ms">
+      <w:hyperlink w:history="1" r:id="rId7g7fqzdmo7hvwwj3wk8ki">
         <w:r>
           <w:rPr>
             <w:rStyle w:val="Hyperlink"/>
@@ -1225,7 +1225,7 @@
       <w:r>
         <w:t xml:space="preserve"> — créé — </w:t>
       </w:r>
-      <w:hyperlink w:history="1" r:id="rIds7fmjrz1zio5ojoecyr5s">
+      <w:hyperlink w:history="1" r:id="rId7mm_kvjm9rlr2ybtfazud">
         <w:r>
           <w:rPr>
             <w:rStyle w:val="Hyperlink"/>
@@ -1254,7 +1254,7 @@
       <w:r>
         <w:t xml:space="preserve"> — modifié — </w:t>
       </w:r>
-      <w:hyperlink w:history="1" r:id="rIdxaelsz6_efm91wet1p_du">
+      <w:hyperlink w:history="1" r:id="rId4omgunladiy3oiiwznzed">
         <w:r>
           <w:rPr>
             <w:rStyle w:val="Hyperlink"/>
@@ -1283,7 +1283,7 @@
       <w:r>
         <w:t xml:space="preserve"> — modifié — </w:t>
       </w:r>
-      <w:hyperlink w:history="1" r:id="rId8dbh4fex7cjnwuc_ifbvd">
+      <w:hyperlink w:history="1" r:id="rIdm2xsq4r7gxzgkv_3idhla">
         <w:r>
           <w:rPr>
             <w:rStyle w:val="Hyperlink"/>
@@ -1320,7 +1320,7 @@
       <w:r>
         <w:t xml:space="preserve"> — modifié — </w:t>
       </w:r>
-      <w:hyperlink w:history="1" r:id="rIdqbmyhk_nrhmkl43qvt9ei">
+      <w:hyperlink w:history="1" r:id="rIdr3pwzhzdejmiqqgj1iwdk">
         <w:r>
           <w:rPr>
             <w:rStyle w:val="Hyperlink"/>
@@ -1349,7 +1349,7 @@
       <w:r>
         <w:t xml:space="preserve"> — modifié — </w:t>
       </w:r>
-      <w:hyperlink w:history="1" r:id="rId9oyw2wdmfrl21ho1idrw-">
+      <w:hyperlink w:history="1" r:id="rIdeacpaujxork6q4m4ohive">
         <w:r>
           <w:rPr>
             <w:rStyle w:val="Hyperlink"/>
@@ -1378,7 +1378,7 @@
       <w:r>
         <w:t xml:space="preserve"> — créé — </w:t>
       </w:r>
-      <w:hyperlink w:history="1" r:id="rIdpthzg0b7id75fxgy_qadg">
+      <w:hyperlink w:history="1" r:id="rIduomnqfb0hisnol-iecjba">
         <w:r>
           <w:rPr>
             <w:rStyle w:val="Hyperlink"/>
@@ -1415,7 +1415,7 @@
       <w:r>
         <w:t xml:space="preserve"> — modifié — </w:t>
       </w:r>
-      <w:hyperlink w:history="1" r:id="rIdtlr8bansdyc66fqpbnfvv">
+      <w:hyperlink w:history="1" r:id="rIdp1obihjvxxbejhhfgkzdk">
         <w:r>
           <w:rPr>
             <w:rStyle w:val="Hyperlink"/>
